--- a/4-质量管理/运行记录类文件/040207-满意度调查计划.docx
+++ b/4-质量管理/运行记录类文件/040207-满意度调查计划.docx
@@ -1,13 +1,13 @@
 
 <file path=word/document.xml><?xml version="1.0" encoding="utf-8"?>
-<w:document xmlns:wpc="http://schemas.microsoft.com/office/word/2010/wordprocessingCanvas" xmlns:cx="http://schemas.microsoft.com/office/drawing/2014/chartex" xmlns:cx1="http://schemas.microsoft.com/office/drawing/2015/9/8/chartex" xmlns:cx2="http://schemas.microsoft.com/office/drawing/2015/10/21/chartex" xmlns:cx3="http://schemas.microsoft.com/office/drawing/2016/5/9/chartex" xmlns:cx4="http://schemas.microsoft.com/office/drawing/2016/5/10/chartex" xmlns:cx5="http://schemas.microsoft.com/office/drawing/2016/5/11/chartex" xmlns:cx6="http://schemas.microsoft.com/office/drawing/2016/5/12/chartex" xmlns:cx7="http://schemas.microsoft.com/office/drawing/2016/5/13/chartex" xmlns:cx8="http://schemas.microsoft.com/office/drawing/2016/5/14/chartex" xmlns:mc="http://schemas.openxmlformats.org/markup-compatibility/2006" xmlns:aink="http://schemas.microsoft.com/office/drawing/2016/ink" xmlns:am3d="http://schemas.microsoft.com/office/drawing/2017/model3d" xmlns:o="urn:schemas-microsoft-com:office:office" xmlns:oel="http://schemas.microsoft.com/office/2019/extlst" xmlns:r="http://schemas.openxmlformats.org/officeDocument/2006/relationships" xmlns:m="http://schemas.openxmlformats.org/officeDocument/2006/math" xmlns:v="urn:schemas-microsoft-com:vml" xmlns:wp14="http://schemas.microsoft.com/office/word/2010/wordprocessingDrawing" xmlns:wp="http://schemas.openxmlformats.org/drawingml/2006/wordprocessingDrawing" xmlns:w10="urn:schemas-microsoft-com:office:word" xmlns:w="http://schemas.openxmlformats.org/wordprocessingml/2006/main" xmlns:w14="http://schemas.microsoft.com/office/word/2010/wordml" xmlns:w15="http://schemas.microsoft.com/office/word/2012/wordml" xmlns:w16cex="http://schemas.microsoft.com/office/word/2018/wordml/cex" xmlns:w16cid="http://schemas.microsoft.com/office/word/2016/wordml/cid" xmlns:w16="http://schemas.microsoft.com/office/word/2018/wordml" xmlns:w16du="http://schemas.microsoft.com/office/word/2023/wordml/word16du" xmlns:w16sdtdh="http://schemas.microsoft.com/office/word/2020/wordml/sdtdatahash" xmlns:w16sdtfl="http://schemas.microsoft.com/office/word/2024/wordml/sdtformatlock" xmlns:w16se="http://schemas.microsoft.com/office/word/2015/wordml/symex" xmlns:wpg="http://schemas.microsoft.com/office/word/2010/wordprocessingGroup" xmlns:wpi="http://schemas.microsoft.com/office/word/2010/wordprocessingInk" xmlns:wne="http://schemas.microsoft.com/office/word/2006/wordml" xmlns:wps="http://schemas.microsoft.com/office/word/2010/wordprocessingShape" mc:Ignorable="w14 w15 w16se w16cid w16 w16cex w16sdtdh w16sdtfl w16du wp14">
+<w:document xmlns:wpc="http://schemas.microsoft.com/office/word/2010/wordprocessingCanvas" xmlns:mc="http://schemas.openxmlformats.org/markup-compatibility/2006" xmlns:o="urn:schemas-microsoft-com:office:office" xmlns:r="http://schemas.openxmlformats.org/officeDocument/2006/relationships" xmlns:m="http://schemas.openxmlformats.org/officeDocument/2006/math" xmlns:v="urn:schemas-microsoft-com:vml" xmlns:wp14="http://schemas.microsoft.com/office/word/2010/wordprocessingDrawing" xmlns:wp="http://schemas.openxmlformats.org/drawingml/2006/wordprocessingDrawing" xmlns:w="http://schemas.openxmlformats.org/wordprocessingml/2006/main" xmlns:w14="http://schemas.microsoft.com/office/word/2010/wordml" xmlns:w10="urn:schemas-microsoft-com:office:word" xmlns:w15="http://schemas.microsoft.com/office/word/2012/wordml" xmlns:wpg="http://schemas.microsoft.com/office/word/2010/wordprocessingGroup" xmlns:wpi="http://schemas.microsoft.com/office/word/2010/wordprocessingInk" xmlns:wne="http://schemas.microsoft.com/office/word/2006/wordml" xmlns:wps="http://schemas.microsoft.com/office/word/2010/wordprocessingShape" xmlns:wpsCustomData="http://www.wps.cn/officeDocument/2013/wpsCustomData" mc:Ignorable="w14 w15 wp14">
   <w:body>
     <w:p>
       <w:pPr>
         <w:spacing w:before="78" w:line="219" w:lineRule="auto"/>
         <w:ind w:left="25"/>
         <w:rPr>
-          <w:rFonts w:ascii="宋体" w:eastAsia="宋体" w:hAnsi="宋体" w:cs="宋体" w:hint="eastAsia"/>
+          <w:rFonts w:hint="eastAsia" w:ascii="宋体" w:hAnsi="宋体" w:eastAsia="宋体" w:cs="宋体"/>
           <w:sz w:val="24"/>
           <w:szCs w:val="24"/>
           <w:lang w:eastAsia="zh-CN"/>
@@ -15,7 +15,7 @@
       </w:pPr>
       <w:r>
         <w:rPr>
-          <w:rFonts w:ascii="宋体" w:eastAsia="宋体" w:hAnsi="宋体" w:cs="宋体"/>
+          <w:rFonts w:ascii="宋体" w:hAnsi="宋体" w:eastAsia="宋体" w:cs="宋体"/>
           <w:b/>
           <w:bCs/>
           <w:spacing w:val="-3"/>
@@ -27,7 +27,7 @@
       </w:r>
       <w:r>
         <w:rPr>
-          <w:rFonts w:ascii="宋体" w:eastAsia="宋体" w:hAnsi="宋体" w:cs="宋体" w:hint="eastAsia"/>
+          <w:rFonts w:hint="eastAsia" w:ascii="宋体" w:hAnsi="宋体" w:eastAsia="宋体" w:cs="宋体"/>
           <w:b/>
           <w:bCs/>
           <w:spacing w:val="-3"/>
@@ -39,7 +39,7 @@
       </w:r>
       <w:r>
         <w:rPr>
-          <w:rFonts w:ascii="宋体" w:eastAsia="宋体" w:hAnsi="宋体" w:cs="宋体"/>
+          <w:rFonts w:ascii="宋体" w:hAnsi="宋体" w:eastAsia="宋体" w:cs="宋体"/>
           <w:b/>
           <w:bCs/>
           <w:spacing w:val="-3"/>
@@ -51,7 +51,7 @@
       </w:r>
       <w:r>
         <w:rPr>
-          <w:rFonts w:ascii="宋体" w:eastAsia="宋体" w:hAnsi="宋体" w:cs="宋体" w:hint="eastAsia"/>
+          <w:rFonts w:hint="eastAsia" w:ascii="宋体" w:hAnsi="宋体" w:eastAsia="宋体" w:cs="宋体"/>
           <w:b/>
           <w:bCs/>
           <w:spacing w:val="-3"/>
@@ -70,11 +70,11 @@
         <w:autoSpaceDN/>
         <w:adjustRightInd/>
         <w:snapToGrid/>
-        <w:spacing w:afterLines="1000" w:after="3120" w:line="219" w:lineRule="auto"/>
+        <w:spacing w:after="3120" w:afterLines="1000" w:line="219" w:lineRule="auto"/>
         <w:ind w:left="23"/>
         <w:textAlignment w:val="auto"/>
         <w:rPr>
-          <w:rFonts w:ascii="宋体" w:eastAsia="宋体" w:hAnsi="宋体" w:cs="宋体" w:hint="eastAsia"/>
+          <w:rFonts w:hint="eastAsia" w:ascii="宋体" w:hAnsi="宋体" w:eastAsia="宋体" w:cs="宋体"/>
           <w:sz w:val="24"/>
           <w:szCs w:val="24"/>
           <w:lang w:eastAsia="zh-CN"/>
@@ -82,7 +82,7 @@
       </w:pPr>
       <w:r>
         <w:rPr>
-          <w:rFonts w:ascii="宋体" w:eastAsia="宋体" w:hAnsi="宋体" w:cs="宋体"/>
+          <w:rFonts w:ascii="宋体" w:hAnsi="宋体" w:eastAsia="宋体" w:cs="宋体"/>
           <w:b/>
           <w:bCs/>
           <w:spacing w:val="240"/>
@@ -94,7 +94,7 @@
       </w:r>
       <w:r>
         <w:rPr>
-          <w:rFonts w:ascii="宋体" w:eastAsia="宋体" w:hAnsi="宋体" w:cs="宋体"/>
+          <w:rFonts w:ascii="宋体" w:hAnsi="宋体" w:eastAsia="宋体" w:cs="宋体"/>
           <w:b/>
           <w:bCs/>
           <w:sz w:val="24"/>
@@ -105,7 +105,7 @@
       </w:r>
       <w:r>
         <w:rPr>
-          <w:rFonts w:ascii="宋体" w:eastAsia="宋体" w:hAnsi="宋体" w:cs="宋体"/>
+          <w:rFonts w:ascii="宋体" w:hAnsi="宋体" w:eastAsia="宋体" w:cs="宋体"/>
           <w:b/>
           <w:bCs/>
           <w:spacing w:val="-5"/>
@@ -118,13 +118,13 @@
     </w:p>
     <w:p>
       <w:pPr>
-        <w:pStyle w:val="ab"/>
+        <w:pStyle w:val="24"/>
         <w:spacing w:after="1872"/>
         <w:rPr>
           <w:lang w:eastAsia="zh-CN"/>
         </w:rPr>
       </w:pPr>
-      <w:bookmarkStart w:id="0" w:name="_Toc22143"/>
+      <w:bookmarkStart w:id="0" w:name="_Toc3711"/>
       <w:r>
         <w:rPr>
           <w:lang w:eastAsia="zh-CN"/>
@@ -135,13 +135,13 @@
     </w:p>
     <w:p>
       <w:pPr>
-        <w:pStyle w:val="ac"/>
+        <w:pStyle w:val="25"/>
         <w:spacing w:after="2808"/>
         <w:rPr>
           <w:rFonts w:hint="eastAsia"/>
         </w:rPr>
       </w:pPr>
-      <w:bookmarkStart w:id="1" w:name="_Toc5407"/>
+      <w:bookmarkStart w:id="1" w:name="_Toc31977"/>
       <w:r>
         <w:rPr>
           <w:rFonts w:hint="eastAsia"/>
@@ -153,26 +153,48 @@
     </w:p>
     <w:tbl>
       <w:tblPr>
-        <w:tblStyle w:val="a9"/>
+        <w:tblStyle w:val="21"/>
         <w:tblW w:w="0" w:type="auto"/>
         <w:tblInd w:w="2443" w:type="dxa"/>
         <w:tblBorders>
-          <w:top w:val="nil"/>
-          <w:left w:val="nil"/>
-          <w:bottom w:val="nil"/>
-          <w:right w:val="nil"/>
-          <w:insideH w:val="nil"/>
-          <w:insideV w:val="nil"/>
+          <w:top w:val="none" w:color="auto" w:sz="0" w:space="0"/>
+          <w:left w:val="none" w:color="auto" w:sz="0" w:space="0"/>
+          <w:bottom w:val="none" w:color="auto" w:sz="0" w:space="0"/>
+          <w:right w:val="none" w:color="auto" w:sz="0" w:space="0"/>
+          <w:insideH w:val="none" w:color="auto" w:sz="0" w:space="0"/>
+          <w:insideV w:val="none" w:color="auto" w:sz="0" w:space="0"/>
         </w:tblBorders>
-        <w:tblLook w:val="04A0" w:firstRow="1" w:lastRow="0" w:firstColumn="1" w:lastColumn="0" w:noHBand="0" w:noVBand="1"/>
+        <w:tblLayout w:type="autofit"/>
+        <w:tblCellMar>
+          <w:top w:w="0" w:type="dxa"/>
+          <w:left w:w="108" w:type="dxa"/>
+          <w:bottom w:w="0" w:type="dxa"/>
+          <w:right w:w="108" w:type="dxa"/>
+        </w:tblCellMar>
       </w:tblPr>
       <w:tblGrid>
-        <w:gridCol w:w="1754"/>
-        <w:gridCol w:w="4109"/>
+        <w:gridCol w:w="1818"/>
+        <w:gridCol w:w="4261"/>
       </w:tblGrid>
       <w:tr>
+        <w:tblPrEx>
+          <w:tblBorders>
+            <w:top w:val="none" w:color="auto" w:sz="0" w:space="0"/>
+            <w:left w:val="none" w:color="auto" w:sz="0" w:space="0"/>
+            <w:bottom w:val="none" w:color="auto" w:sz="0" w:space="0"/>
+            <w:right w:val="none" w:color="auto" w:sz="0" w:space="0"/>
+            <w:insideH w:val="none" w:color="auto" w:sz="0" w:space="0"/>
+            <w:insideV w:val="none" w:color="auto" w:sz="0" w:space="0"/>
+          </w:tblBorders>
+          <w:tblCellMar>
+            <w:top w:w="0" w:type="dxa"/>
+            <w:left w:w="108" w:type="dxa"/>
+            <w:bottom w:w="0" w:type="dxa"/>
+            <w:right w:w="108" w:type="dxa"/>
+          </w:tblCellMar>
+        </w:tblPrEx>
         <w:trPr>
-          <w:trHeight w:val="810"/>
+          <w:trHeight w:val="810" w:hRule="atLeast"/>
         </w:trPr>
         <w:tc>
           <w:tcPr>
@@ -180,6 +202,8 @@
           </w:tcPr>
           <w:p>
             <w:pPr>
+              <w:widowControl w:val="0"/>
+              <w:jc w:val="both"/>
               <w:rPr>
                 <w:lang w:eastAsia="zh-CN"/>
               </w:rPr>
@@ -193,7 +217,7 @@
             </w:r>
             <w:r>
               <w:rPr>
-                <w:rFonts w:asciiTheme="minorHAnsi" w:eastAsiaTheme="minorEastAsia" w:hAnsiTheme="minorHAnsi"/>
+                <w:rFonts w:asciiTheme="minorHAnsi" w:hAnsiTheme="minorHAnsi" w:eastAsiaTheme="minorEastAsia"/>
                 <w:spacing w:val="227"/>
                 <w:lang w:eastAsia="zh-CN"/>
               </w:rPr>
@@ -203,32 +227,35 @@
               <w:rPr>
                 <w:rFonts w:hint="eastAsia"/>
                 <w:u w:val="single"/>
+                <w:lang w:val="en-US" w:eastAsia="zh-CN"/>
+              </w:rPr>
+              <w:t>赵聪</w:t>
+            </w:r>
+          </w:p>
+        </w:tc>
+        <w:tc>
+          <w:tcPr>
+            <w:tcW w:w="4261" w:type="dxa"/>
+          </w:tcPr>
+          <w:p>
+            <w:pPr>
+              <w:widowControl w:val="0"/>
+              <w:jc w:val="both"/>
+              <w:rPr>
+                <w:rFonts w:hint="default"/>
+                <w:lang w:val="en-US" w:eastAsia="zh-CN"/>
+              </w:rPr>
+            </w:pPr>
+            <w:r>
+              <w:rPr>
+                <w:rFonts w:hint="eastAsia"/>
                 <w:lang w:eastAsia="zh-CN"/>
               </w:rPr>
-              <w:t>孙光莉</w:t>
-            </w:r>
-          </w:p>
-        </w:tc>
-        <w:tc>
-          <w:tcPr>
-            <w:tcW w:w="4261" w:type="dxa"/>
-          </w:tcPr>
-          <w:p>
-            <w:pPr>
-              <w:rPr>
-                <w:lang w:eastAsia="zh-CN"/>
-              </w:rPr>
-            </w:pPr>
-            <w:r>
-              <w:rPr>
-                <w:rFonts w:hint="eastAsia"/>
-                <w:lang w:eastAsia="zh-CN"/>
-              </w:rPr>
               <w:t>编制时间</w:t>
             </w:r>
             <w:r>
               <w:rPr>
-                <w:rFonts w:asciiTheme="minorHAnsi" w:eastAsiaTheme="minorEastAsia" w:hAnsiTheme="minorHAnsi" w:hint="eastAsia"/>
+                <w:rFonts w:hint="eastAsia" w:asciiTheme="minorHAnsi" w:hAnsiTheme="minorHAnsi" w:eastAsiaTheme="minorEastAsia"/>
                 <w:spacing w:val="227"/>
                 <w:lang w:eastAsia="zh-CN"/>
               </w:rPr>
@@ -244,11 +271,27 @@
             </w:r>
             <w:r>
               <w:rPr>
-                <w:rFonts w:eastAsiaTheme="minorEastAsia" w:hint="eastAsia"/>
+                <w:rFonts w:hint="eastAsia"/>
+                <w:u w:val="single"/>
+                <w:lang w:val="en-US" w:eastAsia="zh-CN"/>
+              </w:rPr>
+              <w:t>5</w:t>
+            </w:r>
+            <w:r>
+              <w:rPr>
+                <w:rFonts w:hint="eastAsia"/>
                 <w:u w:val="single"/>
                 <w:lang w:eastAsia="zh-CN"/>
               </w:rPr>
-              <w:t>6</w:t>
+              <w:t>.1</w:t>
+            </w:r>
+            <w:r>
+              <w:rPr>
+                <w:rFonts w:hint="eastAsia"/>
+                <w:u w:val="single"/>
+                <w:lang w:val="en-US" w:eastAsia="zh-CN"/>
+              </w:rPr>
+              <w:t>2</w:t>
             </w:r>
             <w:r>
               <w:rPr>
@@ -256,14 +299,38 @@
                 <w:u w:val="single"/>
                 <w:lang w:eastAsia="zh-CN"/>
               </w:rPr>
-              <w:t>.1.01</w:t>
+              <w:t>.</w:t>
+            </w:r>
+            <w:r>
+              <w:rPr>
+                <w:rFonts w:hint="eastAsia"/>
+                <w:u w:val="single"/>
+                <w:lang w:val="en-US" w:eastAsia="zh-CN"/>
+              </w:rPr>
+              <w:t>10</w:t>
             </w:r>
           </w:p>
         </w:tc>
       </w:tr>
       <w:tr>
+        <w:tblPrEx>
+          <w:tblBorders>
+            <w:top w:val="none" w:color="auto" w:sz="0" w:space="0"/>
+            <w:left w:val="none" w:color="auto" w:sz="0" w:space="0"/>
+            <w:bottom w:val="none" w:color="auto" w:sz="0" w:space="0"/>
+            <w:right w:val="none" w:color="auto" w:sz="0" w:space="0"/>
+            <w:insideH w:val="none" w:color="auto" w:sz="0" w:space="0"/>
+            <w:insideV w:val="none" w:color="auto" w:sz="0" w:space="0"/>
+          </w:tblBorders>
+          <w:tblCellMar>
+            <w:top w:w="0" w:type="dxa"/>
+            <w:left w:w="108" w:type="dxa"/>
+            <w:bottom w:w="0" w:type="dxa"/>
+            <w:right w:w="108" w:type="dxa"/>
+          </w:tblCellMar>
+        </w:tblPrEx>
         <w:trPr>
-          <w:trHeight w:val="810"/>
+          <w:trHeight w:val="810" w:hRule="atLeast"/>
         </w:trPr>
         <w:tc>
           <w:tcPr>
@@ -271,6 +338,8 @@
           </w:tcPr>
           <w:p>
             <w:pPr>
+              <w:widowControl w:val="0"/>
+              <w:jc w:val="both"/>
               <w:rPr>
                 <w:lang w:eastAsia="zh-CN"/>
               </w:rPr>
@@ -284,7 +353,7 @@
             </w:r>
             <w:r>
               <w:rPr>
-                <w:rFonts w:asciiTheme="minorHAnsi" w:eastAsiaTheme="minorEastAsia" w:hAnsiTheme="minorHAnsi"/>
+                <w:rFonts w:asciiTheme="minorHAnsi" w:hAnsiTheme="minorHAnsi" w:eastAsiaTheme="minorEastAsia"/>
                 <w:spacing w:val="227"/>
                 <w:lang w:eastAsia="zh-CN"/>
               </w:rPr>
@@ -293,34 +362,133 @@
             <w:r>
               <w:rPr>
                 <w:rFonts w:hint="eastAsia"/>
-                <w:spacing w:val="105"/>
+                <w:u w:val="single"/>
+                <w:lang w:val="en-US" w:eastAsia="zh-CN"/>
+              </w:rPr>
+              <w:t>刘钢要</w:t>
+            </w:r>
+          </w:p>
+        </w:tc>
+        <w:tc>
+          <w:tcPr>
+            <w:tcW w:w="4261" w:type="dxa"/>
+          </w:tcPr>
+          <w:p>
+            <w:pPr>
+              <w:widowControl w:val="0"/>
+              <w:jc w:val="both"/>
+              <w:rPr>
+                <w:lang w:eastAsia="zh-CN"/>
+              </w:rPr>
+            </w:pPr>
+            <w:r>
+              <w:rPr>
+                <w:rFonts w:hint="eastAsia"/>
+                <w:lang w:eastAsia="zh-CN"/>
+              </w:rPr>
+              <w:t>编制时间</w:t>
+            </w:r>
+            <w:r>
+              <w:rPr>
+                <w:rFonts w:hint="eastAsia" w:asciiTheme="minorHAnsi" w:hAnsiTheme="minorHAnsi" w:eastAsiaTheme="minorEastAsia"/>
+                <w:spacing w:val="227"/>
+                <w:lang w:eastAsia="zh-CN"/>
+              </w:rPr>
+              <w:t>:</w:t>
+            </w:r>
+            <w:r>
+              <w:rPr>
+                <w:rFonts w:hint="eastAsia"/>
                 <w:u w:val="single"/>
                 <w:lang w:eastAsia="zh-CN"/>
               </w:rPr>
-              <w:t>严长运</w:t>
-            </w:r>
-          </w:p>
-        </w:tc>
-        <w:tc>
-          <w:tcPr>
-            <w:tcW w:w="4261" w:type="dxa"/>
-          </w:tcPr>
-          <w:p>
-            <w:pPr>
-              <w:rPr>
+              <w:t>202</w:t>
+            </w:r>
+            <w:r>
+              <w:rPr>
+                <w:rFonts w:hint="eastAsia"/>
+                <w:u w:val="single"/>
+                <w:lang w:val="en-US" w:eastAsia="zh-CN"/>
+              </w:rPr>
+              <w:t>5</w:t>
+            </w:r>
+            <w:r>
+              <w:rPr>
+                <w:rFonts w:hint="eastAsia"/>
+                <w:u w:val="single"/>
                 <w:lang w:eastAsia="zh-CN"/>
               </w:rPr>
-            </w:pPr>
-            <w:r>
-              <w:rPr>
-                <w:rFonts w:hint="eastAsia"/>
+              <w:t>.1</w:t>
+            </w:r>
+            <w:r>
+              <w:rPr>
+                <w:rFonts w:hint="eastAsia"/>
+                <w:u w:val="single"/>
+                <w:lang w:val="en-US" w:eastAsia="zh-CN"/>
+              </w:rPr>
+              <w:t>2</w:t>
+            </w:r>
+            <w:r>
+              <w:rPr>
+                <w:rFonts w:hint="eastAsia"/>
+                <w:u w:val="single"/>
                 <w:lang w:eastAsia="zh-CN"/>
               </w:rPr>
-              <w:t>编制时间</w:t>
-            </w:r>
-            <w:r>
-              <w:rPr>
-                <w:rFonts w:asciiTheme="minorHAnsi" w:eastAsiaTheme="minorEastAsia" w:hAnsiTheme="minorHAnsi" w:hint="eastAsia"/>
+              <w:t>.</w:t>
+            </w:r>
+            <w:r>
+              <w:rPr>
+                <w:rFonts w:hint="eastAsia"/>
+                <w:u w:val="single"/>
+                <w:lang w:val="en-US" w:eastAsia="zh-CN"/>
+              </w:rPr>
+              <w:t>10</w:t>
+            </w:r>
+          </w:p>
+        </w:tc>
+      </w:tr>
+      <w:tr>
+        <w:tblPrEx>
+          <w:tblBorders>
+            <w:top w:val="none" w:color="auto" w:sz="0" w:space="0"/>
+            <w:left w:val="none" w:color="auto" w:sz="0" w:space="0"/>
+            <w:bottom w:val="none" w:color="auto" w:sz="0" w:space="0"/>
+            <w:right w:val="none" w:color="auto" w:sz="0" w:space="0"/>
+            <w:insideH w:val="none" w:color="auto" w:sz="0" w:space="0"/>
+            <w:insideV w:val="none" w:color="auto" w:sz="0" w:space="0"/>
+          </w:tblBorders>
+          <w:tblCellMar>
+            <w:top w:w="0" w:type="dxa"/>
+            <w:left w:w="108" w:type="dxa"/>
+            <w:bottom w:w="0" w:type="dxa"/>
+            <w:right w:w="108" w:type="dxa"/>
+          </w:tblCellMar>
+        </w:tblPrEx>
+        <w:trPr>
+          <w:trHeight w:val="635" w:hRule="atLeast"/>
+        </w:trPr>
+        <w:tc>
+          <w:tcPr>
+            <w:tcW w:w="1818" w:type="dxa"/>
+          </w:tcPr>
+          <w:p>
+            <w:pPr>
+              <w:widowControl w:val="0"/>
+              <w:jc w:val="both"/>
+              <w:rPr>
+                <w:lang w:eastAsia="zh-CN"/>
+              </w:rPr>
+            </w:pPr>
+            <w:r>
+              <w:rPr>
+                <w:rFonts w:hint="eastAsia"/>
+                <w:lang w:eastAsia="zh-CN"/>
+              </w:rPr>
+              <w:t>批准人</w:t>
+            </w:r>
+            <w:r>
+              <w:rPr>
+                <w:rFonts w:hint="eastAsia" w:asciiTheme="minorHAnsi" w:hAnsiTheme="minorHAnsi" w:eastAsiaTheme="minorEastAsia"/>
                 <w:spacing w:val="227"/>
                 <w:lang w:eastAsia="zh-CN"/>
               </w:rPr>
@@ -332,15 +500,52 @@
                 <w:u w:val="single"/>
                 <w:lang w:eastAsia="zh-CN"/>
               </w:rPr>
-              <w:t>202</w:t>
-            </w:r>
-            <w:r>
-              <w:rPr>
-                <w:rFonts w:eastAsiaTheme="minorEastAsia" w:hint="eastAsia"/>
+              <w:t>鲁玉锋</w:t>
+            </w:r>
+          </w:p>
+        </w:tc>
+        <w:tc>
+          <w:tcPr>
+            <w:tcW w:w="4261" w:type="dxa"/>
+          </w:tcPr>
+          <w:p>
+            <w:pPr>
+              <w:widowControl w:val="0"/>
+              <w:jc w:val="both"/>
+              <w:rPr>
+                <w:lang w:eastAsia="zh-CN"/>
+              </w:rPr>
+            </w:pPr>
+            <w:r>
+              <w:rPr>
+                <w:rFonts w:hint="eastAsia"/>
+                <w:lang w:eastAsia="zh-CN"/>
+              </w:rPr>
+              <w:t>审批时间</w:t>
+            </w:r>
+            <w:r>
+              <w:rPr>
+                <w:rFonts w:hint="eastAsia" w:asciiTheme="minorHAnsi" w:hAnsiTheme="minorHAnsi" w:eastAsiaTheme="minorEastAsia"/>
+                <w:spacing w:val="227"/>
+                <w:lang w:eastAsia="zh-CN"/>
+              </w:rPr>
+              <w:t>:</w:t>
+            </w:r>
+            <w:r>
+              <w:rPr>
+                <w:rFonts w:hint="eastAsia"/>
                 <w:u w:val="single"/>
                 <w:lang w:eastAsia="zh-CN"/>
               </w:rPr>
-              <w:t>6</w:t>
+              <w:t>202</w:t>
+            </w:r>
+            <w:r>
+              <w:rPr>
+                <w:rFonts w:hint="eastAsia"/>
+                <w:u w:val="single"/>
+                <w:lang w:val="en-US" w:eastAsia="zh-CN"/>
+              </w:rPr>
+              <w:t>5</w:t>
             </w:r>
             <w:r>
               <w:rPr>
@@ -348,39 +553,15 @@
                 <w:u w:val="single"/>
                 <w:lang w:eastAsia="zh-CN"/>
               </w:rPr>
-              <w:t>.1.01</w:t>
-            </w:r>
-          </w:p>
-        </w:tc>
-      </w:tr>
-      <w:tr>
-        <w:trPr>
-          <w:trHeight w:val="635"/>
-        </w:trPr>
-        <w:tc>
-          <w:tcPr>
-            <w:tcW w:w="1818" w:type="dxa"/>
-          </w:tcPr>
-          <w:p>
-            <w:pPr>
-              <w:rPr>
-                <w:lang w:eastAsia="zh-CN"/>
-              </w:rPr>
-            </w:pPr>
-            <w:r>
-              <w:rPr>
-                <w:rFonts w:hint="eastAsia"/>
-                <w:lang w:eastAsia="zh-CN"/>
-              </w:rPr>
-              <w:t>批准人</w:t>
-            </w:r>
-            <w:r>
-              <w:rPr>
-                <w:rFonts w:asciiTheme="minorHAnsi" w:eastAsiaTheme="minorEastAsia" w:hAnsiTheme="minorHAnsi" w:hint="eastAsia"/>
-                <w:spacing w:val="227"/>
-                <w:lang w:eastAsia="zh-CN"/>
-              </w:rPr>
-              <w:t>:</w:t>
+              <w:t>.1</w:t>
+            </w:r>
+            <w:r>
+              <w:rPr>
+                <w:rFonts w:hint="eastAsia"/>
+                <w:u w:val="single"/>
+                <w:lang w:val="en-US" w:eastAsia="zh-CN"/>
+              </w:rPr>
+              <w:t>2</w:t>
             </w:r>
             <w:r>
               <w:rPr>
@@ -388,58 +569,15 @@
                 <w:u w:val="single"/>
                 <w:lang w:eastAsia="zh-CN"/>
               </w:rPr>
-              <w:t>鲁玉锋</w:t>
-            </w:r>
-          </w:p>
-        </w:tc>
-        <w:tc>
-          <w:tcPr>
-            <w:tcW w:w="4261" w:type="dxa"/>
-          </w:tcPr>
-          <w:p>
-            <w:pPr>
-              <w:rPr>
-                <w:lang w:eastAsia="zh-CN"/>
-              </w:rPr>
-            </w:pPr>
-            <w:r>
-              <w:rPr>
-                <w:rFonts w:hint="eastAsia"/>
-                <w:lang w:eastAsia="zh-CN"/>
-              </w:rPr>
-              <w:t>审批时间</w:t>
-            </w:r>
-            <w:r>
-              <w:rPr>
-                <w:rFonts w:asciiTheme="minorHAnsi" w:eastAsiaTheme="minorEastAsia" w:hAnsiTheme="minorHAnsi" w:hint="eastAsia"/>
-                <w:spacing w:val="227"/>
-                <w:lang w:eastAsia="zh-CN"/>
-              </w:rPr>
-              <w:t>:</w:t>
+              <w:t>.</w:t>
             </w:r>
             <w:r>
               <w:rPr>
                 <w:rFonts w:hint="eastAsia"/>
                 <w:u w:val="single"/>
-                <w:lang w:eastAsia="zh-CN"/>
-              </w:rPr>
-              <w:t>202</w:t>
-            </w:r>
-            <w:r>
-              <w:rPr>
-                <w:rFonts w:eastAsiaTheme="minorEastAsia" w:hint="eastAsia"/>
-                <w:u w:val="single"/>
-                <w:lang w:eastAsia="zh-CN"/>
-              </w:rPr>
-              <w:t>6</w:t>
-            </w:r>
-            <w:r>
-              <w:rPr>
-                <w:rFonts w:hint="eastAsia"/>
-                <w:u w:val="single"/>
-                <w:lang w:eastAsia="zh-CN"/>
-              </w:rPr>
-              <w:t>.1.01</w:t>
+                <w:lang w:val="en-US" w:eastAsia="zh-CN"/>
+              </w:rPr>
+              <w:t>10</w:t>
             </w:r>
           </w:p>
         </w:tc>
@@ -455,39 +593,43 @@
         <w:spacing w:before="153" w:line="225" w:lineRule="auto"/>
         <w:ind w:left="3634"/>
         <w:rPr>
-          <w:rFonts w:ascii="宋体" w:eastAsia="宋体" w:hAnsi="宋体" w:cs="宋体" w:hint="eastAsia"/>
+          <w:rFonts w:hint="eastAsia" w:ascii="宋体" w:hAnsi="宋体" w:eastAsia="宋体" w:cs="宋体"/>
           <w:sz w:val="31"/>
           <w:szCs w:val="31"/>
         </w:rPr>
       </w:pPr>
       <w:r>
         <w:rPr>
-          <w:rFonts w:ascii="宋体" w:eastAsia="宋体" w:hAnsi="宋体" w:cs="宋体"/>
+          <w:rFonts w:ascii="宋体" w:hAnsi="宋体" w:eastAsia="宋体" w:cs="宋体"/>
           <w:b/>
           <w:bCs/>
           <w:spacing w:val="4"/>
           <w:sz w:val="31"/>
           <w:szCs w:val="31"/>
         </w:rPr>
-        <w:lastRenderedPageBreak/>
         <w:t>修订记录</w:t>
       </w:r>
     </w:p>
     <w:tbl>
       <w:tblPr>
-        <w:tblStyle w:val="TableNormal0"/>
+        <w:tblStyle w:val="26"/>
         <w:tblW w:w="8301" w:type="dxa"/>
         <w:tblInd w:w="2" w:type="dxa"/>
         <w:tblBorders>
-          <w:top w:val="single" w:sz="2" w:space="0" w:color="000000"/>
-          <w:left w:val="single" w:sz="2" w:space="0" w:color="000000"/>
-          <w:bottom w:val="single" w:sz="2" w:space="0" w:color="000000"/>
-          <w:right w:val="single" w:sz="2" w:space="0" w:color="000000"/>
-          <w:insideH w:val="single" w:sz="2" w:space="0" w:color="000000"/>
-          <w:insideV w:val="single" w:sz="2" w:space="0" w:color="000000"/>
+          <w:top w:val="single" w:color="000000" w:sz="2" w:space="0"/>
+          <w:left w:val="single" w:color="000000" w:sz="2" w:space="0"/>
+          <w:bottom w:val="single" w:color="000000" w:sz="2" w:space="0"/>
+          <w:right w:val="single" w:color="000000" w:sz="2" w:space="0"/>
+          <w:insideH w:val="single" w:color="000000" w:sz="2" w:space="0"/>
+          <w:insideV w:val="single" w:color="000000" w:sz="2" w:space="0"/>
         </w:tblBorders>
         <w:tblLayout w:type="fixed"/>
-        <w:tblLook w:val="04A0" w:firstRow="1" w:lastRow="0" w:firstColumn="1" w:lastColumn="0" w:noHBand="0" w:noVBand="1"/>
+        <w:tblCellMar>
+          <w:top w:w="0" w:type="dxa"/>
+          <w:left w:w="0" w:type="dxa"/>
+          <w:bottom w:w="0" w:type="dxa"/>
+          <w:right w:w="0" w:type="dxa"/>
+        </w:tblCellMar>
       </w:tblPr>
       <w:tblGrid>
         <w:gridCol w:w="1555"/>
@@ -498,8 +640,24 @@
         <w:gridCol w:w="1240"/>
       </w:tblGrid>
       <w:tr>
+        <w:tblPrEx>
+          <w:tblBorders>
+            <w:top w:val="single" w:color="000000" w:sz="2" w:space="0"/>
+            <w:left w:val="single" w:color="000000" w:sz="2" w:space="0"/>
+            <w:bottom w:val="single" w:color="000000" w:sz="2" w:space="0"/>
+            <w:right w:val="single" w:color="000000" w:sz="2" w:space="0"/>
+            <w:insideH w:val="single" w:color="000000" w:sz="2" w:space="0"/>
+            <w:insideV w:val="single" w:color="000000" w:sz="2" w:space="0"/>
+          </w:tblBorders>
+          <w:tblCellMar>
+            <w:top w:w="0" w:type="dxa"/>
+            <w:left w:w="0" w:type="dxa"/>
+            <w:bottom w:w="0" w:type="dxa"/>
+            <w:right w:w="0" w:type="dxa"/>
+          </w:tblCellMar>
+        </w:tblPrEx>
         <w:trPr>
-          <w:trHeight w:val="593"/>
+          <w:trHeight w:val="593" w:hRule="atLeast"/>
         </w:trPr>
         <w:tc>
           <w:tcPr>
@@ -510,14 +668,14 @@
               <w:spacing w:before="176" w:line="228" w:lineRule="auto"/>
               <w:ind w:left="607"/>
               <w:rPr>
-                <w:rFonts w:ascii="宋体" w:eastAsia="宋体" w:hAnsi="宋体" w:cs="宋体" w:hint="eastAsia"/>
-                <w:sz w:val="20"/>
-                <w:szCs w:val="20"/>
-              </w:rPr>
-            </w:pPr>
-            <w:r>
-              <w:rPr>
-                <w:rFonts w:ascii="宋体" w:eastAsia="宋体" w:hAnsi="宋体" w:cs="宋体"/>
+                <w:rFonts w:hint="eastAsia" w:ascii="宋体" w:hAnsi="宋体" w:eastAsia="宋体" w:cs="宋体"/>
+                <w:sz w:val="20"/>
+                <w:szCs w:val="20"/>
+              </w:rPr>
+            </w:pPr>
+            <w:r>
+              <w:rPr>
+                <w:rFonts w:ascii="宋体" w:hAnsi="宋体" w:eastAsia="宋体" w:cs="宋体"/>
                 <w:spacing w:val="-14"/>
                 <w:sz w:val="20"/>
                 <w:szCs w:val="20"/>
@@ -535,14 +693,14 @@
               <w:spacing w:before="175" w:line="227" w:lineRule="auto"/>
               <w:ind w:left="253"/>
               <w:rPr>
-                <w:rFonts w:ascii="宋体" w:eastAsia="宋体" w:hAnsi="宋体" w:cs="宋体" w:hint="eastAsia"/>
-                <w:sz w:val="20"/>
-                <w:szCs w:val="20"/>
-              </w:rPr>
-            </w:pPr>
-            <w:r>
-              <w:rPr>
-                <w:rFonts w:ascii="宋体" w:eastAsia="宋体" w:hAnsi="宋体" w:cs="宋体"/>
+                <w:rFonts w:hint="eastAsia" w:ascii="宋体" w:hAnsi="宋体" w:eastAsia="宋体" w:cs="宋体"/>
+                <w:sz w:val="20"/>
+                <w:szCs w:val="20"/>
+              </w:rPr>
+            </w:pPr>
+            <w:r>
+              <w:rPr>
+                <w:rFonts w:ascii="宋体" w:hAnsi="宋体" w:eastAsia="宋体" w:cs="宋体"/>
                 <w:spacing w:val="4"/>
                 <w:sz w:val="20"/>
                 <w:szCs w:val="20"/>
@@ -560,14 +718,14 @@
               <w:spacing w:before="175" w:line="228" w:lineRule="auto"/>
               <w:ind w:left="730"/>
               <w:rPr>
-                <w:rFonts w:ascii="宋体" w:eastAsia="宋体" w:hAnsi="宋体" w:cs="宋体" w:hint="eastAsia"/>
-                <w:sz w:val="20"/>
-                <w:szCs w:val="20"/>
-              </w:rPr>
-            </w:pPr>
-            <w:r>
-              <w:rPr>
-                <w:rFonts w:ascii="宋体" w:eastAsia="宋体" w:hAnsi="宋体" w:cs="宋体"/>
+                <w:rFonts w:hint="eastAsia" w:ascii="宋体" w:hAnsi="宋体" w:eastAsia="宋体" w:cs="宋体"/>
+                <w:sz w:val="20"/>
+                <w:szCs w:val="20"/>
+              </w:rPr>
+            </w:pPr>
+            <w:r>
+              <w:rPr>
+                <w:rFonts w:ascii="宋体" w:hAnsi="宋体" w:eastAsia="宋体" w:cs="宋体"/>
                 <w:spacing w:val="7"/>
                 <w:sz w:val="20"/>
                 <w:szCs w:val="20"/>
@@ -585,14 +743,14 @@
               <w:spacing w:before="175" w:line="228" w:lineRule="auto"/>
               <w:ind w:left="310"/>
               <w:rPr>
-                <w:rFonts w:ascii="宋体" w:eastAsia="宋体" w:hAnsi="宋体" w:cs="宋体" w:hint="eastAsia"/>
-                <w:sz w:val="20"/>
-                <w:szCs w:val="20"/>
-              </w:rPr>
-            </w:pPr>
-            <w:r>
-              <w:rPr>
-                <w:rFonts w:ascii="宋体" w:eastAsia="宋体" w:hAnsi="宋体" w:cs="宋体"/>
+                <w:rFonts w:hint="eastAsia" w:ascii="宋体" w:hAnsi="宋体" w:eastAsia="宋体" w:cs="宋体"/>
+                <w:sz w:val="20"/>
+                <w:szCs w:val="20"/>
+              </w:rPr>
+            </w:pPr>
+            <w:r>
+              <w:rPr>
+                <w:rFonts w:ascii="宋体" w:hAnsi="宋体" w:eastAsia="宋体" w:cs="宋体"/>
                 <w:spacing w:val="6"/>
                 <w:sz w:val="20"/>
                 <w:szCs w:val="20"/>
@@ -610,7 +768,7 @@
               <w:spacing w:before="175" w:line="228" w:lineRule="auto"/>
               <w:ind w:left="310"/>
               <w:rPr>
-                <w:rFonts w:ascii="宋体" w:eastAsia="宋体" w:hAnsi="宋体" w:cs="宋体" w:hint="eastAsia"/>
+                <w:rFonts w:hint="eastAsia" w:ascii="宋体" w:hAnsi="宋体" w:eastAsia="宋体" w:cs="宋体"/>
                 <w:spacing w:val="6"/>
                 <w:sz w:val="20"/>
                 <w:szCs w:val="20"/>
@@ -619,7 +777,7 @@
             </w:pPr>
             <w:r>
               <w:rPr>
-                <w:rFonts w:ascii="宋体" w:eastAsia="宋体" w:hAnsi="宋体" w:cs="宋体" w:hint="eastAsia"/>
+                <w:rFonts w:hint="eastAsia" w:ascii="宋体" w:hAnsi="宋体" w:eastAsia="宋体" w:cs="宋体"/>
                 <w:spacing w:val="6"/>
                 <w:sz w:val="20"/>
                 <w:szCs w:val="20"/>
@@ -638,14 +796,14 @@
               <w:spacing w:before="176" w:line="229" w:lineRule="auto"/>
               <w:ind w:left="311"/>
               <w:rPr>
-                <w:rFonts w:ascii="宋体" w:eastAsia="宋体" w:hAnsi="宋体" w:cs="宋体" w:hint="eastAsia"/>
-                <w:sz w:val="20"/>
-                <w:szCs w:val="20"/>
-              </w:rPr>
-            </w:pPr>
-            <w:r>
-              <w:rPr>
-                <w:rFonts w:ascii="宋体" w:eastAsia="宋体" w:hAnsi="宋体" w:cs="宋体"/>
+                <w:rFonts w:hint="eastAsia" w:ascii="宋体" w:hAnsi="宋体" w:eastAsia="宋体" w:cs="宋体"/>
+                <w:sz w:val="20"/>
+                <w:szCs w:val="20"/>
+              </w:rPr>
+            </w:pPr>
+            <w:r>
+              <w:rPr>
+                <w:rFonts w:ascii="宋体" w:hAnsi="宋体" w:eastAsia="宋体" w:cs="宋体"/>
                 <w:spacing w:val="7"/>
                 <w:sz w:val="20"/>
                 <w:szCs w:val="20"/>
@@ -656,8 +814,24 @@
         </w:tc>
       </w:tr>
       <w:tr>
+        <w:tblPrEx>
+          <w:tblBorders>
+            <w:top w:val="single" w:color="000000" w:sz="2" w:space="0"/>
+            <w:left w:val="single" w:color="000000" w:sz="2" w:space="0"/>
+            <w:bottom w:val="single" w:color="000000" w:sz="2" w:space="0"/>
+            <w:right w:val="single" w:color="000000" w:sz="2" w:space="0"/>
+            <w:insideH w:val="single" w:color="000000" w:sz="2" w:space="0"/>
+            <w:insideV w:val="single" w:color="000000" w:sz="2" w:space="0"/>
+          </w:tblBorders>
+          <w:tblCellMar>
+            <w:top w:w="0" w:type="dxa"/>
+            <w:left w:w="0" w:type="dxa"/>
+            <w:bottom w:w="0" w:type="dxa"/>
+            <w:right w:w="0" w:type="dxa"/>
+          </w:tblCellMar>
+        </w:tblPrEx>
         <w:trPr>
-          <w:trHeight w:val="556"/>
+          <w:trHeight w:val="556" w:hRule="atLeast"/>
         </w:trPr>
         <w:tc>
           <w:tcPr>
@@ -668,15 +842,15 @@
               <w:spacing w:before="173" w:line="267" w:lineRule="exact"/>
               <w:ind w:left="260"/>
               <w:rPr>
-                <w:rFonts w:ascii="宋体" w:eastAsia="宋体" w:hAnsi="宋体" w:cs="宋体" w:hint="eastAsia"/>
-                <w:sz w:val="20"/>
-                <w:szCs w:val="20"/>
-                <w:lang w:eastAsia="zh-CN"/>
-              </w:rPr>
-            </w:pPr>
-            <w:r>
-              <w:rPr>
-                <w:rFonts w:ascii="宋体" w:eastAsia="宋体" w:hAnsi="宋体" w:cs="宋体"/>
+                <w:rFonts w:hint="default" w:ascii="宋体" w:hAnsi="宋体" w:eastAsia="宋体" w:cs="宋体"/>
+                <w:sz w:val="20"/>
+                <w:szCs w:val="20"/>
+                <w:lang w:val="en-US" w:eastAsia="zh-CN"/>
+              </w:rPr>
+            </w:pPr>
+            <w:r>
+              <w:rPr>
+                <w:rFonts w:ascii="宋体" w:hAnsi="宋体" w:eastAsia="宋体" w:cs="宋体"/>
                 <w:spacing w:val="3"/>
                 <w:position w:val="1"/>
                 <w:sz w:val="20"/>
@@ -686,35 +860,56 @@
             </w:r>
             <w:r>
               <w:rPr>
-                <w:rFonts w:ascii="宋体" w:eastAsia="宋体" w:hAnsi="宋体" w:cs="宋体" w:hint="eastAsia"/>
+                <w:rFonts w:hint="eastAsia" w:ascii="宋体" w:hAnsi="宋体" w:eastAsia="宋体" w:cs="宋体"/>
                 <w:spacing w:val="3"/>
                 <w:position w:val="1"/>
                 <w:sz w:val="20"/>
                 <w:szCs w:val="20"/>
-                <w:lang w:eastAsia="zh-CN"/>
-              </w:rPr>
-              <w:t>6</w:t>
-            </w:r>
-            <w:r>
-              <w:rPr>
-                <w:rFonts w:ascii="宋体" w:eastAsia="宋体" w:hAnsi="宋体" w:cs="宋体"/>
+                <w:lang w:val="en-US" w:eastAsia="zh-CN"/>
+              </w:rPr>
+              <w:t>5</w:t>
+            </w:r>
+            <w:r>
+              <w:rPr>
+                <w:rFonts w:ascii="宋体" w:hAnsi="宋体" w:eastAsia="宋体" w:cs="宋体"/>
                 <w:spacing w:val="3"/>
                 <w:position w:val="1"/>
                 <w:sz w:val="20"/>
                 <w:szCs w:val="20"/>
               </w:rPr>
-              <w:t>.1.0</w:t>
-            </w:r>
-            <w:r>
-              <w:rPr>
-                <w:rFonts w:ascii="宋体" w:eastAsia="宋体" w:hAnsi="宋体" w:cs="宋体" w:hint="eastAsia"/>
+              <w:t>.1</w:t>
+            </w:r>
+            <w:r>
+              <w:rPr>
+                <w:rFonts w:hint="eastAsia" w:ascii="宋体" w:hAnsi="宋体" w:eastAsia="宋体" w:cs="宋体"/>
                 <w:spacing w:val="3"/>
                 <w:position w:val="1"/>
                 <w:sz w:val="20"/>
                 <w:szCs w:val="20"/>
-                <w:lang w:eastAsia="zh-CN"/>
-              </w:rPr>
-              <w:t>1</w:t>
+                <w:lang w:val="en-US" w:eastAsia="zh-CN"/>
+              </w:rPr>
+              <w:t>2</w:t>
+            </w:r>
+            <w:r>
+              <w:rPr>
+                <w:rFonts w:ascii="宋体" w:hAnsi="宋体" w:eastAsia="宋体" w:cs="宋体"/>
+                <w:spacing w:val="3"/>
+                <w:position w:val="1"/>
+                <w:sz w:val="20"/>
+                <w:szCs w:val="20"/>
+              </w:rPr>
+              <w:t>.</w:t>
+            </w:r>
+            <w:r>
+              <w:rPr>
+                <w:rFonts w:hint="eastAsia" w:ascii="宋体" w:hAnsi="宋体" w:eastAsia="宋体" w:cs="宋体"/>
+                <w:spacing w:val="3"/>
+                <w:position w:val="1"/>
+                <w:sz w:val="20"/>
+                <w:szCs w:val="20"/>
+                <w:lang w:val="en-US" w:eastAsia="zh-CN"/>
+              </w:rPr>
+              <w:t>10</w:t>
             </w:r>
           </w:p>
         </w:tc>
@@ -727,14 +922,14 @@
               <w:spacing w:before="173" w:line="267" w:lineRule="exact"/>
               <w:ind w:left="248"/>
               <w:rPr>
-                <w:rFonts w:ascii="宋体" w:eastAsia="宋体" w:hAnsi="宋体" w:cs="宋体" w:hint="eastAsia"/>
-                <w:sz w:val="20"/>
-                <w:szCs w:val="20"/>
-              </w:rPr>
-            </w:pPr>
-            <w:r>
-              <w:rPr>
-                <w:rFonts w:ascii="宋体" w:eastAsia="宋体" w:hAnsi="宋体" w:cs="宋体"/>
+                <w:rFonts w:hint="eastAsia" w:ascii="宋体" w:hAnsi="宋体" w:eastAsia="宋体" w:cs="宋体"/>
+                <w:sz w:val="20"/>
+                <w:szCs w:val="20"/>
+              </w:rPr>
+            </w:pPr>
+            <w:r>
+              <w:rPr>
+                <w:rFonts w:ascii="宋体" w:hAnsi="宋体" w:eastAsia="宋体" w:cs="宋体"/>
                 <w:spacing w:val="4"/>
                 <w:position w:val="1"/>
                 <w:sz w:val="20"/>
@@ -754,14 +949,14 @@
               <w:ind w:left="114"/>
               <w:jc w:val="center"/>
               <w:rPr>
-                <w:rFonts w:ascii="宋体" w:eastAsia="宋体" w:hAnsi="宋体" w:cs="宋体" w:hint="eastAsia"/>
-                <w:sz w:val="20"/>
-                <w:szCs w:val="20"/>
-              </w:rPr>
-            </w:pPr>
-            <w:r>
-              <w:rPr>
-                <w:rFonts w:ascii="宋体" w:eastAsia="宋体" w:hAnsi="宋体" w:cs="宋体"/>
+                <w:rFonts w:hint="eastAsia" w:ascii="宋体" w:hAnsi="宋体" w:eastAsia="宋体" w:cs="宋体"/>
+                <w:sz w:val="20"/>
+                <w:szCs w:val="20"/>
+              </w:rPr>
+            </w:pPr>
+            <w:r>
+              <w:rPr>
+                <w:rFonts w:ascii="宋体" w:hAnsi="宋体" w:eastAsia="宋体" w:cs="宋体"/>
                 <w:spacing w:val="7"/>
                 <w:sz w:val="20"/>
                 <w:szCs w:val="20"/>
@@ -779,7 +974,7 @@
               <w:spacing w:before="172" w:line="228" w:lineRule="auto"/>
               <w:ind w:left="313"/>
               <w:rPr>
-                <w:rFonts w:ascii="宋体" w:eastAsia="宋体" w:hAnsi="宋体" w:cs="宋体" w:hint="eastAsia"/>
+                <w:rFonts w:hint="eastAsia" w:ascii="宋体" w:hAnsi="宋体" w:eastAsia="宋体" w:cs="宋体"/>
                 <w:sz w:val="20"/>
                 <w:szCs w:val="20"/>
                 <w:lang w:eastAsia="zh-CN"/>
@@ -787,12 +982,12 @@
             </w:pPr>
             <w:r>
               <w:rPr>
-                <w:rFonts w:ascii="宋体" w:eastAsia="宋体" w:hAnsi="宋体" w:cs="宋体" w:hint="eastAsia"/>
-                <w:sz w:val="20"/>
-                <w:szCs w:val="20"/>
-                <w:lang w:eastAsia="zh-CN"/>
-              </w:rPr>
-              <w:t>孙光莉</w:t>
+                <w:rFonts w:hint="eastAsia" w:ascii="宋体" w:hAnsi="宋体" w:eastAsia="宋体" w:cs="宋体"/>
+                <w:sz w:val="20"/>
+                <w:szCs w:val="20"/>
+                <w:lang w:val="en-US" w:eastAsia="zh-CN"/>
+              </w:rPr>
+              <w:t>赵聪</w:t>
             </w:r>
           </w:p>
         </w:tc>
@@ -805,7 +1000,7 @@
               <w:spacing w:before="172" w:line="228" w:lineRule="auto"/>
               <w:ind w:left="313"/>
               <w:rPr>
-                <w:rFonts w:ascii="宋体" w:eastAsia="宋体" w:hAnsi="宋体" w:cs="宋体" w:hint="eastAsia"/>
+                <w:rFonts w:hint="eastAsia" w:ascii="宋体" w:hAnsi="宋体" w:eastAsia="宋体" w:cs="宋体"/>
                 <w:spacing w:val="5"/>
                 <w:sz w:val="20"/>
                 <w:szCs w:val="20"/>
@@ -813,13 +1008,10 @@
             </w:pPr>
             <w:r>
               <w:rPr>
-                <w:rFonts w:ascii="宋体" w:eastAsia="宋体" w:hAnsi="宋体" w:cs="宋体" w:hint="eastAsia"/>
-                <w:spacing w:val="5"/>
-                <w:sz w:val="20"/>
-                <w:szCs w:val="20"/>
-                <w:lang w:eastAsia="zh-CN"/>
-              </w:rPr>
-              <w:t>严长运</w:t>
+                <w:rFonts w:hint="eastAsia"/>
+                <w:lang w:val="en-US" w:eastAsia="zh-CN"/>
+              </w:rPr>
+              <w:t>刘钢要</w:t>
             </w:r>
           </w:p>
         </w:tc>
@@ -832,14 +1024,14 @@
               <w:spacing w:before="173" w:line="229" w:lineRule="auto"/>
               <w:ind w:left="314"/>
               <w:rPr>
-                <w:rFonts w:ascii="宋体" w:eastAsia="宋体" w:hAnsi="宋体" w:cs="宋体" w:hint="eastAsia"/>
-                <w:sz w:val="20"/>
-                <w:szCs w:val="20"/>
-              </w:rPr>
-            </w:pPr>
-            <w:r>
-              <w:rPr>
-                <w:rFonts w:ascii="宋体" w:eastAsia="宋体" w:hAnsi="宋体" w:cs="宋体" w:hint="eastAsia"/>
+                <w:rFonts w:hint="eastAsia" w:ascii="宋体" w:hAnsi="宋体" w:eastAsia="宋体" w:cs="宋体"/>
+                <w:sz w:val="20"/>
+                <w:szCs w:val="20"/>
+              </w:rPr>
+            </w:pPr>
+            <w:r>
+              <w:rPr>
+                <w:rFonts w:hint="eastAsia" w:ascii="宋体" w:hAnsi="宋体" w:eastAsia="宋体" w:cs="宋体"/>
                 <w:spacing w:val="6"/>
                 <w:sz w:val="20"/>
                 <w:szCs w:val="20"/>
@@ -851,8 +1043,24 @@
         </w:tc>
       </w:tr>
       <w:tr>
+        <w:tblPrEx>
+          <w:tblBorders>
+            <w:top w:val="single" w:color="000000" w:sz="2" w:space="0"/>
+            <w:left w:val="single" w:color="000000" w:sz="2" w:space="0"/>
+            <w:bottom w:val="single" w:color="000000" w:sz="2" w:space="0"/>
+            <w:right w:val="single" w:color="000000" w:sz="2" w:space="0"/>
+            <w:insideH w:val="single" w:color="000000" w:sz="2" w:space="0"/>
+            <w:insideV w:val="single" w:color="000000" w:sz="2" w:space="0"/>
+          </w:tblBorders>
+          <w:tblCellMar>
+            <w:top w:w="0" w:type="dxa"/>
+            <w:left w:w="0" w:type="dxa"/>
+            <w:bottom w:w="0" w:type="dxa"/>
+            <w:right w:w="0" w:type="dxa"/>
+          </w:tblCellMar>
+        </w:tblPrEx>
         <w:trPr>
-          <w:trHeight w:val="556"/>
+          <w:trHeight w:val="556" w:hRule="atLeast"/>
         </w:trPr>
         <w:tc>
           <w:tcPr>
@@ -860,7 +1068,7 @@
           </w:tcPr>
           <w:p>
             <w:pPr>
-              <w:pStyle w:val="TableText"/>
+              <w:pStyle w:val="27"/>
               <w:rPr>
                 <w:rFonts w:hint="eastAsia"/>
               </w:rPr>
@@ -873,7 +1081,7 @@
           </w:tcPr>
           <w:p>
             <w:pPr>
-              <w:pStyle w:val="TableText"/>
+              <w:pStyle w:val="27"/>
               <w:rPr>
                 <w:rFonts w:hint="eastAsia"/>
               </w:rPr>
@@ -886,7 +1094,7 @@
           </w:tcPr>
           <w:p>
             <w:pPr>
-              <w:pStyle w:val="TableText"/>
+              <w:pStyle w:val="27"/>
               <w:rPr>
                 <w:rFonts w:hint="eastAsia"/>
               </w:rPr>
@@ -921,7 +1129,7 @@
           </w:tcPr>
           <w:p>
             <w:pPr>
-              <w:pStyle w:val="TableText"/>
+              <w:pStyle w:val="27"/>
               <w:rPr>
                 <w:rFonts w:hint="eastAsia"/>
               </w:rPr>
@@ -930,8 +1138,24 @@
         </w:tc>
       </w:tr>
       <w:tr>
+        <w:tblPrEx>
+          <w:tblBorders>
+            <w:top w:val="single" w:color="000000" w:sz="2" w:space="0"/>
+            <w:left w:val="single" w:color="000000" w:sz="2" w:space="0"/>
+            <w:bottom w:val="single" w:color="000000" w:sz="2" w:space="0"/>
+            <w:right w:val="single" w:color="000000" w:sz="2" w:space="0"/>
+            <w:insideH w:val="single" w:color="000000" w:sz="2" w:space="0"/>
+            <w:insideV w:val="single" w:color="000000" w:sz="2" w:space="0"/>
+          </w:tblBorders>
+          <w:tblCellMar>
+            <w:top w:w="0" w:type="dxa"/>
+            <w:left w:w="0" w:type="dxa"/>
+            <w:bottom w:w="0" w:type="dxa"/>
+            <w:right w:w="0" w:type="dxa"/>
+          </w:tblCellMar>
+        </w:tblPrEx>
         <w:trPr>
-          <w:trHeight w:val="556"/>
+          <w:trHeight w:val="556" w:hRule="atLeast"/>
         </w:trPr>
         <w:tc>
           <w:tcPr>
@@ -939,7 +1163,7 @@
           </w:tcPr>
           <w:p>
             <w:pPr>
-              <w:pStyle w:val="TableText"/>
+              <w:pStyle w:val="27"/>
               <w:rPr>
                 <w:rFonts w:hint="eastAsia"/>
               </w:rPr>
@@ -952,7 +1176,7 @@
           </w:tcPr>
           <w:p>
             <w:pPr>
-              <w:pStyle w:val="TableText"/>
+              <w:pStyle w:val="27"/>
               <w:rPr>
                 <w:rFonts w:hint="eastAsia"/>
               </w:rPr>
@@ -965,7 +1189,7 @@
           </w:tcPr>
           <w:p>
             <w:pPr>
-              <w:pStyle w:val="TableText"/>
+              <w:pStyle w:val="27"/>
               <w:rPr>
                 <w:rFonts w:hint="eastAsia"/>
               </w:rPr>
@@ -1000,7 +1224,7 @@
           </w:tcPr>
           <w:p>
             <w:pPr>
-              <w:pStyle w:val="TableText"/>
+              <w:pStyle w:val="27"/>
               <w:rPr>
                 <w:rFonts w:hint="eastAsia"/>
               </w:rPr>
@@ -1009,8 +1233,24 @@
         </w:tc>
       </w:tr>
       <w:tr>
+        <w:tblPrEx>
+          <w:tblBorders>
+            <w:top w:val="single" w:color="000000" w:sz="2" w:space="0"/>
+            <w:left w:val="single" w:color="000000" w:sz="2" w:space="0"/>
+            <w:bottom w:val="single" w:color="000000" w:sz="2" w:space="0"/>
+            <w:right w:val="single" w:color="000000" w:sz="2" w:space="0"/>
+            <w:insideH w:val="single" w:color="000000" w:sz="2" w:space="0"/>
+            <w:insideV w:val="single" w:color="000000" w:sz="2" w:space="0"/>
+          </w:tblBorders>
+          <w:tblCellMar>
+            <w:top w:w="0" w:type="dxa"/>
+            <w:left w:w="0" w:type="dxa"/>
+            <w:bottom w:w="0" w:type="dxa"/>
+            <w:right w:w="0" w:type="dxa"/>
+          </w:tblCellMar>
+        </w:tblPrEx>
         <w:trPr>
-          <w:trHeight w:val="557"/>
+          <w:trHeight w:val="557" w:hRule="atLeast"/>
         </w:trPr>
         <w:tc>
           <w:tcPr>
@@ -1018,7 +1258,7 @@
           </w:tcPr>
           <w:p>
             <w:pPr>
-              <w:pStyle w:val="TableText"/>
+              <w:pStyle w:val="27"/>
               <w:rPr>
                 <w:rFonts w:hint="eastAsia"/>
               </w:rPr>
@@ -1031,7 +1271,7 @@
           </w:tcPr>
           <w:p>
             <w:pPr>
-              <w:pStyle w:val="TableText"/>
+              <w:pStyle w:val="27"/>
               <w:rPr>
                 <w:rFonts w:hint="eastAsia"/>
               </w:rPr>
@@ -1044,7 +1284,7 @@
           </w:tcPr>
           <w:p>
             <w:pPr>
-              <w:pStyle w:val="TableText"/>
+              <w:pStyle w:val="27"/>
               <w:rPr>
                 <w:rFonts w:hint="eastAsia"/>
               </w:rPr>
@@ -1057,7 +1297,7 @@
           </w:tcPr>
           <w:p>
             <w:pPr>
-              <w:pStyle w:val="TableText"/>
+              <w:pStyle w:val="27"/>
               <w:rPr>
                 <w:rFonts w:hint="eastAsia"/>
               </w:rPr>
@@ -1070,7 +1310,7 @@
           </w:tcPr>
           <w:p>
             <w:pPr>
-              <w:pStyle w:val="TableText"/>
+              <w:pStyle w:val="27"/>
               <w:rPr>
                 <w:rFonts w:hint="eastAsia"/>
               </w:rPr>
@@ -1083,7 +1323,7 @@
           </w:tcPr>
           <w:p>
             <w:pPr>
-              <w:pStyle w:val="TableText"/>
+              <w:pStyle w:val="27"/>
               <w:rPr>
                 <w:rFonts w:hint="eastAsia"/>
               </w:rPr>
@@ -1092,8 +1332,24 @@
         </w:tc>
       </w:tr>
       <w:tr>
+        <w:tblPrEx>
+          <w:tblBorders>
+            <w:top w:val="single" w:color="000000" w:sz="2" w:space="0"/>
+            <w:left w:val="single" w:color="000000" w:sz="2" w:space="0"/>
+            <w:bottom w:val="single" w:color="000000" w:sz="2" w:space="0"/>
+            <w:right w:val="single" w:color="000000" w:sz="2" w:space="0"/>
+            <w:insideH w:val="single" w:color="000000" w:sz="2" w:space="0"/>
+            <w:insideV w:val="single" w:color="000000" w:sz="2" w:space="0"/>
+          </w:tblBorders>
+          <w:tblCellMar>
+            <w:top w:w="0" w:type="dxa"/>
+            <w:left w:w="0" w:type="dxa"/>
+            <w:bottom w:w="0" w:type="dxa"/>
+            <w:right w:w="0" w:type="dxa"/>
+          </w:tblCellMar>
+        </w:tblPrEx>
         <w:trPr>
-          <w:trHeight w:val="556"/>
+          <w:trHeight w:val="556" w:hRule="atLeast"/>
         </w:trPr>
         <w:tc>
           <w:tcPr>
@@ -1101,7 +1357,7 @@
           </w:tcPr>
           <w:p>
             <w:pPr>
-              <w:pStyle w:val="TableText"/>
+              <w:pStyle w:val="27"/>
               <w:rPr>
                 <w:rFonts w:hint="eastAsia"/>
               </w:rPr>
@@ -1114,7 +1370,7 @@
           </w:tcPr>
           <w:p>
             <w:pPr>
-              <w:pStyle w:val="TableText"/>
+              <w:pStyle w:val="27"/>
               <w:rPr>
                 <w:rFonts w:hint="eastAsia"/>
               </w:rPr>
@@ -1127,7 +1383,7 @@
           </w:tcPr>
           <w:p>
             <w:pPr>
-              <w:pStyle w:val="TableText"/>
+              <w:pStyle w:val="27"/>
               <w:rPr>
                 <w:rFonts w:hint="eastAsia"/>
               </w:rPr>
@@ -1140,7 +1396,7 @@
           </w:tcPr>
           <w:p>
             <w:pPr>
-              <w:pStyle w:val="TableText"/>
+              <w:pStyle w:val="27"/>
               <w:rPr>
                 <w:rFonts w:hint="eastAsia"/>
               </w:rPr>
@@ -1153,7 +1409,7 @@
           </w:tcPr>
           <w:p>
             <w:pPr>
-              <w:pStyle w:val="TableText"/>
+              <w:pStyle w:val="27"/>
               <w:rPr>
                 <w:rFonts w:hint="eastAsia"/>
               </w:rPr>
@@ -1166,7 +1422,7 @@
           </w:tcPr>
           <w:p>
             <w:pPr>
-              <w:pStyle w:val="TableText"/>
+              <w:pStyle w:val="27"/>
               <w:rPr>
                 <w:rFonts w:hint="eastAsia"/>
               </w:rPr>
@@ -1175,8 +1431,24 @@
         </w:tc>
       </w:tr>
       <w:tr>
+        <w:tblPrEx>
+          <w:tblBorders>
+            <w:top w:val="single" w:color="000000" w:sz="2" w:space="0"/>
+            <w:left w:val="single" w:color="000000" w:sz="2" w:space="0"/>
+            <w:bottom w:val="single" w:color="000000" w:sz="2" w:space="0"/>
+            <w:right w:val="single" w:color="000000" w:sz="2" w:space="0"/>
+            <w:insideH w:val="single" w:color="000000" w:sz="2" w:space="0"/>
+            <w:insideV w:val="single" w:color="000000" w:sz="2" w:space="0"/>
+          </w:tblBorders>
+          <w:tblCellMar>
+            <w:top w:w="0" w:type="dxa"/>
+            <w:left w:w="0" w:type="dxa"/>
+            <w:bottom w:w="0" w:type="dxa"/>
+            <w:right w:w="0" w:type="dxa"/>
+          </w:tblCellMar>
+        </w:tblPrEx>
         <w:trPr>
-          <w:trHeight w:val="561"/>
+          <w:trHeight w:val="561" w:hRule="atLeast"/>
         </w:trPr>
         <w:tc>
           <w:tcPr>
@@ -1184,7 +1456,7 @@
           </w:tcPr>
           <w:p>
             <w:pPr>
-              <w:pStyle w:val="TableText"/>
+              <w:pStyle w:val="27"/>
               <w:rPr>
                 <w:rFonts w:hint="eastAsia"/>
               </w:rPr>
@@ -1197,7 +1469,7 @@
           </w:tcPr>
           <w:p>
             <w:pPr>
-              <w:pStyle w:val="TableText"/>
+              <w:pStyle w:val="27"/>
               <w:rPr>
                 <w:rFonts w:hint="eastAsia"/>
               </w:rPr>
@@ -1210,7 +1482,7 @@
           </w:tcPr>
           <w:p>
             <w:pPr>
-              <w:pStyle w:val="TableText"/>
+              <w:pStyle w:val="27"/>
               <w:rPr>
                 <w:rFonts w:hint="eastAsia"/>
               </w:rPr>
@@ -1223,7 +1495,7 @@
           </w:tcPr>
           <w:p>
             <w:pPr>
-              <w:pStyle w:val="TableText"/>
+              <w:pStyle w:val="27"/>
               <w:rPr>
                 <w:rFonts w:hint="eastAsia"/>
               </w:rPr>
@@ -1236,7 +1508,7 @@
           </w:tcPr>
           <w:p>
             <w:pPr>
-              <w:pStyle w:val="TableText"/>
+              <w:pStyle w:val="27"/>
               <w:rPr>
                 <w:rFonts w:hint="eastAsia"/>
               </w:rPr>
@@ -1249,7 +1521,7 @@
           </w:tcPr>
           <w:p>
             <w:pPr>
-              <w:pStyle w:val="TableText"/>
+              <w:pStyle w:val="27"/>
               <w:rPr>
                 <w:rFonts w:hint="eastAsia"/>
               </w:rPr>
@@ -1266,7 +1538,7 @@
     <w:sdt>
       <w:sdtPr>
         <w:rPr>
-          <w:rFonts w:ascii="宋体" w:eastAsia="宋体" w:hAnsi="宋体"/>
+          <w:rFonts w:ascii="宋体" w:hAnsi="宋体" w:eastAsia="宋体"/>
         </w:rPr>
         <w:id w:val="147468666"/>
         <w:docPartObj>
@@ -1276,7 +1548,7 @@
       </w:sdtPr>
       <w:sdtEndPr>
         <w:rPr>
-          <w:rFonts w:cs="宋体" w:hint="eastAsia"/>
+          <w:rFonts w:hint="eastAsia" w:ascii="宋体" w:hAnsi="宋体" w:eastAsia="宋体" w:cs="宋体"/>
           <w:sz w:val="24"/>
           <w:szCs w:val="24"/>
         </w:rPr>
@@ -1286,14 +1558,14 @@
           <w:pPr>
             <w:jc w:val="center"/>
             <w:rPr>
-              <w:rFonts w:ascii="宋体" w:eastAsia="宋体" w:hAnsi="宋体" w:cs="宋体" w:hint="eastAsia"/>
+              <w:rFonts w:hint="eastAsia" w:ascii="宋体" w:hAnsi="宋体" w:eastAsia="宋体" w:cs="宋体"/>
               <w:sz w:val="24"/>
               <w:szCs w:val="24"/>
             </w:rPr>
           </w:pPr>
           <w:r>
             <w:rPr>
-              <w:rFonts w:ascii="宋体" w:eastAsia="宋体" w:hAnsi="宋体" w:cs="宋体" w:hint="eastAsia"/>
+              <w:rFonts w:hint="eastAsia" w:ascii="宋体" w:hAnsi="宋体" w:eastAsia="宋体" w:cs="宋体"/>
               <w:sz w:val="24"/>
               <w:szCs w:val="24"/>
             </w:rPr>
@@ -1302,310 +1574,535 @@
         </w:p>
         <w:p>
           <w:pPr>
-            <w:pStyle w:val="TOC1"/>
+            <w:pStyle w:val="16"/>
             <w:tabs>
               <w:tab w:val="right" w:leader="dot" w:pos="8306"/>
             </w:tabs>
           </w:pPr>
           <w:r>
             <w:rPr>
-              <w:rFonts w:ascii="宋体" w:eastAsia="宋体" w:hAnsi="宋体" w:cs="宋体" w:hint="eastAsia"/>
+              <w:rFonts w:hint="eastAsia" w:ascii="宋体" w:hAnsi="宋体" w:eastAsia="宋体" w:cs="宋体"/>
               <w:szCs w:val="24"/>
             </w:rPr>
             <w:fldChar w:fldCharType="begin"/>
           </w:r>
           <w:r>
             <w:rPr>
-              <w:rFonts w:ascii="宋体" w:eastAsia="宋体" w:hAnsi="宋体" w:cs="宋体" w:hint="eastAsia"/>
+              <w:rFonts w:hint="eastAsia" w:ascii="宋体" w:hAnsi="宋体" w:eastAsia="宋体" w:cs="宋体"/>
               <w:szCs w:val="24"/>
             </w:rPr>
             <w:instrText xml:space="preserve">TOC \o "1-3" \h \u </w:instrText>
           </w:r>
           <w:r>
             <w:rPr>
-              <w:rFonts w:ascii="宋体" w:eastAsia="宋体" w:hAnsi="宋体" w:cs="宋体" w:hint="eastAsia"/>
+              <w:rFonts w:hint="eastAsia" w:ascii="宋体" w:hAnsi="宋体" w:eastAsia="宋体" w:cs="宋体"/>
               <w:szCs w:val="24"/>
             </w:rPr>
             <w:fldChar w:fldCharType="separate"/>
           </w:r>
-          <w:hyperlink w:anchor="_Toc22143" w:history="1">
-            <w:r>
-              <w:rPr>
-                <w:rFonts w:hint="eastAsia"/>
-                <w:lang w:eastAsia="zh-CN"/>
-              </w:rPr>
-              <w:t>陕西益利德软件科技有限公司</w:t>
-            </w:r>
-            <w:r>
-              <w:tab/>
-            </w:r>
-            <w:r>
-              <w:fldChar w:fldCharType="begin"/>
-            </w:r>
-            <w:r>
-              <w:instrText xml:space="preserve"> PAGEREF _Toc22143 \h </w:instrText>
-            </w:r>
-            <w:r>
-              <w:fldChar w:fldCharType="separate"/>
-            </w:r>
-            <w:r>
-              <w:t>1</w:t>
-            </w:r>
-            <w:r>
-              <w:fldChar w:fldCharType="end"/>
-            </w:r>
-          </w:hyperlink>
+          <w:r>
+            <w:rPr>
+              <w:rFonts w:hint="eastAsia" w:ascii="宋体" w:hAnsi="宋体" w:eastAsia="宋体" w:cs="宋体"/>
+              <w:szCs w:val="24"/>
+            </w:rPr>
+            <w:fldChar w:fldCharType="begin"/>
+          </w:r>
+          <w:r>
+            <w:rPr>
+              <w:rFonts w:hint="eastAsia" w:ascii="宋体" w:hAnsi="宋体" w:eastAsia="宋体" w:cs="宋体"/>
+              <w:szCs w:val="24"/>
+            </w:rPr>
+            <w:instrText xml:space="preserve"> HYPERLINK \l _Toc3711 </w:instrText>
+          </w:r>
+          <w:r>
+            <w:rPr>
+              <w:rFonts w:hint="eastAsia" w:ascii="宋体" w:hAnsi="宋体" w:eastAsia="宋体" w:cs="宋体"/>
+              <w:szCs w:val="24"/>
+            </w:rPr>
+            <w:fldChar w:fldCharType="separate"/>
+          </w:r>
+          <w:r>
+            <w:rPr>
+              <w:lang w:eastAsia="zh-CN"/>
+            </w:rPr>
+            <w:t>陕西益利德软件科技有限公司</w:t>
+          </w:r>
+          <w:r>
+            <w:tab/>
+          </w:r>
+          <w:r>
+            <w:fldChar w:fldCharType="begin"/>
+          </w:r>
+          <w:r>
+            <w:instrText xml:space="preserve"> PAGEREF _Toc3711 \h </w:instrText>
+          </w:r>
+          <w:r>
+            <w:fldChar w:fldCharType="separate"/>
+          </w:r>
+          <w:r>
+            <w:t>1</w:t>
+          </w:r>
+          <w:r>
+            <w:fldChar w:fldCharType="end"/>
+          </w:r>
+          <w:r>
+            <w:rPr>
+              <w:rFonts w:hint="eastAsia" w:ascii="宋体" w:hAnsi="宋体" w:eastAsia="宋体" w:cs="宋体"/>
+              <w:szCs w:val="24"/>
+            </w:rPr>
+            <w:fldChar w:fldCharType="end"/>
+          </w:r>
         </w:p>
         <w:p>
           <w:pPr>
-            <w:pStyle w:val="TOC1"/>
+            <w:pStyle w:val="16"/>
             <w:tabs>
               <w:tab w:val="right" w:leader="dot" w:pos="8306"/>
             </w:tabs>
           </w:pPr>
-          <w:hyperlink w:anchor="_Toc5407" w:history="1">
-            <w:r>
-              <w:rPr>
-                <w:rFonts w:hint="eastAsia"/>
-                <w:lang w:eastAsia="zh-CN"/>
-              </w:rPr>
-              <w:t>满意度调查计划</w:t>
-            </w:r>
-            <w:r>
-              <w:tab/>
-            </w:r>
-            <w:r>
-              <w:fldChar w:fldCharType="begin"/>
-            </w:r>
-            <w:r>
-              <w:instrText xml:space="preserve"> PAGEREF _Toc5407 \h </w:instrText>
-            </w:r>
-            <w:r>
-              <w:fldChar w:fldCharType="separate"/>
-            </w:r>
-            <w:r>
-              <w:t>1</w:t>
-            </w:r>
-            <w:r>
-              <w:fldChar w:fldCharType="end"/>
-            </w:r>
-          </w:hyperlink>
+          <w:r>
+            <w:rPr>
+              <w:rFonts w:hint="eastAsia" w:ascii="宋体" w:hAnsi="宋体" w:eastAsia="宋体" w:cs="宋体"/>
+              <w:szCs w:val="24"/>
+            </w:rPr>
+            <w:fldChar w:fldCharType="begin"/>
+          </w:r>
+          <w:r>
+            <w:rPr>
+              <w:rFonts w:hint="eastAsia" w:ascii="宋体" w:hAnsi="宋体" w:eastAsia="宋体" w:cs="宋体"/>
+              <w:szCs w:val="24"/>
+            </w:rPr>
+            <w:instrText xml:space="preserve"> HYPERLINK \l _Toc31977 </w:instrText>
+          </w:r>
+          <w:r>
+            <w:rPr>
+              <w:rFonts w:hint="eastAsia" w:ascii="宋体" w:hAnsi="宋体" w:eastAsia="宋体" w:cs="宋体"/>
+              <w:szCs w:val="24"/>
+            </w:rPr>
+            <w:fldChar w:fldCharType="separate"/>
+          </w:r>
+          <w:r>
+            <w:rPr>
+              <w:rFonts w:hint="eastAsia"/>
+              <w:lang w:eastAsia="zh-CN"/>
+            </w:rPr>
+            <w:t>满意度调查计划</w:t>
+          </w:r>
+          <w:r>
+            <w:tab/>
+          </w:r>
+          <w:r>
+            <w:fldChar w:fldCharType="begin"/>
+          </w:r>
+          <w:r>
+            <w:instrText xml:space="preserve"> PAGEREF _Toc31977 \h </w:instrText>
+          </w:r>
+          <w:r>
+            <w:fldChar w:fldCharType="separate"/>
+          </w:r>
+          <w:r>
+            <w:t>1</w:t>
+          </w:r>
+          <w:r>
+            <w:fldChar w:fldCharType="end"/>
+          </w:r>
+          <w:r>
+            <w:rPr>
+              <w:rFonts w:hint="eastAsia" w:ascii="宋体" w:hAnsi="宋体" w:eastAsia="宋体" w:cs="宋体"/>
+              <w:szCs w:val="24"/>
+            </w:rPr>
+            <w:fldChar w:fldCharType="end"/>
+          </w:r>
         </w:p>
         <w:p>
           <w:pPr>
-            <w:pStyle w:val="TOC1"/>
+            <w:pStyle w:val="16"/>
             <w:tabs>
               <w:tab w:val="right" w:leader="dot" w:pos="8306"/>
             </w:tabs>
           </w:pPr>
-          <w:hyperlink w:anchor="_Toc29479" w:history="1">
-            <w:r>
-              <w:t xml:space="preserve">1. </w:t>
-            </w:r>
-            <w:r>
-              <w:t>调查目的</w:t>
-            </w:r>
-            <w:r>
-              <w:tab/>
-            </w:r>
-            <w:r>
-              <w:fldChar w:fldCharType="begin"/>
-            </w:r>
-            <w:r>
-              <w:instrText xml:space="preserve"> PAGEREF _Toc29479 \h </w:instrText>
-            </w:r>
-            <w:r>
-              <w:fldChar w:fldCharType="separate"/>
-            </w:r>
-            <w:r>
-              <w:t>4</w:t>
-            </w:r>
-            <w:r>
-              <w:fldChar w:fldCharType="end"/>
-            </w:r>
-          </w:hyperlink>
+          <w:r>
+            <w:rPr>
+              <w:rFonts w:hint="eastAsia" w:ascii="宋体" w:hAnsi="宋体" w:eastAsia="宋体" w:cs="宋体"/>
+              <w:szCs w:val="24"/>
+            </w:rPr>
+            <w:fldChar w:fldCharType="begin"/>
+          </w:r>
+          <w:r>
+            <w:rPr>
+              <w:rFonts w:hint="eastAsia" w:ascii="宋体" w:hAnsi="宋体" w:eastAsia="宋体" w:cs="宋体"/>
+              <w:szCs w:val="24"/>
+            </w:rPr>
+            <w:instrText xml:space="preserve"> HYPERLINK \l _Toc5428 </w:instrText>
+          </w:r>
+          <w:r>
+            <w:rPr>
+              <w:rFonts w:hint="eastAsia" w:ascii="宋体" w:hAnsi="宋体" w:eastAsia="宋体" w:cs="宋体"/>
+              <w:szCs w:val="24"/>
+            </w:rPr>
+            <w:fldChar w:fldCharType="separate"/>
+          </w:r>
+          <w:r>
+            <w:rPr>
+              <w:rFonts w:hint="default"/>
+            </w:rPr>
+            <w:t xml:space="preserve">1. </w:t>
+          </w:r>
+          <w:r>
+            <w:t>调查目的</w:t>
+          </w:r>
+          <w:r>
+            <w:tab/>
+          </w:r>
+          <w:r>
+            <w:fldChar w:fldCharType="begin"/>
+          </w:r>
+          <w:r>
+            <w:instrText xml:space="preserve"> PAGEREF _Toc5428 \h </w:instrText>
+          </w:r>
+          <w:r>
+            <w:fldChar w:fldCharType="separate"/>
+          </w:r>
+          <w:r>
+            <w:t>4</w:t>
+          </w:r>
+          <w:r>
+            <w:fldChar w:fldCharType="end"/>
+          </w:r>
+          <w:r>
+            <w:rPr>
+              <w:rFonts w:hint="eastAsia" w:ascii="宋体" w:hAnsi="宋体" w:eastAsia="宋体" w:cs="宋体"/>
+              <w:szCs w:val="24"/>
+            </w:rPr>
+            <w:fldChar w:fldCharType="end"/>
+          </w:r>
         </w:p>
         <w:p>
           <w:pPr>
-            <w:pStyle w:val="TOC1"/>
+            <w:pStyle w:val="16"/>
             <w:tabs>
               <w:tab w:val="right" w:leader="dot" w:pos="8306"/>
             </w:tabs>
           </w:pPr>
-          <w:hyperlink w:anchor="_Toc16453" w:history="1">
-            <w:r>
-              <w:t xml:space="preserve">2. </w:t>
-            </w:r>
-            <w:r>
-              <w:t>调查时间</w:t>
-            </w:r>
-            <w:r>
-              <w:tab/>
-            </w:r>
-            <w:r>
-              <w:fldChar w:fldCharType="begin"/>
-            </w:r>
-            <w:r>
-              <w:instrText xml:space="preserve"> PAGEREF _Toc16453 \h </w:instrText>
-            </w:r>
-            <w:r>
-              <w:fldChar w:fldCharType="separate"/>
-            </w:r>
-            <w:r>
-              <w:t>4</w:t>
-            </w:r>
-            <w:r>
-              <w:fldChar w:fldCharType="end"/>
-            </w:r>
-          </w:hyperlink>
+          <w:r>
+            <w:rPr>
+              <w:rFonts w:hint="eastAsia" w:ascii="宋体" w:hAnsi="宋体" w:eastAsia="宋体" w:cs="宋体"/>
+              <w:szCs w:val="24"/>
+            </w:rPr>
+            <w:fldChar w:fldCharType="begin"/>
+          </w:r>
+          <w:r>
+            <w:rPr>
+              <w:rFonts w:hint="eastAsia" w:ascii="宋体" w:hAnsi="宋体" w:eastAsia="宋体" w:cs="宋体"/>
+              <w:szCs w:val="24"/>
+            </w:rPr>
+            <w:instrText xml:space="preserve"> HYPERLINK \l _Toc29547 </w:instrText>
+          </w:r>
+          <w:r>
+            <w:rPr>
+              <w:rFonts w:hint="eastAsia" w:ascii="宋体" w:hAnsi="宋体" w:eastAsia="宋体" w:cs="宋体"/>
+              <w:szCs w:val="24"/>
+            </w:rPr>
+            <w:fldChar w:fldCharType="separate"/>
+          </w:r>
+          <w:r>
+            <w:rPr>
+              <w:rFonts w:hint="default"/>
+            </w:rPr>
+            <w:t xml:space="preserve">2. </w:t>
+          </w:r>
+          <w:r>
+            <w:t>调查时间</w:t>
+          </w:r>
+          <w:r>
+            <w:tab/>
+          </w:r>
+          <w:r>
+            <w:fldChar w:fldCharType="begin"/>
+          </w:r>
+          <w:r>
+            <w:instrText xml:space="preserve"> PAGEREF _Toc29547 \h </w:instrText>
+          </w:r>
+          <w:r>
+            <w:fldChar w:fldCharType="separate"/>
+          </w:r>
+          <w:r>
+            <w:t>4</w:t>
+          </w:r>
+          <w:r>
+            <w:fldChar w:fldCharType="end"/>
+          </w:r>
+          <w:r>
+            <w:rPr>
+              <w:rFonts w:hint="eastAsia" w:ascii="宋体" w:hAnsi="宋体" w:eastAsia="宋体" w:cs="宋体"/>
+              <w:szCs w:val="24"/>
+            </w:rPr>
+            <w:fldChar w:fldCharType="end"/>
+          </w:r>
         </w:p>
         <w:p>
           <w:pPr>
-            <w:pStyle w:val="TOC1"/>
+            <w:pStyle w:val="16"/>
             <w:tabs>
               <w:tab w:val="right" w:leader="dot" w:pos="8306"/>
             </w:tabs>
           </w:pPr>
-          <w:hyperlink w:anchor="_Toc17529" w:history="1">
-            <w:r>
-              <w:t xml:space="preserve">3. </w:t>
-            </w:r>
-            <w:r>
-              <w:t>调查内容</w:t>
-            </w:r>
-            <w:r>
-              <w:tab/>
-            </w:r>
-            <w:r>
-              <w:fldChar w:fldCharType="begin"/>
-            </w:r>
-            <w:r>
-              <w:instrText xml:space="preserve"> PAGEREF _Toc17529 \h </w:instrText>
-            </w:r>
-            <w:r>
-              <w:fldChar w:fldCharType="separate"/>
-            </w:r>
-            <w:r>
-              <w:t>4</w:t>
-            </w:r>
-            <w:r>
-              <w:fldChar w:fldCharType="end"/>
-            </w:r>
-          </w:hyperlink>
+          <w:r>
+            <w:rPr>
+              <w:rFonts w:hint="eastAsia" w:ascii="宋体" w:hAnsi="宋体" w:eastAsia="宋体" w:cs="宋体"/>
+              <w:szCs w:val="24"/>
+            </w:rPr>
+            <w:fldChar w:fldCharType="begin"/>
+          </w:r>
+          <w:r>
+            <w:rPr>
+              <w:rFonts w:hint="eastAsia" w:ascii="宋体" w:hAnsi="宋体" w:eastAsia="宋体" w:cs="宋体"/>
+              <w:szCs w:val="24"/>
+            </w:rPr>
+            <w:instrText xml:space="preserve"> HYPERLINK \l _Toc11893 </w:instrText>
+          </w:r>
+          <w:r>
+            <w:rPr>
+              <w:rFonts w:hint="eastAsia" w:ascii="宋体" w:hAnsi="宋体" w:eastAsia="宋体" w:cs="宋体"/>
+              <w:szCs w:val="24"/>
+            </w:rPr>
+            <w:fldChar w:fldCharType="separate"/>
+          </w:r>
+          <w:r>
+            <w:rPr>
+              <w:rFonts w:hint="default"/>
+            </w:rPr>
+            <w:t xml:space="preserve">3. </w:t>
+          </w:r>
+          <w:r>
+            <w:t>调查内容</w:t>
+          </w:r>
+          <w:r>
+            <w:tab/>
+          </w:r>
+          <w:r>
+            <w:fldChar w:fldCharType="begin"/>
+          </w:r>
+          <w:r>
+            <w:instrText xml:space="preserve"> PAGEREF _Toc11893 \h </w:instrText>
+          </w:r>
+          <w:r>
+            <w:fldChar w:fldCharType="separate"/>
+          </w:r>
+          <w:r>
+            <w:t>4</w:t>
+          </w:r>
+          <w:r>
+            <w:fldChar w:fldCharType="end"/>
+          </w:r>
+          <w:r>
+            <w:rPr>
+              <w:rFonts w:hint="eastAsia" w:ascii="宋体" w:hAnsi="宋体" w:eastAsia="宋体" w:cs="宋体"/>
+              <w:szCs w:val="24"/>
+            </w:rPr>
+            <w:fldChar w:fldCharType="end"/>
+          </w:r>
         </w:p>
         <w:p>
           <w:pPr>
-            <w:pStyle w:val="TOC1"/>
+            <w:pStyle w:val="16"/>
             <w:tabs>
               <w:tab w:val="right" w:leader="dot" w:pos="8306"/>
             </w:tabs>
           </w:pPr>
-          <w:hyperlink w:anchor="_Toc21003" w:history="1">
-            <w:r>
-              <w:t xml:space="preserve">4. </w:t>
-            </w:r>
-            <w:r>
-              <w:t>调查对象</w:t>
-            </w:r>
-            <w:r>
-              <w:tab/>
-            </w:r>
-            <w:r>
-              <w:fldChar w:fldCharType="begin"/>
-            </w:r>
-            <w:r>
-              <w:instrText xml:space="preserve"> PAGEREF _Toc21003 \h </w:instrText>
-            </w:r>
-            <w:r>
-              <w:fldChar w:fldCharType="separate"/>
-            </w:r>
-            <w:r>
-              <w:t>4</w:t>
-            </w:r>
-            <w:r>
-              <w:fldChar w:fldCharType="end"/>
-            </w:r>
-          </w:hyperlink>
+          <w:r>
+            <w:rPr>
+              <w:rFonts w:hint="eastAsia" w:ascii="宋体" w:hAnsi="宋体" w:eastAsia="宋体" w:cs="宋体"/>
+              <w:szCs w:val="24"/>
+            </w:rPr>
+            <w:fldChar w:fldCharType="begin"/>
+          </w:r>
+          <w:r>
+            <w:rPr>
+              <w:rFonts w:hint="eastAsia" w:ascii="宋体" w:hAnsi="宋体" w:eastAsia="宋体" w:cs="宋体"/>
+              <w:szCs w:val="24"/>
+            </w:rPr>
+            <w:instrText xml:space="preserve"> HYPERLINK \l _Toc23420 </w:instrText>
+          </w:r>
+          <w:r>
+            <w:rPr>
+              <w:rFonts w:hint="eastAsia" w:ascii="宋体" w:hAnsi="宋体" w:eastAsia="宋体" w:cs="宋体"/>
+              <w:szCs w:val="24"/>
+            </w:rPr>
+            <w:fldChar w:fldCharType="separate"/>
+          </w:r>
+          <w:r>
+            <w:rPr>
+              <w:rFonts w:hint="default"/>
+            </w:rPr>
+            <w:t xml:space="preserve">4. </w:t>
+          </w:r>
+          <w:r>
+            <w:t>调查对象</w:t>
+          </w:r>
+          <w:r>
+            <w:tab/>
+          </w:r>
+          <w:r>
+            <w:fldChar w:fldCharType="begin"/>
+          </w:r>
+          <w:r>
+            <w:instrText xml:space="preserve"> PAGEREF _Toc23420 \h </w:instrText>
+          </w:r>
+          <w:r>
+            <w:fldChar w:fldCharType="separate"/>
+          </w:r>
+          <w:r>
+            <w:t>4</w:t>
+          </w:r>
+          <w:r>
+            <w:fldChar w:fldCharType="end"/>
+          </w:r>
+          <w:r>
+            <w:rPr>
+              <w:rFonts w:hint="eastAsia" w:ascii="宋体" w:hAnsi="宋体" w:eastAsia="宋体" w:cs="宋体"/>
+              <w:szCs w:val="24"/>
+            </w:rPr>
+            <w:fldChar w:fldCharType="end"/>
+          </w:r>
         </w:p>
         <w:p>
           <w:pPr>
-            <w:pStyle w:val="TOC1"/>
+            <w:pStyle w:val="16"/>
             <w:tabs>
               <w:tab w:val="right" w:leader="dot" w:pos="8306"/>
             </w:tabs>
           </w:pPr>
-          <w:hyperlink w:anchor="_Toc1900" w:history="1">
-            <w:r>
-              <w:t xml:space="preserve">5. </w:t>
-            </w:r>
-            <w:r>
-              <w:t>调查方法</w:t>
-            </w:r>
-            <w:r>
-              <w:tab/>
-            </w:r>
-            <w:r>
-              <w:fldChar w:fldCharType="begin"/>
-            </w:r>
-            <w:r>
-              <w:instrText xml:space="preserve"> PAGEREF _Toc1900 \h </w:instrText>
-            </w:r>
-            <w:r>
-              <w:fldChar w:fldCharType="separate"/>
-            </w:r>
-            <w:r>
-              <w:t>4</w:t>
-            </w:r>
-            <w:r>
-              <w:fldChar w:fldCharType="end"/>
-            </w:r>
-          </w:hyperlink>
+          <w:r>
+            <w:rPr>
+              <w:rFonts w:hint="eastAsia" w:ascii="宋体" w:hAnsi="宋体" w:eastAsia="宋体" w:cs="宋体"/>
+              <w:szCs w:val="24"/>
+            </w:rPr>
+            <w:fldChar w:fldCharType="begin"/>
+          </w:r>
+          <w:r>
+            <w:rPr>
+              <w:rFonts w:hint="eastAsia" w:ascii="宋体" w:hAnsi="宋体" w:eastAsia="宋体" w:cs="宋体"/>
+              <w:szCs w:val="24"/>
+            </w:rPr>
+            <w:instrText xml:space="preserve"> HYPERLINK \l _Toc23653 </w:instrText>
+          </w:r>
+          <w:r>
+            <w:rPr>
+              <w:rFonts w:hint="eastAsia" w:ascii="宋体" w:hAnsi="宋体" w:eastAsia="宋体" w:cs="宋体"/>
+              <w:szCs w:val="24"/>
+            </w:rPr>
+            <w:fldChar w:fldCharType="separate"/>
+          </w:r>
+          <w:r>
+            <w:rPr>
+              <w:rFonts w:hint="default"/>
+            </w:rPr>
+            <w:t xml:space="preserve">5. </w:t>
+          </w:r>
+          <w:r>
+            <w:t>调查方法</w:t>
+          </w:r>
+          <w:r>
+            <w:tab/>
+          </w:r>
+          <w:r>
+            <w:fldChar w:fldCharType="begin"/>
+          </w:r>
+          <w:r>
+            <w:instrText xml:space="preserve"> PAGEREF _Toc23653 \h </w:instrText>
+          </w:r>
+          <w:r>
+            <w:fldChar w:fldCharType="separate"/>
+          </w:r>
+          <w:r>
+            <w:t>4</w:t>
+          </w:r>
+          <w:r>
+            <w:fldChar w:fldCharType="end"/>
+          </w:r>
+          <w:r>
+            <w:rPr>
+              <w:rFonts w:hint="eastAsia" w:ascii="宋体" w:hAnsi="宋体" w:eastAsia="宋体" w:cs="宋体"/>
+              <w:szCs w:val="24"/>
+            </w:rPr>
+            <w:fldChar w:fldCharType="end"/>
+          </w:r>
         </w:p>
         <w:p>
           <w:pPr>
-            <w:pStyle w:val="TOC1"/>
+            <w:pStyle w:val="16"/>
             <w:tabs>
               <w:tab w:val="right" w:leader="dot" w:pos="8306"/>
             </w:tabs>
           </w:pPr>
-          <w:hyperlink w:anchor="_Toc3616" w:history="1">
-            <w:r>
-              <w:t xml:space="preserve">6. </w:t>
-            </w:r>
-            <w:r>
-              <w:t>评价标准</w:t>
-            </w:r>
-            <w:r>
-              <w:tab/>
-            </w:r>
-            <w:r>
-              <w:fldChar w:fldCharType="begin"/>
-            </w:r>
-            <w:r>
-              <w:instrText xml:space="preserve"> PAGEREF _Toc3616 \h </w:instrText>
-            </w:r>
-            <w:r>
-              <w:fldChar w:fldCharType="separate"/>
-            </w:r>
-            <w:r>
-              <w:t>4</w:t>
-            </w:r>
-            <w:r>
-              <w:fldChar w:fldCharType="end"/>
-            </w:r>
-          </w:hyperlink>
+          <w:r>
+            <w:rPr>
+              <w:rFonts w:hint="eastAsia" w:ascii="宋体" w:hAnsi="宋体" w:eastAsia="宋体" w:cs="宋体"/>
+              <w:szCs w:val="24"/>
+            </w:rPr>
+            <w:fldChar w:fldCharType="begin"/>
+          </w:r>
+          <w:r>
+            <w:rPr>
+              <w:rFonts w:hint="eastAsia" w:ascii="宋体" w:hAnsi="宋体" w:eastAsia="宋体" w:cs="宋体"/>
+              <w:szCs w:val="24"/>
+            </w:rPr>
+            <w:instrText xml:space="preserve"> HYPERLINK \l _Toc6751 </w:instrText>
+          </w:r>
+          <w:r>
+            <w:rPr>
+              <w:rFonts w:hint="eastAsia" w:ascii="宋体" w:hAnsi="宋体" w:eastAsia="宋体" w:cs="宋体"/>
+              <w:szCs w:val="24"/>
+            </w:rPr>
+            <w:fldChar w:fldCharType="separate"/>
+          </w:r>
+          <w:r>
+            <w:rPr>
+              <w:rFonts w:hint="default"/>
+            </w:rPr>
+            <w:t xml:space="preserve">6. </w:t>
+          </w:r>
+          <w:r>
+            <w:t>评价标准</w:t>
+          </w:r>
+          <w:r>
+            <w:tab/>
+          </w:r>
+          <w:r>
+            <w:fldChar w:fldCharType="begin"/>
+          </w:r>
+          <w:r>
+            <w:instrText xml:space="preserve"> PAGEREF _Toc6751 \h </w:instrText>
+          </w:r>
+          <w:r>
+            <w:fldChar w:fldCharType="separate"/>
+          </w:r>
+          <w:r>
+            <w:t>4</w:t>
+          </w:r>
+          <w:r>
+            <w:fldChar w:fldCharType="end"/>
+          </w:r>
+          <w:r>
+            <w:rPr>
+              <w:rFonts w:hint="eastAsia" w:ascii="宋体" w:hAnsi="宋体" w:eastAsia="宋体" w:cs="宋体"/>
+              <w:szCs w:val="24"/>
+            </w:rPr>
+            <w:fldChar w:fldCharType="end"/>
+          </w:r>
         </w:p>
         <w:p>
           <w:pPr>
             <w:rPr>
-              <w:rFonts w:ascii="宋体" w:eastAsia="宋体" w:hAnsi="宋体" w:cs="宋体" w:hint="eastAsia"/>
+              <w:rFonts w:hint="eastAsia" w:ascii="宋体" w:hAnsi="宋体" w:eastAsia="宋体" w:cs="宋体"/>
               <w:sz w:val="24"/>
               <w:szCs w:val="24"/>
             </w:rPr>
           </w:pPr>
           <w:r>
             <w:rPr>
-              <w:rFonts w:ascii="宋体" w:eastAsia="宋体" w:hAnsi="宋体" w:cs="宋体" w:hint="eastAsia"/>
+              <w:rFonts w:hint="eastAsia" w:ascii="宋体" w:hAnsi="宋体" w:eastAsia="宋体" w:cs="宋体"/>
               <w:szCs w:val="24"/>
             </w:rPr>
             <w:fldChar w:fldCharType="end"/>
@@ -1620,18 +2117,17 @@
     </w:p>
     <w:p>
       <w:pPr>
-        <w:pStyle w:val="10"/>
+        <w:pStyle w:val="28"/>
       </w:pPr>
-      <w:bookmarkStart w:id="2" w:name="_Toc29479"/>
-      <w:r>
-        <w:lastRenderedPageBreak/>
+      <w:bookmarkStart w:id="2" w:name="_Toc5428"/>
+      <w:r>
         <w:t>调查目的</w:t>
       </w:r>
       <w:bookmarkEnd w:id="2"/>
     </w:p>
     <w:p>
       <w:pPr>
-        <w:pStyle w:val="ad"/>
+        <w:pStyle w:val="29"/>
         <w:ind w:firstLine="480"/>
       </w:pPr>
       <w:r>
@@ -1640,9 +2136,9 @@
     </w:p>
     <w:p>
       <w:pPr>
-        <w:pStyle w:val="10"/>
+        <w:pStyle w:val="28"/>
       </w:pPr>
-      <w:bookmarkStart w:id="3" w:name="_Toc16453"/>
+      <w:bookmarkStart w:id="3" w:name="_Toc29547"/>
       <w:r>
         <w:t>调查时间</w:t>
       </w:r>
@@ -1650,20 +2146,18 @@
     </w:p>
     <w:p>
       <w:pPr>
-        <w:pStyle w:val="ad"/>
+        <w:pStyle w:val="29"/>
         <w:ind w:firstLine="480"/>
       </w:pPr>
       <w:r>
-        <w:t>发放及回收问卷时间：</w:t>
-      </w:r>
-      <w:r>
-        <w:t>202</w:t>
+        <w:t>发放及回收问卷时间：202</w:t>
       </w:r>
       <w:r>
         <w:rPr>
           <w:rFonts w:hint="eastAsia"/>
+          <w:lang w:val="en-US" w:eastAsia="zh-CN"/>
         </w:rPr>
-        <w:t>6</w:t>
+        <w:t>5</w:t>
       </w:r>
       <w:r>
         <w:t>年</w:t>
@@ -1675,6 +2169,13 @@
         <w:t>1</w:t>
       </w:r>
       <w:r>
+        <w:rPr>
+          <w:rFonts w:hint="eastAsia"/>
+          <w:lang w:val="en-US" w:eastAsia="zh-CN"/>
+        </w:rPr>
+        <w:t>2</w:t>
+      </w:r>
+      <w:r>
         <w:t>月</w:t>
       </w:r>
       <w:r>
@@ -1698,20 +2199,18 @@
     </w:p>
     <w:p>
       <w:pPr>
-        <w:pStyle w:val="ad"/>
+        <w:pStyle w:val="29"/>
         <w:ind w:firstLine="480"/>
       </w:pPr>
       <w:r>
-        <w:t>整理及分析问卷时间：</w:t>
-      </w:r>
-      <w:r>
-        <w:t>202</w:t>
+        <w:t>整理及分析问卷时间：202</w:t>
       </w:r>
       <w:r>
         <w:rPr>
           <w:rFonts w:hint="eastAsia"/>
+          <w:lang w:val="en-US" w:eastAsia="zh-CN"/>
         </w:rPr>
-        <w:t>6</w:t>
+        <w:t>5</w:t>
       </w:r>
       <w:r>
         <w:t>年</w:t>
@@ -1723,6 +2222,15 @@
         <w:t>1</w:t>
       </w:r>
       <w:r>
+        <w:rPr>
+          <w:rFonts w:hint="eastAsia"/>
+          <w:lang w:val="en-US" w:eastAsia="zh-CN"/>
+        </w:rPr>
+        <w:t>2</w:t>
+      </w:r>
+      <w:bookmarkStart w:id="9" w:name="_GoBack"/>
+      <w:bookmarkEnd w:id="9"/>
+      <w:r>
         <w:t>月</w:t>
       </w:r>
       <w:r>
@@ -1746,9 +2254,9 @@
     </w:p>
     <w:p>
       <w:pPr>
-        <w:pStyle w:val="10"/>
+        <w:pStyle w:val="28"/>
       </w:pPr>
-      <w:bookmarkStart w:id="4" w:name="_Toc17529"/>
+      <w:bookmarkStart w:id="4" w:name="_Toc11893"/>
       <w:r>
         <w:t>调查内容</w:t>
       </w:r>
@@ -1756,7 +2264,7 @@
     </w:p>
     <w:p>
       <w:pPr>
-        <w:pStyle w:val="af"/>
+        <w:pStyle w:val="39"/>
         <w:numPr>
           <w:ilvl w:val="0"/>
           <w:numId w:val="2"/>
@@ -1768,7 +2276,7 @@
     </w:p>
     <w:p>
       <w:pPr>
-        <w:pStyle w:val="af"/>
+        <w:pStyle w:val="39"/>
         <w:numPr>
           <w:ilvl w:val="0"/>
           <w:numId w:val="2"/>
@@ -1780,7 +2288,7 @@
     </w:p>
     <w:p>
       <w:pPr>
-        <w:pStyle w:val="af"/>
+        <w:pStyle w:val="39"/>
         <w:numPr>
           <w:ilvl w:val="0"/>
           <w:numId w:val="2"/>
@@ -1792,7 +2300,7 @@
     </w:p>
     <w:p>
       <w:pPr>
-        <w:pStyle w:val="af"/>
+        <w:pStyle w:val="39"/>
         <w:numPr>
           <w:ilvl w:val="0"/>
           <w:numId w:val="2"/>
@@ -1804,7 +2312,7 @@
     </w:p>
     <w:p>
       <w:pPr>
-        <w:pStyle w:val="af"/>
+        <w:pStyle w:val="39"/>
         <w:numPr>
           <w:ilvl w:val="0"/>
           <w:numId w:val="2"/>
@@ -1816,7 +2324,7 @@
     </w:p>
     <w:p>
       <w:pPr>
-        <w:pStyle w:val="af"/>
+        <w:pStyle w:val="39"/>
         <w:numPr>
           <w:ilvl w:val="0"/>
           <w:numId w:val="2"/>
@@ -1828,7 +2336,7 @@
     </w:p>
     <w:p>
       <w:pPr>
-        <w:pStyle w:val="af"/>
+        <w:pStyle w:val="39"/>
         <w:numPr>
           <w:ilvl w:val="0"/>
           <w:numId w:val="2"/>
@@ -1840,102 +2348,74 @@
     </w:p>
     <w:p>
       <w:pPr>
-        <w:pStyle w:val="10"/>
+        <w:pStyle w:val="28"/>
       </w:pPr>
       <w:bookmarkStart w:id="5" w:name="_Toc20903"/>
+      <w:bookmarkStart w:id="6" w:name="_Toc23420"/>
       <w:r>
         <w:t>调查对象</w:t>
       </w:r>
       <w:bookmarkEnd w:id="5"/>
-    </w:p>
-    <w:p>
-      <w:pPr>
-        <w:pStyle w:val="af"/>
-      </w:pPr>
-      <w:r>
-        <w:t>主要针对各运维项目客户。</w:t>
-      </w:r>
-    </w:p>
-    <w:p>
-      <w:pPr>
-        <w:pStyle w:val="10"/>
-      </w:pPr>
-      <w:bookmarkStart w:id="6" w:name="_Toc1900"/>
-      <w:r>
-        <w:t>调查方法</w:t>
-      </w:r>
       <w:bookmarkEnd w:id="6"/>
     </w:p>
     <w:p>
       <w:pPr>
-        <w:pStyle w:val="ad"/>
-        <w:ind w:firstLine="480"/>
+        <w:pStyle w:val="39"/>
       </w:pPr>
       <w:r>
-        <w:t>本次调查采用的方法是客户部向客户发放满意度调查表，一共计划</w:t>
-      </w:r>
-      <w:r>
-        <w:t>3</w:t>
-      </w:r>
-      <w:r>
-        <w:t>天的时间。</w:t>
+        <w:t>主要针对各运维项目客户。</w:t>
       </w:r>
     </w:p>
     <w:p>
       <w:pPr>
-        <w:pStyle w:val="10"/>
+        <w:pStyle w:val="28"/>
       </w:pPr>
-      <w:bookmarkStart w:id="7" w:name="_Toc3616"/>
-      <w:r>
-        <w:t>评价标准</w:t>
+      <w:bookmarkStart w:id="7" w:name="_Toc23653"/>
+      <w:r>
+        <w:t>调查方法</w:t>
       </w:r>
       <w:bookmarkEnd w:id="7"/>
     </w:p>
     <w:p>
       <w:pPr>
-        <w:pStyle w:val="ad"/>
+        <w:pStyle w:val="29"/>
         <w:ind w:firstLine="480"/>
       </w:pPr>
       <w:r>
-        <w:t>满意度算法：采用权重相乘法</w:t>
+        <w:t>本次调查采用的方法是客户部向客户发放满意度调查表，一共计划3天的时间。</w:t>
       </w:r>
     </w:p>
     <w:p>
       <w:pPr>
-        <w:pStyle w:val="ad"/>
-        <w:ind w:firstLine="480"/>
+        <w:pStyle w:val="28"/>
       </w:pPr>
-      <w:r>
-        <w:t>各评估小项满意度＝评估小项分值（</w:t>
-      </w:r>
-      <w:r>
-        <w:t>100</w:t>
-      </w:r>
-      <w:r>
-        <w:t>）</w:t>
-      </w:r>
-      <w:r>
-        <w:t>*</w:t>
-      </w:r>
-      <w:r>
-        <w:t>权重（</w:t>
-      </w:r>
-      <w:r>
-        <w:t>10%</w:t>
-      </w:r>
-      <w:r>
-        <w:t>）</w:t>
-      </w:r>
-      <w:r>
-        <w:t>=10</w:t>
-      </w:r>
-      <w:r>
-        <w:t>分</w:t>
-      </w:r>
+      <w:bookmarkStart w:id="8" w:name="_Toc6751"/>
+      <w:r>
+        <w:t>评价标准</w:t>
+      </w:r>
+      <w:bookmarkEnd w:id="8"/>
     </w:p>
     <w:p>
       <w:pPr>
-        <w:pStyle w:val="ad"/>
+        <w:pStyle w:val="29"/>
+        <w:ind w:firstLine="480"/>
+      </w:pPr>
+      <w:r>
+        <w:t>满意度算法：采用权重相乘法</w:t>
+      </w:r>
+    </w:p>
+    <w:p>
+      <w:pPr>
+        <w:pStyle w:val="29"/>
+        <w:ind w:firstLine="480"/>
+      </w:pPr>
+      <w:r>
+        <w:t>各评估小项满意度＝评估小项分值（100）*权重（10%）=10分</w:t>
+      </w:r>
+    </w:p>
+    <w:p>
+      <w:pPr>
+        <w:pStyle w:val="29"/>
         <w:ind w:firstLine="480"/>
       </w:pPr>
       <w:r>
@@ -1945,48 +2425,24 @@
         <w:rPr>
           <w:rFonts w:hint="eastAsia"/>
         </w:rPr>
-        <w:t>满意度调查总分数</w:t>
-      </w:r>
+        <w:t>满意度调查总分数/调查客户总数</w:t>
+      </w:r>
+    </w:p>
+    <w:p>
+      <w:pPr>
+        <w:pStyle w:val="29"/>
+        <w:ind w:firstLine="480"/>
+      </w:pPr>
       <w:r>
         <w:rPr>
           <w:rFonts w:hint="eastAsia"/>
         </w:rPr>
-        <w:t>/</w:t>
-      </w:r>
-      <w:r>
-        <w:rPr>
-          <w:rFonts w:hint="eastAsia"/>
-        </w:rPr>
-        <w:t>调查客户总数</w:t>
+        <w:t>满意度调查表如表6-1所示</w:t>
       </w:r>
     </w:p>
     <w:p>
       <w:pPr>
-        <w:pStyle w:val="ad"/>
-        <w:ind w:firstLine="480"/>
-      </w:pPr>
-      <w:r>
-        <w:rPr>
-          <w:rFonts w:hint="eastAsia"/>
-        </w:rPr>
-        <w:t>满意度调查表如表</w:t>
-      </w:r>
-      <w:r>
-        <w:rPr>
-          <w:rFonts w:hint="eastAsia"/>
-        </w:rPr>
-        <w:t>6-1</w:t>
-      </w:r>
-      <w:r>
-        <w:rPr>
-          <w:rFonts w:hint="eastAsia"/>
-        </w:rPr>
-        <w:t>所示</w:t>
-      </w:r>
-    </w:p>
-    <w:p>
-      <w:pPr>
-        <w:pStyle w:val="TableText"/>
+        <w:pStyle w:val="27"/>
         <w:spacing w:line="455" w:lineRule="auto"/>
         <w:rPr>
           <w:rFonts w:hint="eastAsia"/>
@@ -2002,7 +2458,7 @@
     </w:p>
     <w:p>
       <w:pPr>
-        <w:pStyle w:val="TableText"/>
+        <w:pStyle w:val="27"/>
         <w:spacing w:line="455" w:lineRule="auto"/>
         <w:jc w:val="center"/>
         <w:rPr>
@@ -2015,7 +2471,6 @@
           <w:rFonts w:hint="eastAsia"/>
           <w:lang w:eastAsia="zh-CN"/>
         </w:rPr>
-        <w:lastRenderedPageBreak/>
         <w:t xml:space="preserve">表 </w:t>
       </w:r>
       <w:r>
@@ -2034,14 +2489,14 @@
       </w:r>
       <w:r>
         <w:rPr>
-          <w:rFonts w:ascii="Helvetica" w:eastAsia="Helvetica" w:hAnsi="Helvetica" w:cs="Helvetica"/>
+          <w:rFonts w:ascii="Helvetica" w:hAnsi="Helvetica" w:eastAsia="Helvetica" w:cs="Helvetica"/>
           <w:color w:val="333333"/>
           <w:sz w:val="19"/>
           <w:szCs w:val="19"/>
           <w:shd w:val="clear" w:color="auto" w:fill="FFFFFF"/>
           <w:lang w:eastAsia="zh-CN"/>
         </w:rPr>
-        <w:instrText>STYLEREF "柴_标题1" \n * Charformat</w:instrText>
+        <w:instrText xml:space="preserve">STYLEREF "柴_标题1" \n * Charformat</w:instrText>
       </w:r>
       <w:r>
         <w:rPr>
@@ -2059,7 +2514,7 @@
       </w:r>
       <w:r>
         <w:rPr>
-          <w:rFonts w:ascii="Helvetica" w:eastAsia="Helvetica" w:hAnsi="Helvetica" w:cs="Helvetica" w:hint="eastAsia"/>
+          <w:rFonts w:hint="eastAsia" w:ascii="Helvetica" w:hAnsi="Helvetica" w:eastAsia="Helvetica" w:cs="Helvetica"/>
           <w:color w:val="333333"/>
           <w:sz w:val="19"/>
           <w:szCs w:val="19"/>
@@ -2094,7 +2549,7 @@
           <w:rFonts w:hint="eastAsia"/>
           <w:lang w:eastAsia="zh-CN"/>
         </w:rPr>
-        <w:instrText>SEQ 表 \* ARABIC  \s 1</w:instrText>
+        <w:instrText xml:space="preserve">SEQ 表 \* ARABIC  \s 1</w:instrText>
       </w:r>
       <w:r>
         <w:rPr>
@@ -2127,19 +2582,24 @@
     </w:p>
     <w:tbl>
       <w:tblPr>
-        <w:tblStyle w:val="TableNormal0"/>
+        <w:tblStyle w:val="26"/>
         <w:tblW w:w="9182" w:type="dxa"/>
         <w:tblInd w:w="2" w:type="dxa"/>
         <w:tblBorders>
-          <w:top w:val="single" w:sz="2" w:space="0" w:color="000000"/>
-          <w:left w:val="single" w:sz="2" w:space="0" w:color="000000"/>
-          <w:bottom w:val="single" w:sz="2" w:space="0" w:color="000000"/>
-          <w:right w:val="single" w:sz="2" w:space="0" w:color="000000"/>
-          <w:insideH w:val="single" w:sz="2" w:space="0" w:color="000000"/>
-          <w:insideV w:val="single" w:sz="2" w:space="0" w:color="000000"/>
+          <w:top w:val="single" w:color="000000" w:sz="2" w:space="0"/>
+          <w:left w:val="single" w:color="000000" w:sz="2" w:space="0"/>
+          <w:bottom w:val="single" w:color="000000" w:sz="2" w:space="0"/>
+          <w:right w:val="single" w:color="000000" w:sz="2" w:space="0"/>
+          <w:insideH w:val="single" w:color="000000" w:sz="2" w:space="0"/>
+          <w:insideV w:val="single" w:color="000000" w:sz="2" w:space="0"/>
         </w:tblBorders>
         <w:tblLayout w:type="fixed"/>
-        <w:tblLook w:val="04A0" w:firstRow="1" w:lastRow="0" w:firstColumn="1" w:lastColumn="0" w:noHBand="0" w:noVBand="1"/>
+        <w:tblCellMar>
+          <w:top w:w="0" w:type="dxa"/>
+          <w:left w:w="0" w:type="dxa"/>
+          <w:bottom w:w="0" w:type="dxa"/>
+          <w:right w:w="0" w:type="dxa"/>
+        </w:tblCellMar>
       </w:tblPr>
       <w:tblGrid>
         <w:gridCol w:w="825"/>
@@ -2153,8 +2613,24 @@
         <w:gridCol w:w="852"/>
       </w:tblGrid>
       <w:tr>
+        <w:tblPrEx>
+          <w:tblBorders>
+            <w:top w:val="single" w:color="000000" w:sz="2" w:space="0"/>
+            <w:left w:val="single" w:color="000000" w:sz="2" w:space="0"/>
+            <w:bottom w:val="single" w:color="000000" w:sz="2" w:space="0"/>
+            <w:right w:val="single" w:color="000000" w:sz="2" w:space="0"/>
+            <w:insideH w:val="single" w:color="000000" w:sz="2" w:space="0"/>
+            <w:insideV w:val="single" w:color="000000" w:sz="2" w:space="0"/>
+          </w:tblBorders>
+          <w:tblCellMar>
+            <w:top w:w="0" w:type="dxa"/>
+            <w:left w:w="0" w:type="dxa"/>
+            <w:bottom w:w="0" w:type="dxa"/>
+            <w:right w:w="0" w:type="dxa"/>
+          </w:tblCellMar>
+        </w:tblPrEx>
         <w:trPr>
-          <w:trHeight w:val="1256"/>
+          <w:trHeight w:val="1256" w:hRule="atLeast"/>
         </w:trPr>
         <w:tc>
           <w:tcPr>
@@ -2162,7 +2638,7 @@
           </w:tcPr>
           <w:p>
             <w:pPr>
-              <w:pStyle w:val="TableText"/>
+              <w:pStyle w:val="27"/>
               <w:spacing w:line="455" w:lineRule="auto"/>
               <w:rPr>
                 <w:rFonts w:hint="eastAsia"/>
@@ -2175,14 +2651,14 @@
               <w:spacing w:before="65" w:line="229" w:lineRule="auto"/>
               <w:ind w:left="206"/>
               <w:rPr>
-                <w:rFonts w:ascii="宋体" w:eastAsia="宋体" w:hAnsi="宋体" w:cs="宋体" w:hint="eastAsia"/>
-                <w:sz w:val="20"/>
-                <w:szCs w:val="20"/>
-              </w:rPr>
-            </w:pPr>
-            <w:r>
-              <w:rPr>
-                <w:rFonts w:ascii="宋体" w:eastAsia="宋体" w:hAnsi="宋体" w:cs="宋体"/>
+                <w:rFonts w:hint="eastAsia" w:ascii="宋体" w:hAnsi="宋体" w:eastAsia="宋体" w:cs="宋体"/>
+                <w:sz w:val="20"/>
+                <w:szCs w:val="20"/>
+              </w:rPr>
+            </w:pPr>
+            <w:r>
+              <w:rPr>
+                <w:rFonts w:ascii="宋体" w:hAnsi="宋体" w:eastAsia="宋体" w:cs="宋体"/>
                 <w:spacing w:val="5"/>
                 <w:sz w:val="20"/>
                 <w:szCs w:val="20"/>
@@ -2197,7 +2673,7 @@
           </w:tcPr>
           <w:p>
             <w:pPr>
-              <w:pStyle w:val="TableText"/>
+              <w:pStyle w:val="27"/>
               <w:spacing w:line="456" w:lineRule="auto"/>
               <w:rPr>
                 <w:rFonts w:hint="eastAsia"/>
@@ -2209,14 +2685,14 @@
               <w:spacing w:before="65" w:line="228" w:lineRule="auto"/>
               <w:ind w:left="1017"/>
               <w:rPr>
-                <w:rFonts w:ascii="宋体" w:eastAsia="宋体" w:hAnsi="宋体" w:cs="宋体" w:hint="eastAsia"/>
-                <w:sz w:val="20"/>
-                <w:szCs w:val="20"/>
-              </w:rPr>
-            </w:pPr>
-            <w:r>
-              <w:rPr>
-                <w:rFonts w:ascii="宋体" w:eastAsia="宋体" w:hAnsi="宋体" w:cs="宋体"/>
+                <w:rFonts w:hint="eastAsia" w:ascii="宋体" w:hAnsi="宋体" w:eastAsia="宋体" w:cs="宋体"/>
+                <w:sz w:val="20"/>
+                <w:szCs w:val="20"/>
+              </w:rPr>
+            </w:pPr>
+            <w:r>
+              <w:rPr>
+                <w:rFonts w:ascii="宋体" w:hAnsi="宋体" w:eastAsia="宋体" w:cs="宋体"/>
                 <w:spacing w:val="3"/>
                 <w:sz w:val="20"/>
                 <w:szCs w:val="20"/>
@@ -2231,7 +2707,7 @@
           </w:tcPr>
           <w:p>
             <w:pPr>
-              <w:pStyle w:val="TableText"/>
+              <w:pStyle w:val="27"/>
               <w:spacing w:line="455" w:lineRule="auto"/>
               <w:rPr>
                 <w:rFonts w:hint="eastAsia"/>
@@ -2243,14 +2719,14 @@
               <w:spacing w:before="65" w:line="228" w:lineRule="auto"/>
               <w:ind w:left="126"/>
               <w:rPr>
-                <w:rFonts w:ascii="宋体" w:eastAsia="宋体" w:hAnsi="宋体" w:cs="宋体" w:hint="eastAsia"/>
-                <w:sz w:val="20"/>
-                <w:szCs w:val="20"/>
-              </w:rPr>
-            </w:pPr>
-            <w:r>
-              <w:rPr>
-                <w:rFonts w:ascii="宋体" w:eastAsia="宋体" w:hAnsi="宋体" w:cs="宋体"/>
+                <w:rFonts w:hint="eastAsia" w:ascii="宋体" w:hAnsi="宋体" w:eastAsia="宋体" w:cs="宋体"/>
+                <w:sz w:val="20"/>
+                <w:szCs w:val="20"/>
+              </w:rPr>
+            </w:pPr>
+            <w:r>
+              <w:rPr>
+                <w:rFonts w:ascii="宋体" w:hAnsi="宋体" w:eastAsia="宋体" w:cs="宋体"/>
                 <w:spacing w:val="5"/>
                 <w:sz w:val="20"/>
                 <w:szCs w:val="20"/>
@@ -2275,14 +2751,14 @@
               <w:spacing w:line="268" w:lineRule="exact"/>
               <w:ind w:left="193"/>
               <w:rPr>
-                <w:rFonts w:ascii="宋体" w:eastAsia="宋体" w:hAnsi="宋体" w:cs="宋体" w:hint="eastAsia"/>
-                <w:sz w:val="20"/>
-                <w:szCs w:val="20"/>
-              </w:rPr>
-            </w:pPr>
-            <w:r>
-              <w:rPr>
-                <w:rFonts w:ascii="宋体" w:eastAsia="宋体" w:hAnsi="宋体" w:cs="宋体"/>
+                <w:rFonts w:hint="eastAsia" w:ascii="宋体" w:hAnsi="宋体" w:eastAsia="宋体" w:cs="宋体"/>
+                <w:sz w:val="20"/>
+                <w:szCs w:val="20"/>
+              </w:rPr>
+            </w:pPr>
+            <w:r>
+              <w:rPr>
+                <w:rFonts w:ascii="宋体" w:hAnsi="宋体" w:eastAsia="宋体" w:cs="宋体"/>
                 <w:spacing w:val="3"/>
                 <w:position w:val="1"/>
                 <w:sz w:val="20"/>
@@ -2298,7 +2774,7 @@
           </w:tcPr>
           <w:p>
             <w:pPr>
-              <w:pStyle w:val="TableText"/>
+              <w:pStyle w:val="27"/>
               <w:spacing w:line="301" w:lineRule="auto"/>
               <w:rPr>
                 <w:rFonts w:hint="eastAsia"/>
@@ -2310,14 +2786,14 @@
               <w:spacing w:before="65" w:line="299" w:lineRule="auto"/>
               <w:ind w:left="175" w:right="170" w:firstLine="51"/>
               <w:rPr>
-                <w:rFonts w:ascii="宋体" w:eastAsia="宋体" w:hAnsi="宋体" w:cs="宋体" w:hint="eastAsia"/>
-                <w:sz w:val="20"/>
-                <w:szCs w:val="20"/>
-              </w:rPr>
-            </w:pPr>
-            <w:r>
-              <w:rPr>
-                <w:rFonts w:ascii="宋体" w:eastAsia="宋体" w:hAnsi="宋体" w:cs="宋体"/>
+                <w:rFonts w:hint="eastAsia" w:ascii="宋体" w:hAnsi="宋体" w:eastAsia="宋体" w:cs="宋体"/>
+                <w:sz w:val="20"/>
+                <w:szCs w:val="20"/>
+              </w:rPr>
+            </w:pPr>
+            <w:r>
+              <w:rPr>
+                <w:rFonts w:ascii="宋体" w:hAnsi="宋体" w:eastAsia="宋体" w:cs="宋体"/>
                 <w:spacing w:val="6"/>
                 <w:sz w:val="20"/>
                 <w:szCs w:val="20"/>
@@ -2326,7 +2802,7 @@
             </w:r>
             <w:r>
               <w:rPr>
-                <w:rFonts w:ascii="宋体" w:eastAsia="宋体" w:hAnsi="宋体" w:cs="宋体"/>
+                <w:rFonts w:ascii="宋体" w:hAnsi="宋体" w:eastAsia="宋体" w:cs="宋体"/>
                 <w:spacing w:val="3"/>
                 <w:sz w:val="20"/>
                 <w:szCs w:val="20"/>
@@ -2341,7 +2817,7 @@
           </w:tcPr>
           <w:p>
             <w:pPr>
-              <w:pStyle w:val="TableText"/>
+              <w:pStyle w:val="27"/>
               <w:spacing w:line="301" w:lineRule="auto"/>
               <w:rPr>
                 <w:rFonts w:hint="eastAsia"/>
@@ -2353,14 +2829,14 @@
               <w:spacing w:before="65" w:line="299" w:lineRule="auto"/>
               <w:ind w:left="174" w:right="167" w:firstLine="54"/>
               <w:rPr>
-                <w:rFonts w:ascii="宋体" w:eastAsia="宋体" w:hAnsi="宋体" w:cs="宋体" w:hint="eastAsia"/>
-                <w:sz w:val="20"/>
-                <w:szCs w:val="20"/>
-              </w:rPr>
-            </w:pPr>
-            <w:r>
-              <w:rPr>
-                <w:rFonts w:ascii="宋体" w:eastAsia="宋体" w:hAnsi="宋体" w:cs="宋体"/>
+                <w:rFonts w:hint="eastAsia" w:ascii="宋体" w:hAnsi="宋体" w:eastAsia="宋体" w:cs="宋体"/>
+                <w:sz w:val="20"/>
+                <w:szCs w:val="20"/>
+              </w:rPr>
+            </w:pPr>
+            <w:r>
+              <w:rPr>
+                <w:rFonts w:ascii="宋体" w:hAnsi="宋体" w:eastAsia="宋体" w:cs="宋体"/>
                 <w:spacing w:val="3"/>
                 <w:sz w:val="20"/>
                 <w:szCs w:val="20"/>
@@ -2369,7 +2845,7 @@
             </w:r>
             <w:r>
               <w:rPr>
-                <w:rFonts w:ascii="宋体" w:eastAsia="宋体" w:hAnsi="宋体" w:cs="宋体"/>
+                <w:rFonts w:ascii="宋体" w:hAnsi="宋体" w:eastAsia="宋体" w:cs="宋体"/>
                 <w:spacing w:val="2"/>
                 <w:sz w:val="20"/>
                 <w:szCs w:val="20"/>
@@ -2384,7 +2860,7 @@
           </w:tcPr>
           <w:p>
             <w:pPr>
-              <w:pStyle w:val="TableText"/>
+              <w:pStyle w:val="27"/>
               <w:spacing w:line="301" w:lineRule="auto"/>
               <w:rPr>
                 <w:rFonts w:hint="eastAsia"/>
@@ -2396,14 +2872,14 @@
               <w:spacing w:before="65" w:line="299" w:lineRule="auto"/>
               <w:ind w:left="179" w:right="167" w:firstLine="51"/>
               <w:rPr>
-                <w:rFonts w:ascii="宋体" w:eastAsia="宋体" w:hAnsi="宋体" w:cs="宋体" w:hint="eastAsia"/>
-                <w:sz w:val="20"/>
-                <w:szCs w:val="20"/>
-              </w:rPr>
-            </w:pPr>
-            <w:r>
-              <w:rPr>
-                <w:rFonts w:ascii="宋体" w:eastAsia="宋体" w:hAnsi="宋体" w:cs="宋体"/>
+                <w:rFonts w:hint="eastAsia" w:ascii="宋体" w:hAnsi="宋体" w:eastAsia="宋体" w:cs="宋体"/>
+                <w:sz w:val="20"/>
+                <w:szCs w:val="20"/>
+              </w:rPr>
+            </w:pPr>
+            <w:r>
+              <w:rPr>
+                <w:rFonts w:ascii="宋体" w:hAnsi="宋体" w:eastAsia="宋体" w:cs="宋体"/>
                 <w:spacing w:val="3"/>
                 <w:sz w:val="20"/>
                 <w:szCs w:val="20"/>
@@ -2412,7 +2888,7 @@
             </w:r>
             <w:r>
               <w:rPr>
-                <w:rFonts w:ascii="宋体" w:eastAsia="宋体" w:hAnsi="宋体" w:cs="宋体"/>
+                <w:rFonts w:ascii="宋体" w:hAnsi="宋体" w:eastAsia="宋体" w:cs="宋体"/>
                 <w:spacing w:val="2"/>
                 <w:sz w:val="20"/>
                 <w:szCs w:val="20"/>
@@ -2435,7 +2911,7 @@
           <w:p>
             <w:pPr>
               <w:rPr>
-                <w:rFonts w:ascii="宋体" w:eastAsia="宋体" w:hAnsi="宋体" w:cs="宋体" w:hint="eastAsia"/>
+                <w:rFonts w:hint="eastAsia" w:ascii="宋体" w:hAnsi="宋体" w:eastAsia="宋体" w:cs="宋体"/>
                 <w:sz w:val="20"/>
                 <w:szCs w:val="20"/>
               </w:rPr>
@@ -2451,7 +2927,7 @@
           </w:tcPr>
           <w:p>
             <w:pPr>
-              <w:pStyle w:val="TableText"/>
+              <w:pStyle w:val="27"/>
               <w:spacing w:line="455" w:lineRule="auto"/>
               <w:rPr>
                 <w:rFonts w:hint="eastAsia"/>
@@ -2463,14 +2939,14 @@
               <w:spacing w:before="65" w:line="229" w:lineRule="auto"/>
               <w:ind w:left="225"/>
               <w:rPr>
-                <w:rFonts w:ascii="宋体" w:eastAsia="宋体" w:hAnsi="宋体" w:cs="宋体" w:hint="eastAsia"/>
-                <w:sz w:val="20"/>
-                <w:szCs w:val="20"/>
-              </w:rPr>
-            </w:pPr>
-            <w:r>
-              <w:rPr>
-                <w:rFonts w:ascii="宋体" w:eastAsia="宋体" w:hAnsi="宋体" w:cs="宋体"/>
+                <w:rFonts w:hint="eastAsia" w:ascii="宋体" w:hAnsi="宋体" w:eastAsia="宋体" w:cs="宋体"/>
+                <w:sz w:val="20"/>
+                <w:szCs w:val="20"/>
+              </w:rPr>
+            </w:pPr>
+            <w:r>
+              <w:rPr>
+                <w:rFonts w:ascii="宋体" w:hAnsi="宋体" w:eastAsia="宋体" w:cs="宋体"/>
                 <w:spacing w:val="2"/>
                 <w:sz w:val="20"/>
                 <w:szCs w:val="20"/>
@@ -2481,8 +2957,24 @@
         </w:tc>
       </w:tr>
       <w:tr>
+        <w:tblPrEx>
+          <w:tblBorders>
+            <w:top w:val="single" w:color="000000" w:sz="2" w:space="0"/>
+            <w:left w:val="single" w:color="000000" w:sz="2" w:space="0"/>
+            <w:bottom w:val="single" w:color="000000" w:sz="2" w:space="0"/>
+            <w:right w:val="single" w:color="000000" w:sz="2" w:space="0"/>
+            <w:insideH w:val="single" w:color="000000" w:sz="2" w:space="0"/>
+            <w:insideV w:val="single" w:color="000000" w:sz="2" w:space="0"/>
+          </w:tblBorders>
+          <w:tblCellMar>
+            <w:top w:w="0" w:type="dxa"/>
+            <w:left w:w="0" w:type="dxa"/>
+            <w:bottom w:w="0" w:type="dxa"/>
+            <w:right w:w="0" w:type="dxa"/>
+          </w:tblCellMar>
+        </w:tblPrEx>
         <w:trPr>
-          <w:trHeight w:val="477"/>
+          <w:trHeight w:val="477" w:hRule="atLeast"/>
         </w:trPr>
         <w:tc>
           <w:tcPr>
@@ -2493,14 +2985,14 @@
               <w:spacing w:before="173" w:line="185" w:lineRule="auto"/>
               <w:ind w:left="375"/>
               <w:rPr>
-                <w:rFonts w:ascii="Calibri" w:eastAsia="Calibri" w:hAnsi="Calibri" w:cs="Calibri"/>
-                <w:sz w:val="20"/>
-                <w:szCs w:val="20"/>
-              </w:rPr>
-            </w:pPr>
-            <w:r>
-              <w:rPr>
-                <w:rFonts w:ascii="Calibri" w:eastAsia="Calibri" w:hAnsi="Calibri" w:cs="Calibri"/>
+                <w:rFonts w:ascii="Calibri" w:hAnsi="Calibri" w:eastAsia="Calibri" w:cs="Calibri"/>
+                <w:sz w:val="20"/>
+                <w:szCs w:val="20"/>
+              </w:rPr>
+            </w:pPr>
+            <w:r>
+              <w:rPr>
+                <w:rFonts w:ascii="Calibri" w:hAnsi="Calibri" w:eastAsia="Calibri" w:cs="Calibri"/>
                 <w:sz w:val="20"/>
                 <w:szCs w:val="20"/>
               </w:rPr>
@@ -2517,14 +3009,14 @@
               <w:spacing w:before="130" w:line="228" w:lineRule="auto"/>
               <w:ind w:left="111"/>
               <w:rPr>
-                <w:rFonts w:ascii="宋体" w:eastAsia="宋体" w:hAnsi="宋体" w:cs="宋体" w:hint="eastAsia"/>
-                <w:sz w:val="20"/>
-                <w:szCs w:val="20"/>
-              </w:rPr>
-            </w:pPr>
-            <w:r>
-              <w:rPr>
-                <w:rFonts w:ascii="宋体" w:eastAsia="宋体" w:hAnsi="宋体" w:cs="宋体"/>
+                <w:rFonts w:hint="eastAsia" w:ascii="宋体" w:hAnsi="宋体" w:eastAsia="宋体" w:cs="宋体"/>
+                <w:sz w:val="20"/>
+                <w:szCs w:val="20"/>
+              </w:rPr>
+            </w:pPr>
+            <w:r>
+              <w:rPr>
+                <w:rFonts w:ascii="宋体" w:hAnsi="宋体" w:eastAsia="宋体" w:cs="宋体"/>
                 <w:spacing w:val="8"/>
                 <w:sz w:val="20"/>
                 <w:szCs w:val="20"/>
@@ -2542,14 +3034,14 @@
               <w:spacing w:before="131" w:line="268" w:lineRule="exact"/>
               <w:ind w:left="195"/>
               <w:rPr>
-                <w:rFonts w:ascii="宋体" w:eastAsia="宋体" w:hAnsi="宋体" w:cs="宋体" w:hint="eastAsia"/>
-                <w:sz w:val="20"/>
-                <w:szCs w:val="20"/>
-              </w:rPr>
-            </w:pPr>
-            <w:r>
-              <w:rPr>
-                <w:rFonts w:ascii="宋体" w:eastAsia="宋体" w:hAnsi="宋体" w:cs="宋体"/>
+                <w:rFonts w:hint="eastAsia" w:ascii="宋体" w:hAnsi="宋体" w:eastAsia="宋体" w:cs="宋体"/>
+                <w:sz w:val="20"/>
+                <w:szCs w:val="20"/>
+              </w:rPr>
+            </w:pPr>
+            <w:r>
+              <w:rPr>
+                <w:rFonts w:ascii="宋体" w:hAnsi="宋体" w:eastAsia="宋体" w:cs="宋体"/>
                 <w:spacing w:val="-2"/>
                 <w:position w:val="1"/>
                 <w:sz w:val="20"/>
@@ -2565,7 +3057,7 @@
           </w:tcPr>
           <w:p>
             <w:pPr>
-              <w:pStyle w:val="TableText"/>
+              <w:pStyle w:val="27"/>
               <w:rPr>
                 <w:rFonts w:hint="eastAsia"/>
               </w:rPr>
@@ -2578,7 +3070,7 @@
           </w:tcPr>
           <w:p>
             <w:pPr>
-              <w:pStyle w:val="TableText"/>
+              <w:pStyle w:val="27"/>
               <w:rPr>
                 <w:rFonts w:hint="eastAsia"/>
               </w:rPr>
@@ -2591,7 +3083,7 @@
           </w:tcPr>
           <w:p>
             <w:pPr>
-              <w:pStyle w:val="TableText"/>
+              <w:pStyle w:val="27"/>
               <w:rPr>
                 <w:rFonts w:hint="eastAsia"/>
               </w:rPr>
@@ -2604,7 +3096,7 @@
           </w:tcPr>
           <w:p>
             <w:pPr>
-              <w:pStyle w:val="TableText"/>
+              <w:pStyle w:val="27"/>
               <w:rPr>
                 <w:rFonts w:hint="eastAsia"/>
               </w:rPr>
@@ -2617,7 +3109,7 @@
           </w:tcPr>
           <w:p>
             <w:pPr>
-              <w:pStyle w:val="TableText"/>
+              <w:pStyle w:val="27"/>
               <w:rPr>
                 <w:rFonts w:hint="eastAsia"/>
               </w:rPr>
@@ -2630,7 +3122,7 @@
           </w:tcPr>
           <w:p>
             <w:pPr>
-              <w:pStyle w:val="TableText"/>
+              <w:pStyle w:val="27"/>
               <w:rPr>
                 <w:rFonts w:hint="eastAsia"/>
               </w:rPr>
@@ -2639,8 +3131,24 @@
         </w:tc>
       </w:tr>
       <w:tr>
+        <w:tblPrEx>
+          <w:tblBorders>
+            <w:top w:val="single" w:color="000000" w:sz="2" w:space="0"/>
+            <w:left w:val="single" w:color="000000" w:sz="2" w:space="0"/>
+            <w:bottom w:val="single" w:color="000000" w:sz="2" w:space="0"/>
+            <w:right w:val="single" w:color="000000" w:sz="2" w:space="0"/>
+            <w:insideH w:val="single" w:color="000000" w:sz="2" w:space="0"/>
+            <w:insideV w:val="single" w:color="000000" w:sz="2" w:space="0"/>
+          </w:tblBorders>
+          <w:tblCellMar>
+            <w:top w:w="0" w:type="dxa"/>
+            <w:left w:w="0" w:type="dxa"/>
+            <w:bottom w:w="0" w:type="dxa"/>
+            <w:right w:w="0" w:type="dxa"/>
+          </w:tblCellMar>
+        </w:tblPrEx>
         <w:trPr>
-          <w:trHeight w:val="515"/>
+          <w:trHeight w:val="515" w:hRule="atLeast"/>
         </w:trPr>
         <w:tc>
           <w:tcPr>
@@ -2651,14 +3159,14 @@
               <w:spacing w:before="189" w:line="187" w:lineRule="auto"/>
               <w:ind w:left="369"/>
               <w:rPr>
-                <w:rFonts w:ascii="Calibri" w:eastAsia="Calibri" w:hAnsi="Calibri" w:cs="Calibri"/>
-                <w:sz w:val="20"/>
-                <w:szCs w:val="20"/>
-              </w:rPr>
-            </w:pPr>
-            <w:r>
-              <w:rPr>
-                <w:rFonts w:ascii="Calibri" w:eastAsia="Calibri" w:hAnsi="Calibri" w:cs="Calibri"/>
+                <w:rFonts w:ascii="Calibri" w:hAnsi="Calibri" w:eastAsia="Calibri" w:cs="Calibri"/>
+                <w:sz w:val="20"/>
+                <w:szCs w:val="20"/>
+              </w:rPr>
+            </w:pPr>
+            <w:r>
+              <w:rPr>
+                <w:rFonts w:ascii="Calibri" w:hAnsi="Calibri" w:eastAsia="Calibri" w:cs="Calibri"/>
                 <w:sz w:val="20"/>
                 <w:szCs w:val="20"/>
               </w:rPr>
@@ -2675,7 +3183,7 @@
               <w:spacing w:before="150" w:line="228" w:lineRule="auto"/>
               <w:ind w:left="111"/>
               <w:rPr>
-                <w:rFonts w:ascii="宋体" w:eastAsia="宋体" w:hAnsi="宋体" w:cs="宋体" w:hint="eastAsia"/>
+                <w:rFonts w:hint="eastAsia" w:ascii="宋体" w:hAnsi="宋体" w:eastAsia="宋体" w:cs="宋体"/>
                 <w:sz w:val="20"/>
                 <w:szCs w:val="20"/>
                 <w:lang w:eastAsia="zh-CN"/>
@@ -2683,7 +3191,7 @@
             </w:pPr>
             <w:r>
               <w:rPr>
-                <w:rFonts w:ascii="宋体" w:eastAsia="宋体" w:hAnsi="宋体" w:cs="宋体"/>
+                <w:rFonts w:ascii="宋体" w:hAnsi="宋体" w:eastAsia="宋体" w:cs="宋体"/>
                 <w:spacing w:val="8"/>
                 <w:sz w:val="20"/>
                 <w:szCs w:val="20"/>
@@ -2702,14 +3210,14 @@
               <w:spacing w:before="150" w:line="269" w:lineRule="exact"/>
               <w:ind w:left="182"/>
               <w:rPr>
-                <w:rFonts w:ascii="宋体" w:eastAsia="宋体" w:hAnsi="宋体" w:cs="宋体" w:hint="eastAsia"/>
-                <w:sz w:val="20"/>
-                <w:szCs w:val="20"/>
-              </w:rPr>
-            </w:pPr>
-            <w:r>
-              <w:rPr>
-                <w:rFonts w:ascii="宋体" w:eastAsia="宋体" w:hAnsi="宋体" w:cs="宋体"/>
+                <w:rFonts w:hint="eastAsia" w:ascii="宋体" w:hAnsi="宋体" w:eastAsia="宋体" w:cs="宋体"/>
+                <w:sz w:val="20"/>
+                <w:szCs w:val="20"/>
+              </w:rPr>
+            </w:pPr>
+            <w:r>
+              <w:rPr>
+                <w:rFonts w:ascii="宋体" w:hAnsi="宋体" w:eastAsia="宋体" w:cs="宋体"/>
                 <w:spacing w:val="2"/>
                 <w:position w:val="1"/>
                 <w:sz w:val="20"/>
@@ -2725,7 +3233,7 @@
           </w:tcPr>
           <w:p>
             <w:pPr>
-              <w:pStyle w:val="TableText"/>
+              <w:pStyle w:val="27"/>
               <w:rPr>
                 <w:rFonts w:hint="eastAsia"/>
               </w:rPr>
@@ -2738,7 +3246,7 @@
           </w:tcPr>
           <w:p>
             <w:pPr>
-              <w:pStyle w:val="TableText"/>
+              <w:pStyle w:val="27"/>
               <w:rPr>
                 <w:rFonts w:hint="eastAsia"/>
               </w:rPr>
@@ -2751,7 +3259,7 @@
           </w:tcPr>
           <w:p>
             <w:pPr>
-              <w:pStyle w:val="TableText"/>
+              <w:pStyle w:val="27"/>
               <w:rPr>
                 <w:rFonts w:hint="eastAsia"/>
               </w:rPr>
@@ -2764,7 +3272,7 @@
           </w:tcPr>
           <w:p>
             <w:pPr>
-              <w:pStyle w:val="TableText"/>
+              <w:pStyle w:val="27"/>
               <w:rPr>
                 <w:rFonts w:hint="eastAsia"/>
               </w:rPr>
@@ -2777,7 +3285,7 @@
           </w:tcPr>
           <w:p>
             <w:pPr>
-              <w:pStyle w:val="TableText"/>
+              <w:pStyle w:val="27"/>
               <w:rPr>
                 <w:rFonts w:hint="eastAsia"/>
               </w:rPr>
@@ -2790,7 +3298,7 @@
           </w:tcPr>
           <w:p>
             <w:pPr>
-              <w:pStyle w:val="TableText"/>
+              <w:pStyle w:val="27"/>
               <w:rPr>
                 <w:rFonts w:hint="eastAsia"/>
               </w:rPr>
@@ -2799,8 +3307,24 @@
         </w:tc>
       </w:tr>
       <w:tr>
+        <w:tblPrEx>
+          <w:tblBorders>
+            <w:top w:val="single" w:color="000000" w:sz="2" w:space="0"/>
+            <w:left w:val="single" w:color="000000" w:sz="2" w:space="0"/>
+            <w:bottom w:val="single" w:color="000000" w:sz="2" w:space="0"/>
+            <w:right w:val="single" w:color="000000" w:sz="2" w:space="0"/>
+            <w:insideH w:val="single" w:color="000000" w:sz="2" w:space="0"/>
+            <w:insideV w:val="single" w:color="000000" w:sz="2" w:space="0"/>
+          </w:tblBorders>
+          <w:tblCellMar>
+            <w:top w:w="0" w:type="dxa"/>
+            <w:left w:w="0" w:type="dxa"/>
+            <w:bottom w:w="0" w:type="dxa"/>
+            <w:right w:w="0" w:type="dxa"/>
+          </w:tblCellMar>
+        </w:tblPrEx>
         <w:trPr>
-          <w:trHeight w:val="525"/>
+          <w:trHeight w:val="525" w:hRule="atLeast"/>
         </w:trPr>
         <w:tc>
           <w:tcPr>
@@ -2811,14 +3335,14 @@
               <w:spacing w:before="197" w:line="186" w:lineRule="auto"/>
               <w:ind w:left="367"/>
               <w:rPr>
-                <w:rFonts w:ascii="Calibri" w:eastAsia="Calibri" w:hAnsi="Calibri" w:cs="Calibri"/>
-                <w:sz w:val="20"/>
-                <w:szCs w:val="20"/>
-              </w:rPr>
-            </w:pPr>
-            <w:r>
-              <w:rPr>
-                <w:rFonts w:ascii="Calibri" w:eastAsia="Calibri" w:hAnsi="Calibri" w:cs="Calibri"/>
+                <w:rFonts w:ascii="Calibri" w:hAnsi="Calibri" w:eastAsia="Calibri" w:cs="Calibri"/>
+                <w:sz w:val="20"/>
+                <w:szCs w:val="20"/>
+              </w:rPr>
+            </w:pPr>
+            <w:r>
+              <w:rPr>
+                <w:rFonts w:ascii="Calibri" w:hAnsi="Calibri" w:eastAsia="Calibri" w:cs="Calibri"/>
                 <w:sz w:val="20"/>
                 <w:szCs w:val="20"/>
               </w:rPr>
@@ -2835,14 +3359,14 @@
               <w:spacing w:before="156" w:line="228" w:lineRule="auto"/>
               <w:ind w:left="111"/>
               <w:rPr>
-                <w:rFonts w:ascii="宋体" w:eastAsia="宋体" w:hAnsi="宋体" w:cs="宋体" w:hint="eastAsia"/>
-                <w:sz w:val="20"/>
-                <w:szCs w:val="20"/>
-              </w:rPr>
-            </w:pPr>
-            <w:r>
-              <w:rPr>
-                <w:rFonts w:ascii="宋体" w:eastAsia="宋体" w:hAnsi="宋体" w:cs="宋体"/>
+                <w:rFonts w:hint="eastAsia" w:ascii="宋体" w:hAnsi="宋体" w:eastAsia="宋体" w:cs="宋体"/>
+                <w:sz w:val="20"/>
+                <w:szCs w:val="20"/>
+              </w:rPr>
+            </w:pPr>
+            <w:r>
+              <w:rPr>
+                <w:rFonts w:ascii="宋体" w:hAnsi="宋体" w:eastAsia="宋体" w:cs="宋体"/>
                 <w:spacing w:val="7"/>
                 <w:sz w:val="20"/>
                 <w:szCs w:val="20"/>
@@ -2860,14 +3384,14 @@
               <w:spacing w:before="156" w:line="268" w:lineRule="exact"/>
               <w:ind w:left="182"/>
               <w:rPr>
-                <w:rFonts w:ascii="宋体" w:eastAsia="宋体" w:hAnsi="宋体" w:cs="宋体" w:hint="eastAsia"/>
-                <w:sz w:val="20"/>
-                <w:szCs w:val="20"/>
-              </w:rPr>
-            </w:pPr>
-            <w:r>
-              <w:rPr>
-                <w:rFonts w:ascii="宋体" w:eastAsia="宋体" w:hAnsi="宋体" w:cs="宋体"/>
+                <w:rFonts w:hint="eastAsia" w:ascii="宋体" w:hAnsi="宋体" w:eastAsia="宋体" w:cs="宋体"/>
+                <w:sz w:val="20"/>
+                <w:szCs w:val="20"/>
+              </w:rPr>
+            </w:pPr>
+            <w:r>
+              <w:rPr>
+                <w:rFonts w:ascii="宋体" w:hAnsi="宋体" w:eastAsia="宋体" w:cs="宋体"/>
                 <w:spacing w:val="2"/>
                 <w:position w:val="1"/>
                 <w:sz w:val="20"/>
@@ -2883,7 +3407,7 @@
           </w:tcPr>
           <w:p>
             <w:pPr>
-              <w:pStyle w:val="TableText"/>
+              <w:pStyle w:val="27"/>
               <w:rPr>
                 <w:rFonts w:hint="eastAsia"/>
               </w:rPr>
@@ -2896,7 +3420,7 @@
           </w:tcPr>
           <w:p>
             <w:pPr>
-              <w:pStyle w:val="TableText"/>
+              <w:pStyle w:val="27"/>
               <w:rPr>
                 <w:rFonts w:hint="eastAsia"/>
               </w:rPr>
@@ -2909,7 +3433,7 @@
           </w:tcPr>
           <w:p>
             <w:pPr>
-              <w:pStyle w:val="TableText"/>
+              <w:pStyle w:val="27"/>
               <w:rPr>
                 <w:rFonts w:hint="eastAsia"/>
               </w:rPr>
@@ -2922,7 +3446,7 @@
           </w:tcPr>
           <w:p>
             <w:pPr>
-              <w:pStyle w:val="TableText"/>
+              <w:pStyle w:val="27"/>
               <w:rPr>
                 <w:rFonts w:hint="eastAsia"/>
               </w:rPr>
@@ -2935,7 +3459,7 @@
           </w:tcPr>
           <w:p>
             <w:pPr>
-              <w:pStyle w:val="TableText"/>
+              <w:pStyle w:val="27"/>
               <w:rPr>
                 <w:rFonts w:hint="eastAsia"/>
               </w:rPr>
@@ -2948,7 +3472,7 @@
           </w:tcPr>
           <w:p>
             <w:pPr>
-              <w:pStyle w:val="TableText"/>
+              <w:pStyle w:val="27"/>
               <w:rPr>
                 <w:rFonts w:hint="eastAsia"/>
               </w:rPr>
@@ -2957,8 +3481,24 @@
         </w:tc>
       </w:tr>
       <w:tr>
+        <w:tblPrEx>
+          <w:tblBorders>
+            <w:top w:val="single" w:color="000000" w:sz="2" w:space="0"/>
+            <w:left w:val="single" w:color="000000" w:sz="2" w:space="0"/>
+            <w:bottom w:val="single" w:color="000000" w:sz="2" w:space="0"/>
+            <w:right w:val="single" w:color="000000" w:sz="2" w:space="0"/>
+            <w:insideH w:val="single" w:color="000000" w:sz="2" w:space="0"/>
+            <w:insideV w:val="single" w:color="000000" w:sz="2" w:space="0"/>
+          </w:tblBorders>
+          <w:tblCellMar>
+            <w:top w:w="0" w:type="dxa"/>
+            <w:left w:w="0" w:type="dxa"/>
+            <w:bottom w:w="0" w:type="dxa"/>
+            <w:right w:w="0" w:type="dxa"/>
+          </w:tblCellMar>
+        </w:tblPrEx>
         <w:trPr>
-          <w:trHeight w:val="527"/>
+          <w:trHeight w:val="527" w:hRule="atLeast"/>
         </w:trPr>
         <w:tc>
           <w:tcPr>
@@ -2969,14 +3509,14 @@
               <w:spacing w:before="199" w:line="185" w:lineRule="auto"/>
               <w:ind w:left="362"/>
               <w:rPr>
-                <w:rFonts w:ascii="Calibri" w:eastAsia="Calibri" w:hAnsi="Calibri" w:cs="Calibri"/>
-                <w:sz w:val="20"/>
-                <w:szCs w:val="20"/>
-              </w:rPr>
-            </w:pPr>
-            <w:r>
-              <w:rPr>
-                <w:rFonts w:ascii="Calibri" w:eastAsia="Calibri" w:hAnsi="Calibri" w:cs="Calibri"/>
+                <w:rFonts w:ascii="Calibri" w:hAnsi="Calibri" w:eastAsia="Calibri" w:cs="Calibri"/>
+                <w:sz w:val="20"/>
+                <w:szCs w:val="20"/>
+              </w:rPr>
+            </w:pPr>
+            <w:r>
+              <w:rPr>
+                <w:rFonts w:ascii="Calibri" w:hAnsi="Calibri" w:eastAsia="Calibri" w:cs="Calibri"/>
                 <w:sz w:val="20"/>
                 <w:szCs w:val="20"/>
               </w:rPr>
@@ -2993,7 +3533,7 @@
               <w:spacing w:before="156" w:line="228" w:lineRule="auto"/>
               <w:ind w:left="110"/>
               <w:rPr>
-                <w:rFonts w:ascii="宋体" w:eastAsia="宋体" w:hAnsi="宋体" w:cs="宋体" w:hint="eastAsia"/>
+                <w:rFonts w:hint="eastAsia" w:ascii="宋体" w:hAnsi="宋体" w:eastAsia="宋体" w:cs="宋体"/>
                 <w:sz w:val="20"/>
                 <w:szCs w:val="20"/>
                 <w:lang w:eastAsia="zh-CN"/>
@@ -3001,7 +3541,7 @@
             </w:pPr>
             <w:r>
               <w:rPr>
-                <w:rFonts w:ascii="宋体" w:eastAsia="宋体" w:hAnsi="宋体" w:cs="宋体"/>
+                <w:rFonts w:ascii="宋体" w:hAnsi="宋体" w:eastAsia="宋体" w:cs="宋体"/>
                 <w:spacing w:val="9"/>
                 <w:sz w:val="20"/>
                 <w:szCs w:val="20"/>
@@ -3020,14 +3560,14 @@
               <w:spacing w:before="156" w:line="269" w:lineRule="exact"/>
               <w:ind w:left="182"/>
               <w:rPr>
-                <w:rFonts w:ascii="宋体" w:eastAsia="宋体" w:hAnsi="宋体" w:cs="宋体" w:hint="eastAsia"/>
-                <w:sz w:val="20"/>
-                <w:szCs w:val="20"/>
-              </w:rPr>
-            </w:pPr>
-            <w:r>
-              <w:rPr>
-                <w:rFonts w:ascii="宋体" w:eastAsia="宋体" w:hAnsi="宋体" w:cs="宋体"/>
+                <w:rFonts w:hint="eastAsia" w:ascii="宋体" w:hAnsi="宋体" w:eastAsia="宋体" w:cs="宋体"/>
+                <w:sz w:val="20"/>
+                <w:szCs w:val="20"/>
+              </w:rPr>
+            </w:pPr>
+            <w:r>
+              <w:rPr>
+                <w:rFonts w:ascii="宋体" w:hAnsi="宋体" w:eastAsia="宋体" w:cs="宋体"/>
                 <w:spacing w:val="2"/>
                 <w:position w:val="1"/>
                 <w:sz w:val="20"/>
@@ -3043,7 +3583,7 @@
           </w:tcPr>
           <w:p>
             <w:pPr>
-              <w:pStyle w:val="TableText"/>
+              <w:pStyle w:val="27"/>
               <w:rPr>
                 <w:rFonts w:hint="eastAsia"/>
               </w:rPr>
@@ -3056,7 +3596,7 @@
           </w:tcPr>
           <w:p>
             <w:pPr>
-              <w:pStyle w:val="TableText"/>
+              <w:pStyle w:val="27"/>
               <w:rPr>
                 <w:rFonts w:hint="eastAsia"/>
               </w:rPr>
@@ -3069,7 +3609,7 @@
           </w:tcPr>
           <w:p>
             <w:pPr>
-              <w:pStyle w:val="TableText"/>
+              <w:pStyle w:val="27"/>
               <w:rPr>
                 <w:rFonts w:hint="eastAsia"/>
               </w:rPr>
@@ -3082,7 +3622,7 @@
           </w:tcPr>
           <w:p>
             <w:pPr>
-              <w:pStyle w:val="TableText"/>
+              <w:pStyle w:val="27"/>
               <w:rPr>
                 <w:rFonts w:hint="eastAsia"/>
               </w:rPr>
@@ -3095,7 +3635,7 @@
           </w:tcPr>
           <w:p>
             <w:pPr>
-              <w:pStyle w:val="TableText"/>
+              <w:pStyle w:val="27"/>
               <w:rPr>
                 <w:rFonts w:hint="eastAsia"/>
               </w:rPr>
@@ -3108,7 +3648,7 @@
           </w:tcPr>
           <w:p>
             <w:pPr>
-              <w:pStyle w:val="TableText"/>
+              <w:pStyle w:val="27"/>
               <w:rPr>
                 <w:rFonts w:hint="eastAsia"/>
               </w:rPr>
@@ -3117,8 +3657,24 @@
         </w:tc>
       </w:tr>
       <w:tr>
+        <w:tblPrEx>
+          <w:tblBorders>
+            <w:top w:val="single" w:color="000000" w:sz="2" w:space="0"/>
+            <w:left w:val="single" w:color="000000" w:sz="2" w:space="0"/>
+            <w:bottom w:val="single" w:color="000000" w:sz="2" w:space="0"/>
+            <w:right w:val="single" w:color="000000" w:sz="2" w:space="0"/>
+            <w:insideH w:val="single" w:color="000000" w:sz="2" w:space="0"/>
+            <w:insideV w:val="single" w:color="000000" w:sz="2" w:space="0"/>
+          </w:tblBorders>
+          <w:tblCellMar>
+            <w:top w:w="0" w:type="dxa"/>
+            <w:left w:w="0" w:type="dxa"/>
+            <w:bottom w:w="0" w:type="dxa"/>
+            <w:right w:w="0" w:type="dxa"/>
+          </w:tblCellMar>
+        </w:tblPrEx>
         <w:trPr>
-          <w:trHeight w:val="527"/>
+          <w:trHeight w:val="527" w:hRule="atLeast"/>
         </w:trPr>
         <w:tc>
           <w:tcPr>
@@ -3129,14 +3685,14 @@
               <w:spacing w:before="201" w:line="184" w:lineRule="auto"/>
               <w:ind w:left="367"/>
               <w:rPr>
-                <w:rFonts w:ascii="Calibri" w:eastAsia="Calibri" w:hAnsi="Calibri" w:cs="Calibri"/>
-                <w:sz w:val="20"/>
-                <w:szCs w:val="20"/>
-              </w:rPr>
-            </w:pPr>
-            <w:r>
-              <w:rPr>
-                <w:rFonts w:ascii="Calibri" w:eastAsia="Calibri" w:hAnsi="Calibri" w:cs="Calibri"/>
+                <w:rFonts w:ascii="Calibri" w:hAnsi="Calibri" w:eastAsia="Calibri" w:cs="Calibri"/>
+                <w:sz w:val="20"/>
+                <w:szCs w:val="20"/>
+              </w:rPr>
+            </w:pPr>
+            <w:r>
+              <w:rPr>
+                <w:rFonts w:ascii="Calibri" w:hAnsi="Calibri" w:eastAsia="Calibri" w:cs="Calibri"/>
                 <w:sz w:val="20"/>
                 <w:szCs w:val="20"/>
               </w:rPr>
@@ -3153,14 +3709,14 @@
               <w:spacing w:before="157" w:line="228" w:lineRule="auto"/>
               <w:ind w:left="111"/>
               <w:rPr>
-                <w:rFonts w:ascii="宋体" w:eastAsia="宋体" w:hAnsi="宋体" w:cs="宋体" w:hint="eastAsia"/>
-                <w:sz w:val="20"/>
-                <w:szCs w:val="20"/>
-              </w:rPr>
-            </w:pPr>
-            <w:r>
-              <w:rPr>
-                <w:rFonts w:ascii="宋体" w:eastAsia="宋体" w:hAnsi="宋体" w:cs="宋体"/>
+                <w:rFonts w:hint="eastAsia" w:ascii="宋体" w:hAnsi="宋体" w:eastAsia="宋体" w:cs="宋体"/>
+                <w:sz w:val="20"/>
+                <w:szCs w:val="20"/>
+              </w:rPr>
+            </w:pPr>
+            <w:r>
+              <w:rPr>
+                <w:rFonts w:ascii="宋体" w:hAnsi="宋体" w:eastAsia="宋体" w:cs="宋体"/>
                 <w:spacing w:val="7"/>
                 <w:sz w:val="20"/>
                 <w:szCs w:val="20"/>
@@ -3178,14 +3734,14 @@
               <w:spacing w:before="157" w:line="269" w:lineRule="exact"/>
               <w:ind w:left="195"/>
               <w:rPr>
-                <w:rFonts w:ascii="宋体" w:eastAsia="宋体" w:hAnsi="宋体" w:cs="宋体" w:hint="eastAsia"/>
-                <w:sz w:val="20"/>
-                <w:szCs w:val="20"/>
-              </w:rPr>
-            </w:pPr>
-            <w:r>
-              <w:rPr>
-                <w:rFonts w:ascii="宋体" w:eastAsia="宋体" w:hAnsi="宋体" w:cs="宋体"/>
+                <w:rFonts w:hint="eastAsia" w:ascii="宋体" w:hAnsi="宋体" w:eastAsia="宋体" w:cs="宋体"/>
+                <w:sz w:val="20"/>
+                <w:szCs w:val="20"/>
+              </w:rPr>
+            </w:pPr>
+            <w:r>
+              <w:rPr>
+                <w:rFonts w:ascii="宋体" w:hAnsi="宋体" w:eastAsia="宋体" w:cs="宋体"/>
                 <w:spacing w:val="-2"/>
                 <w:position w:val="1"/>
                 <w:sz w:val="20"/>
@@ -3201,7 +3757,7 @@
           </w:tcPr>
           <w:p>
             <w:pPr>
-              <w:pStyle w:val="TableText"/>
+              <w:pStyle w:val="27"/>
               <w:rPr>
                 <w:rFonts w:hint="eastAsia"/>
               </w:rPr>
@@ -3214,7 +3770,7 @@
           </w:tcPr>
           <w:p>
             <w:pPr>
-              <w:pStyle w:val="TableText"/>
+              <w:pStyle w:val="27"/>
               <w:rPr>
                 <w:rFonts w:hint="eastAsia"/>
               </w:rPr>
@@ -3227,7 +3783,7 @@
           </w:tcPr>
           <w:p>
             <w:pPr>
-              <w:pStyle w:val="TableText"/>
+              <w:pStyle w:val="27"/>
               <w:rPr>
                 <w:rFonts w:hint="eastAsia"/>
               </w:rPr>
@@ -3240,7 +3796,7 @@
           </w:tcPr>
           <w:p>
             <w:pPr>
-              <w:pStyle w:val="TableText"/>
+              <w:pStyle w:val="27"/>
               <w:rPr>
                 <w:rFonts w:hint="eastAsia"/>
               </w:rPr>
@@ -3253,7 +3809,7 @@
           </w:tcPr>
           <w:p>
             <w:pPr>
-              <w:pStyle w:val="TableText"/>
+              <w:pStyle w:val="27"/>
               <w:rPr>
                 <w:rFonts w:hint="eastAsia"/>
               </w:rPr>
@@ -3266,7 +3822,7 @@
           </w:tcPr>
           <w:p>
             <w:pPr>
-              <w:pStyle w:val="TableText"/>
+              <w:pStyle w:val="27"/>
               <w:rPr>
                 <w:rFonts w:hint="eastAsia"/>
               </w:rPr>
@@ -3275,8 +3831,24 @@
         </w:tc>
       </w:tr>
       <w:tr>
+        <w:tblPrEx>
+          <w:tblBorders>
+            <w:top w:val="single" w:color="000000" w:sz="2" w:space="0"/>
+            <w:left w:val="single" w:color="000000" w:sz="2" w:space="0"/>
+            <w:bottom w:val="single" w:color="000000" w:sz="2" w:space="0"/>
+            <w:right w:val="single" w:color="000000" w:sz="2" w:space="0"/>
+            <w:insideH w:val="single" w:color="000000" w:sz="2" w:space="0"/>
+            <w:insideV w:val="single" w:color="000000" w:sz="2" w:space="0"/>
+          </w:tblBorders>
+          <w:tblCellMar>
+            <w:top w:w="0" w:type="dxa"/>
+            <w:left w:w="0" w:type="dxa"/>
+            <w:bottom w:w="0" w:type="dxa"/>
+            <w:right w:w="0" w:type="dxa"/>
+          </w:tblCellMar>
+        </w:tblPrEx>
         <w:trPr>
-          <w:trHeight w:val="525"/>
+          <w:trHeight w:val="525" w:hRule="atLeast"/>
         </w:trPr>
         <w:tc>
           <w:tcPr>
@@ -3287,14 +3859,14 @@
               <w:spacing w:before="199" w:line="186" w:lineRule="auto"/>
               <w:ind w:left="368"/>
               <w:rPr>
-                <w:rFonts w:ascii="Calibri" w:eastAsia="Calibri" w:hAnsi="Calibri" w:cs="Calibri"/>
-                <w:sz w:val="20"/>
-                <w:szCs w:val="20"/>
-              </w:rPr>
-            </w:pPr>
-            <w:r>
-              <w:rPr>
-                <w:rFonts w:ascii="Calibri" w:eastAsia="Calibri" w:hAnsi="Calibri" w:cs="Calibri"/>
+                <w:rFonts w:ascii="Calibri" w:hAnsi="Calibri" w:eastAsia="Calibri" w:cs="Calibri"/>
+                <w:sz w:val="20"/>
+                <w:szCs w:val="20"/>
+              </w:rPr>
+            </w:pPr>
+            <w:r>
+              <w:rPr>
+                <w:rFonts w:ascii="Calibri" w:hAnsi="Calibri" w:eastAsia="Calibri" w:cs="Calibri"/>
                 <w:sz w:val="20"/>
                 <w:szCs w:val="20"/>
               </w:rPr>
@@ -3311,14 +3883,14 @@
               <w:spacing w:before="158" w:line="228" w:lineRule="auto"/>
               <w:ind w:left="111"/>
               <w:rPr>
-                <w:rFonts w:ascii="宋体" w:eastAsia="宋体" w:hAnsi="宋体" w:cs="宋体" w:hint="eastAsia"/>
-                <w:sz w:val="20"/>
-                <w:szCs w:val="20"/>
-              </w:rPr>
-            </w:pPr>
-            <w:r>
-              <w:rPr>
-                <w:rFonts w:ascii="宋体" w:eastAsia="宋体" w:hAnsi="宋体" w:cs="宋体"/>
+                <w:rFonts w:hint="eastAsia" w:ascii="宋体" w:hAnsi="宋体" w:eastAsia="宋体" w:cs="宋体"/>
+                <w:sz w:val="20"/>
+                <w:szCs w:val="20"/>
+              </w:rPr>
+            </w:pPr>
+            <w:r>
+              <w:rPr>
+                <w:rFonts w:ascii="宋体" w:hAnsi="宋体" w:eastAsia="宋体" w:cs="宋体"/>
                 <w:spacing w:val="8"/>
                 <w:sz w:val="20"/>
                 <w:szCs w:val="20"/>
@@ -3336,14 +3908,14 @@
               <w:spacing w:before="158" w:line="268" w:lineRule="exact"/>
               <w:ind w:left="195"/>
               <w:rPr>
-                <w:rFonts w:ascii="宋体" w:eastAsia="宋体" w:hAnsi="宋体" w:cs="宋体" w:hint="eastAsia"/>
-                <w:sz w:val="20"/>
-                <w:szCs w:val="20"/>
-              </w:rPr>
-            </w:pPr>
-            <w:r>
-              <w:rPr>
-                <w:rFonts w:ascii="宋体" w:eastAsia="宋体" w:hAnsi="宋体" w:cs="宋体"/>
+                <w:rFonts w:hint="eastAsia" w:ascii="宋体" w:hAnsi="宋体" w:eastAsia="宋体" w:cs="宋体"/>
+                <w:sz w:val="20"/>
+                <w:szCs w:val="20"/>
+              </w:rPr>
+            </w:pPr>
+            <w:r>
+              <w:rPr>
+                <w:rFonts w:ascii="宋体" w:hAnsi="宋体" w:eastAsia="宋体" w:cs="宋体"/>
                 <w:spacing w:val="-2"/>
                 <w:position w:val="1"/>
                 <w:sz w:val="20"/>
@@ -3359,7 +3931,7 @@
           </w:tcPr>
           <w:p>
             <w:pPr>
-              <w:pStyle w:val="TableText"/>
+              <w:pStyle w:val="27"/>
               <w:rPr>
                 <w:rFonts w:hint="eastAsia"/>
               </w:rPr>
@@ -3372,7 +3944,7 @@
           </w:tcPr>
           <w:p>
             <w:pPr>
-              <w:pStyle w:val="TableText"/>
+              <w:pStyle w:val="27"/>
               <w:rPr>
                 <w:rFonts w:hint="eastAsia"/>
               </w:rPr>
@@ -3385,7 +3957,7 @@
           </w:tcPr>
           <w:p>
             <w:pPr>
-              <w:pStyle w:val="TableText"/>
+              <w:pStyle w:val="27"/>
               <w:rPr>
                 <w:rFonts w:hint="eastAsia"/>
               </w:rPr>
@@ -3398,7 +3970,7 @@
           </w:tcPr>
           <w:p>
             <w:pPr>
-              <w:pStyle w:val="TableText"/>
+              <w:pStyle w:val="27"/>
               <w:rPr>
                 <w:rFonts w:hint="eastAsia"/>
               </w:rPr>
@@ -3411,7 +3983,7 @@
           </w:tcPr>
           <w:p>
             <w:pPr>
-              <w:pStyle w:val="TableText"/>
+              <w:pStyle w:val="27"/>
               <w:rPr>
                 <w:rFonts w:hint="eastAsia"/>
               </w:rPr>
@@ -3424,7 +3996,7 @@
           </w:tcPr>
           <w:p>
             <w:pPr>
-              <w:pStyle w:val="TableText"/>
+              <w:pStyle w:val="27"/>
               <w:rPr>
                 <w:rFonts w:hint="eastAsia"/>
               </w:rPr>
@@ -3433,8 +4005,24 @@
         </w:tc>
       </w:tr>
       <w:tr>
+        <w:tblPrEx>
+          <w:tblBorders>
+            <w:top w:val="single" w:color="000000" w:sz="2" w:space="0"/>
+            <w:left w:val="single" w:color="000000" w:sz="2" w:space="0"/>
+            <w:bottom w:val="single" w:color="000000" w:sz="2" w:space="0"/>
+            <w:right w:val="single" w:color="000000" w:sz="2" w:space="0"/>
+            <w:insideH w:val="single" w:color="000000" w:sz="2" w:space="0"/>
+            <w:insideV w:val="single" w:color="000000" w:sz="2" w:space="0"/>
+          </w:tblBorders>
+          <w:tblCellMar>
+            <w:top w:w="0" w:type="dxa"/>
+            <w:left w:w="0" w:type="dxa"/>
+            <w:bottom w:w="0" w:type="dxa"/>
+            <w:right w:w="0" w:type="dxa"/>
+          </w:tblCellMar>
+        </w:tblPrEx>
         <w:trPr>
-          <w:trHeight w:val="561"/>
+          <w:trHeight w:val="561" w:hRule="atLeast"/>
         </w:trPr>
         <w:tc>
           <w:tcPr>
@@ -3445,14 +4033,14 @@
               <w:spacing w:before="216" w:line="184" w:lineRule="auto"/>
               <w:ind w:left="367"/>
               <w:rPr>
-                <w:rFonts w:ascii="Calibri" w:eastAsia="Calibri" w:hAnsi="Calibri" w:cs="Calibri"/>
-                <w:sz w:val="20"/>
-                <w:szCs w:val="20"/>
-              </w:rPr>
-            </w:pPr>
-            <w:r>
-              <w:rPr>
-                <w:rFonts w:ascii="Calibri" w:eastAsia="Calibri" w:hAnsi="Calibri" w:cs="Calibri"/>
+                <w:rFonts w:ascii="Calibri" w:hAnsi="Calibri" w:eastAsia="Calibri" w:cs="Calibri"/>
+                <w:sz w:val="20"/>
+                <w:szCs w:val="20"/>
+              </w:rPr>
+            </w:pPr>
+            <w:r>
+              <w:rPr>
+                <w:rFonts w:ascii="Calibri" w:hAnsi="Calibri" w:eastAsia="Calibri" w:cs="Calibri"/>
                 <w:sz w:val="20"/>
                 <w:szCs w:val="20"/>
               </w:rPr>
@@ -3469,14 +4057,14 @@
               <w:spacing w:before="175" w:line="228" w:lineRule="auto"/>
               <w:ind w:left="115"/>
               <w:rPr>
-                <w:rFonts w:ascii="宋体" w:eastAsia="宋体" w:hAnsi="宋体" w:cs="宋体" w:hint="eastAsia"/>
-                <w:sz w:val="20"/>
-                <w:szCs w:val="20"/>
-              </w:rPr>
-            </w:pPr>
-            <w:r>
-              <w:rPr>
-                <w:rFonts w:ascii="宋体" w:eastAsia="宋体" w:hAnsi="宋体" w:cs="宋体"/>
+                <w:rFonts w:hint="eastAsia" w:ascii="宋体" w:hAnsi="宋体" w:eastAsia="宋体" w:cs="宋体"/>
+                <w:sz w:val="20"/>
+                <w:szCs w:val="20"/>
+              </w:rPr>
+            </w:pPr>
+            <w:r>
+              <w:rPr>
+                <w:rFonts w:ascii="宋体" w:hAnsi="宋体" w:eastAsia="宋体" w:cs="宋体"/>
                 <w:spacing w:val="7"/>
                 <w:sz w:val="20"/>
                 <w:szCs w:val="20"/>
@@ -3494,14 +4082,14 @@
               <w:spacing w:before="175" w:line="269" w:lineRule="exact"/>
               <w:ind w:left="195"/>
               <w:rPr>
-                <w:rFonts w:ascii="宋体" w:eastAsia="宋体" w:hAnsi="宋体" w:cs="宋体" w:hint="eastAsia"/>
-                <w:sz w:val="20"/>
-                <w:szCs w:val="20"/>
-              </w:rPr>
-            </w:pPr>
-            <w:r>
-              <w:rPr>
-                <w:rFonts w:ascii="宋体" w:eastAsia="宋体" w:hAnsi="宋体" w:cs="宋体"/>
+                <w:rFonts w:hint="eastAsia" w:ascii="宋体" w:hAnsi="宋体" w:eastAsia="宋体" w:cs="宋体"/>
+                <w:sz w:val="20"/>
+                <w:szCs w:val="20"/>
+              </w:rPr>
+            </w:pPr>
+            <w:r>
+              <w:rPr>
+                <w:rFonts w:ascii="宋体" w:hAnsi="宋体" w:eastAsia="宋体" w:cs="宋体"/>
                 <w:spacing w:val="-2"/>
                 <w:position w:val="1"/>
                 <w:sz w:val="20"/>
@@ -3517,7 +4105,7 @@
           </w:tcPr>
           <w:p>
             <w:pPr>
-              <w:pStyle w:val="TableText"/>
+              <w:pStyle w:val="27"/>
               <w:rPr>
                 <w:rFonts w:hint="eastAsia"/>
               </w:rPr>
@@ -3530,7 +4118,7 @@
           </w:tcPr>
           <w:p>
             <w:pPr>
-              <w:pStyle w:val="TableText"/>
+              <w:pStyle w:val="27"/>
               <w:rPr>
                 <w:rFonts w:hint="eastAsia"/>
               </w:rPr>
@@ -3543,7 +4131,7 @@
           </w:tcPr>
           <w:p>
             <w:pPr>
-              <w:pStyle w:val="TableText"/>
+              <w:pStyle w:val="27"/>
               <w:rPr>
                 <w:rFonts w:hint="eastAsia"/>
               </w:rPr>
@@ -3556,7 +4144,7 @@
           </w:tcPr>
           <w:p>
             <w:pPr>
-              <w:pStyle w:val="TableText"/>
+              <w:pStyle w:val="27"/>
               <w:rPr>
                 <w:rFonts w:hint="eastAsia"/>
               </w:rPr>
@@ -3569,7 +4157,7 @@
           </w:tcPr>
           <w:p>
             <w:pPr>
-              <w:pStyle w:val="TableText"/>
+              <w:pStyle w:val="27"/>
               <w:rPr>
                 <w:rFonts w:hint="eastAsia"/>
               </w:rPr>
@@ -3582,7 +4170,7 @@
           </w:tcPr>
           <w:p>
             <w:pPr>
-              <w:pStyle w:val="TableText"/>
+              <w:pStyle w:val="27"/>
               <w:rPr>
                 <w:rFonts w:hint="eastAsia"/>
               </w:rPr>
@@ -3593,66 +4181,28 @@
     </w:tbl>
     <w:p>
       <w:pPr>
-        <w:pStyle w:val="ad"/>
-        <w:ind w:firstLineChars="0" w:firstLine="0"/>
+        <w:pStyle w:val="29"/>
+        <w:ind w:firstLine="0" w:firstLineChars="0"/>
       </w:pPr>
     </w:p>
     <w:sectPr>
-      <w:headerReference w:type="default" r:id="rId7"/>
+      <w:headerReference r:id="rId3" w:type="default"/>
       <w:pgSz w:w="11906" w:h="16838"/>
       <w:pgMar w:top="1417" w:right="1800" w:bottom="1440" w:left="1800" w:header="1140" w:footer="992" w:gutter="0"/>
-      <w:cols w:space="425"/>
-      <w:docGrid w:type="lines" w:linePitch="312"/>
+      <w:cols w:space="425" w:num="1"/>
+      <w:docGrid w:type="lines" w:linePitch="312" w:charSpace="0"/>
     </w:sectPr>
   </w:body>
 </w:document>
 </file>
 
-<file path=word/endnotes.xml><?xml version="1.0" encoding="utf-8"?>
-<w:endnotes xmlns:wpc="http://schemas.microsoft.com/office/word/2010/wordprocessingCanvas" xmlns:cx="http://schemas.microsoft.com/office/drawing/2014/chartex" xmlns:cx1="http://schemas.microsoft.com/office/drawing/2015/9/8/chartex" xmlns:cx2="http://schemas.microsoft.com/office/drawing/2015/10/21/chartex" xmlns:cx3="http://schemas.microsoft.com/office/drawing/2016/5/9/chartex" xmlns:cx4="http://schemas.microsoft.com/office/drawing/2016/5/10/chartex" xmlns:cx5="http://schemas.microsoft.com/office/drawing/2016/5/11/chartex" xmlns:cx6="http://schemas.microsoft.com/office/drawing/2016/5/12/chartex" xmlns:cx7="http://schemas.microsoft.com/office/drawing/2016/5/13/chartex" xmlns:cx8="http://schemas.microsoft.com/office/drawing/2016/5/14/chartex" xmlns:mc="http://schemas.openxmlformats.org/markup-compatibility/2006" xmlns:aink="http://schemas.microsoft.com/office/drawing/2016/ink" xmlns:am3d="http://schemas.microsoft.com/office/drawing/2017/model3d" xmlns:o="urn:schemas-microsoft-com:office:office" xmlns:oel="http://schemas.microsoft.com/office/2019/extlst" xmlns:r="http://schemas.openxmlformats.org/officeDocument/2006/relationships" xmlns:m="http://schemas.openxmlformats.org/officeDocument/2006/math" xmlns:v="urn:schemas-microsoft-com:vml" xmlns:wp14="http://schemas.microsoft.com/office/word/2010/wordprocessingDrawing" xmlns:wp="http://schemas.openxmlformats.org/drawingml/2006/wordprocessingDrawing" xmlns:w10="urn:schemas-microsoft-com:office:word" xmlns:w="http://schemas.openxmlformats.org/wordprocessingml/2006/main" xmlns:w14="http://schemas.microsoft.com/office/word/2010/wordml" xmlns:w15="http://schemas.microsoft.com/office/word/2012/wordml" xmlns:w16cex="http://schemas.microsoft.com/office/word/2018/wordml/cex" xmlns:w16cid="http://schemas.microsoft.com/office/word/2016/wordml/cid" xmlns:w16="http://schemas.microsoft.com/office/word/2018/wordml" xmlns:w16du="http://schemas.microsoft.com/office/word/2023/wordml/word16du" xmlns:w16sdtdh="http://schemas.microsoft.com/office/word/2020/wordml/sdtdatahash" xmlns:w16sdtfl="http://schemas.microsoft.com/office/word/2024/wordml/sdtformatlock" xmlns:w16se="http://schemas.microsoft.com/office/word/2015/wordml/symex" xmlns:wpg="http://schemas.microsoft.com/office/word/2010/wordprocessingGroup" xmlns:wpi="http://schemas.microsoft.com/office/word/2010/wordprocessingInk" xmlns:wne="http://schemas.microsoft.com/office/word/2006/wordml" xmlns:wps="http://schemas.microsoft.com/office/word/2010/wordprocessingShape" mc:Ignorable="w14 w15 w16se w16cid w16 w16cex w16sdtdh w16sdtfl w16du wp14">
-  <w:endnote w:type="separator" w:id="-1">
-    <w:p>
-      <w:r>
-        <w:separator/>
-      </w:r>
-    </w:p>
-  </w:endnote>
-  <w:endnote w:type="continuationSeparator" w:id="0">
-    <w:p>
-      <w:r>
-        <w:continuationSeparator/>
-      </w:r>
-    </w:p>
-  </w:endnote>
-</w:endnotes>
-</file>
-
-<file path=word/footnotes.xml><?xml version="1.0" encoding="utf-8"?>
-<w:footnotes xmlns:wpc="http://schemas.microsoft.com/office/word/2010/wordprocessingCanvas" xmlns:cx="http://schemas.microsoft.com/office/drawing/2014/chartex" xmlns:cx1="http://schemas.microsoft.com/office/drawing/2015/9/8/chartex" xmlns:cx2="http://schemas.microsoft.com/office/drawing/2015/10/21/chartex" xmlns:cx3="http://schemas.microsoft.com/office/drawing/2016/5/9/chartex" xmlns:cx4="http://schemas.microsoft.com/office/drawing/2016/5/10/chartex" xmlns:cx5="http://schemas.microsoft.com/office/drawing/2016/5/11/chartex" xmlns:cx6="http://schemas.microsoft.com/office/drawing/2016/5/12/chartex" xmlns:cx7="http://schemas.microsoft.com/office/drawing/2016/5/13/chartex" xmlns:cx8="http://schemas.microsoft.com/office/drawing/2016/5/14/chartex" xmlns:mc="http://schemas.openxmlformats.org/markup-compatibility/2006" xmlns:aink="http://schemas.microsoft.com/office/drawing/2016/ink" xmlns:am3d="http://schemas.microsoft.com/office/drawing/2017/model3d" xmlns:o="urn:schemas-microsoft-com:office:office" xmlns:oel="http://schemas.microsoft.com/office/2019/extlst" xmlns:r="http://schemas.openxmlformats.org/officeDocument/2006/relationships" xmlns:m="http://schemas.openxmlformats.org/officeDocument/2006/math" xmlns:v="urn:schemas-microsoft-com:vml" xmlns:wp14="http://schemas.microsoft.com/office/word/2010/wordprocessingDrawing" xmlns:wp="http://schemas.openxmlformats.org/drawingml/2006/wordprocessingDrawing" xmlns:w10="urn:schemas-microsoft-com:office:word" xmlns:w="http://schemas.openxmlformats.org/wordprocessingml/2006/main" xmlns:w14="http://schemas.microsoft.com/office/word/2010/wordml" xmlns:w15="http://schemas.microsoft.com/office/word/2012/wordml" xmlns:w16cex="http://schemas.microsoft.com/office/word/2018/wordml/cex" xmlns:w16cid="http://schemas.microsoft.com/office/word/2016/wordml/cid" xmlns:w16="http://schemas.microsoft.com/office/word/2018/wordml" xmlns:w16du="http://schemas.microsoft.com/office/word/2023/wordml/word16du" xmlns:w16sdtdh="http://schemas.microsoft.com/office/word/2020/wordml/sdtdatahash" xmlns:w16sdtfl="http://schemas.microsoft.com/office/word/2024/wordml/sdtformatlock" xmlns:w16se="http://schemas.microsoft.com/office/word/2015/wordml/symex" xmlns:wpg="http://schemas.microsoft.com/office/word/2010/wordprocessingGroup" xmlns:wpi="http://schemas.microsoft.com/office/word/2010/wordprocessingInk" xmlns:wne="http://schemas.microsoft.com/office/word/2006/wordml" xmlns:wps="http://schemas.microsoft.com/office/word/2010/wordprocessingShape" mc:Ignorable="w14 w15 w16se w16cid w16 w16cex w16sdtdh w16sdtfl w16du wp14">
-  <w:footnote w:type="separator" w:id="-1">
-    <w:p>
-      <w:r>
-        <w:separator/>
-      </w:r>
-    </w:p>
-  </w:footnote>
-  <w:footnote w:type="continuationSeparator" w:id="0">
-    <w:p>
-      <w:r>
-        <w:continuationSeparator/>
-      </w:r>
-    </w:p>
-  </w:footnote>
-</w:footnotes>
-</file>
-
 <file path=word/header1.xml><?xml version="1.0" encoding="utf-8"?>
-<w:hdr xmlns:wpc="http://schemas.microsoft.com/office/word/2010/wordprocessingCanvas" xmlns:cx="http://schemas.microsoft.com/office/drawing/2014/chartex" xmlns:cx1="http://schemas.microsoft.com/office/drawing/2015/9/8/chartex" xmlns:cx2="http://schemas.microsoft.com/office/drawing/2015/10/21/chartex" xmlns:cx3="http://schemas.microsoft.com/office/drawing/2016/5/9/chartex" xmlns:cx4="http://schemas.microsoft.com/office/drawing/2016/5/10/chartex" xmlns:cx5="http://schemas.microsoft.com/office/drawing/2016/5/11/chartex" xmlns:cx6="http://schemas.microsoft.com/office/drawing/2016/5/12/chartex" xmlns:cx7="http://schemas.microsoft.com/office/drawing/2016/5/13/chartex" xmlns:cx8="http://schemas.microsoft.com/office/drawing/2016/5/14/chartex" xmlns:mc="http://schemas.openxmlformats.org/markup-compatibility/2006" xmlns:aink="http://schemas.microsoft.com/office/drawing/2016/ink" xmlns:am3d="http://schemas.microsoft.com/office/drawing/2017/model3d" xmlns:o="urn:schemas-microsoft-com:office:office" xmlns:oel="http://schemas.microsoft.com/office/2019/extlst" xmlns:r="http://schemas.openxmlformats.org/officeDocument/2006/relationships" xmlns:m="http://schemas.openxmlformats.org/officeDocument/2006/math" xmlns:v="urn:schemas-microsoft-com:vml" xmlns:wp14="http://schemas.microsoft.com/office/word/2010/wordprocessingDrawing" xmlns:wp="http://schemas.openxmlformats.org/drawingml/2006/wordprocessingDrawing" xmlns:w10="urn:schemas-microsoft-com:office:word" xmlns:w="http://schemas.openxmlformats.org/wordprocessingml/2006/main" xmlns:w14="http://schemas.microsoft.com/office/word/2010/wordml" xmlns:w15="http://schemas.microsoft.com/office/word/2012/wordml" xmlns:w16cex="http://schemas.microsoft.com/office/word/2018/wordml/cex" xmlns:w16cid="http://schemas.microsoft.com/office/word/2016/wordml/cid" xmlns:w16="http://schemas.microsoft.com/office/word/2018/wordml" xmlns:w16du="http://schemas.microsoft.com/office/word/2023/wordml/word16du" xmlns:w16sdtdh="http://schemas.microsoft.com/office/word/2020/wordml/sdtdatahash" xmlns:w16sdtfl="http://schemas.microsoft.com/office/word/2024/wordml/sdtformatlock" xmlns:w16se="http://schemas.microsoft.com/office/word/2015/wordml/symex" xmlns:wpg="http://schemas.microsoft.com/office/word/2010/wordprocessingGroup" xmlns:wpi="http://schemas.microsoft.com/office/word/2010/wordprocessingInk" xmlns:wne="http://schemas.microsoft.com/office/word/2006/wordml" xmlns:wps="http://schemas.microsoft.com/office/word/2010/wordprocessingShape" mc:Ignorable="w14 w15 w16se w16cid w16 w16cex w16sdtdh w16sdtfl w16du wp14">
+<w:hdr xmlns:wpc="http://schemas.microsoft.com/office/word/2010/wordprocessingCanvas" xmlns:mc="http://schemas.openxmlformats.org/markup-compatibility/2006" xmlns:o="urn:schemas-microsoft-com:office:office" xmlns:r="http://schemas.openxmlformats.org/officeDocument/2006/relationships" xmlns:m="http://schemas.openxmlformats.org/officeDocument/2006/math" xmlns:v="urn:schemas-microsoft-com:vml" xmlns:wp14="http://schemas.microsoft.com/office/word/2010/wordprocessingDrawing" xmlns:wp="http://schemas.openxmlformats.org/drawingml/2006/wordprocessingDrawing" xmlns:w10="urn:schemas-microsoft-com:office:word" xmlns:w="http://schemas.openxmlformats.org/wordprocessingml/2006/main" xmlns:w14="http://schemas.microsoft.com/office/word/2010/wordml" xmlns:w15="http://schemas.microsoft.com/office/word/2012/wordml" xmlns:wpg="http://schemas.microsoft.com/office/word/2010/wordprocessingGroup" xmlns:wpi="http://schemas.microsoft.com/office/word/2010/wordprocessingInk" xmlns:wne="http://schemas.microsoft.com/office/word/2006/wordml" xmlns:wps="http://schemas.microsoft.com/office/word/2010/wordprocessingShape" xmlns:wpsCustomData="http://www.wps.cn/officeDocument/2013/wpsCustomData" mc:Ignorable="w14 w15 wp14">
   <w:p>
     <w:pPr>
-      <w:pStyle w:val="a6"/>
+      <w:pStyle w:val="15"/>
       <w:pBdr>
-        <w:bottom w:val="single" w:sz="4" w:space="1" w:color="auto"/>
+        <w:bottom w:val="single" w:color="auto" w:sz="4" w:space="1"/>
       </w:pBdr>
       <w:jc w:val="right"/>
       <w:rPr>
@@ -3662,7 +4212,7 @@
     </w:pPr>
     <w:r>
       <w:rPr>
-        <w:rFonts w:eastAsiaTheme="minorEastAsia" w:hint="eastAsia"/>
+        <w:rFonts w:hint="eastAsia" w:eastAsiaTheme="minorEastAsia"/>
         <w:lang w:eastAsia="zh-CN"/>
       </w:rPr>
       <w:t>陕西益利德软件科技有限公司</w:t>
@@ -3672,15 +4222,15 @@
 </file>
 
 <file path=word/numbering.xml><?xml version="1.0" encoding="utf-8"?>
-<w:numbering xmlns:wpc="http://schemas.microsoft.com/office/word/2010/wordprocessingCanvas" xmlns:cx="http://schemas.microsoft.com/office/drawing/2014/chartex" xmlns:cx1="http://schemas.microsoft.com/office/drawing/2015/9/8/chartex" xmlns:cx2="http://schemas.microsoft.com/office/drawing/2015/10/21/chartex" xmlns:cx3="http://schemas.microsoft.com/office/drawing/2016/5/9/chartex" xmlns:cx4="http://schemas.microsoft.com/office/drawing/2016/5/10/chartex" xmlns:cx5="http://schemas.microsoft.com/office/drawing/2016/5/11/chartex" xmlns:cx6="http://schemas.microsoft.com/office/drawing/2016/5/12/chartex" xmlns:cx7="http://schemas.microsoft.com/office/drawing/2016/5/13/chartex" xmlns:cx8="http://schemas.microsoft.com/office/drawing/2016/5/14/chartex" xmlns:mc="http://schemas.openxmlformats.org/markup-compatibility/2006" xmlns:aink="http://schemas.microsoft.com/office/drawing/2016/ink" xmlns:am3d="http://schemas.microsoft.com/office/drawing/2017/model3d" xmlns:o="urn:schemas-microsoft-com:office:office" xmlns:oel="http://schemas.microsoft.com/office/2019/extlst" xmlns:r="http://schemas.openxmlformats.org/officeDocument/2006/relationships" xmlns:m="http://schemas.openxmlformats.org/officeDocument/2006/math" xmlns:v="urn:schemas-microsoft-com:vml" xmlns:wp14="http://schemas.microsoft.com/office/word/2010/wordprocessingDrawing" xmlns:wp="http://schemas.openxmlformats.org/drawingml/2006/wordprocessingDrawing" xmlns:w10="urn:schemas-microsoft-com:office:word" xmlns:w="http://schemas.openxmlformats.org/wordprocessingml/2006/main" xmlns:w14="http://schemas.microsoft.com/office/word/2010/wordml" xmlns:w15="http://schemas.microsoft.com/office/word/2012/wordml" xmlns:w16cex="http://schemas.microsoft.com/office/word/2018/wordml/cex" xmlns:w16cid="http://schemas.microsoft.com/office/word/2016/wordml/cid" xmlns:w16="http://schemas.microsoft.com/office/word/2018/wordml" xmlns:w16du="http://schemas.microsoft.com/office/word/2023/wordml/word16du" xmlns:w16sdtdh="http://schemas.microsoft.com/office/word/2020/wordml/sdtdatahash" xmlns:w16sdtfl="http://schemas.microsoft.com/office/word/2024/wordml/sdtformatlock" xmlns:w16se="http://schemas.microsoft.com/office/word/2015/wordml/symex" xmlns:wpg="http://schemas.microsoft.com/office/word/2010/wordprocessingGroup" xmlns:wpi="http://schemas.microsoft.com/office/word/2010/wordprocessingInk" xmlns:wne="http://schemas.microsoft.com/office/word/2006/wordml" xmlns:wps="http://schemas.microsoft.com/office/word/2010/wordprocessingShape" mc:Ignorable="w14 w15 w16se w16cid w16 w16cex w16sdtdh w16sdtfl w16du wp14">
-  <w:abstractNum w:abstractNumId="0" w15:restartNumberingAfterBreak="0">
+<w:numbering xmlns:wpc="http://schemas.microsoft.com/office/word/2010/wordprocessingCanvas" xmlns:mc="http://schemas.openxmlformats.org/markup-compatibility/2006" xmlns:o="urn:schemas-microsoft-com:office:office" xmlns:r="http://schemas.openxmlformats.org/officeDocument/2006/relationships" xmlns:m="http://schemas.openxmlformats.org/officeDocument/2006/math" xmlns:v="urn:schemas-microsoft-com:vml" xmlns:wp14="http://schemas.microsoft.com/office/word/2010/wordprocessingDrawing" xmlns:wp="http://schemas.openxmlformats.org/drawingml/2006/wordprocessingDrawing" xmlns:w10="urn:schemas-microsoft-com:office:word" xmlns:w="http://schemas.openxmlformats.org/wordprocessingml/2006/main" xmlns:w14="http://schemas.microsoft.com/office/word/2010/wordml" xmlns:wpg="http://schemas.microsoft.com/office/word/2010/wordprocessingGroup" xmlns:wpi="http://schemas.microsoft.com/office/word/2010/wordprocessingInk" xmlns:wne="http://schemas.microsoft.com/office/word/2006/wordml" xmlns:wps="http://schemas.microsoft.com/office/word/2010/wordprocessingShape" xmlns:wpsCustomData="http://www.wps.cn/officeDocument/2013/wpsCustomData" mc:Ignorable="w14 wp14">
+  <w:abstractNum w:abstractNumId="0">
     <w:nsid w:val="8E964DCE"/>
     <w:multiLevelType w:val="multilevel"/>
     <w:tmpl w:val="8E964DCE"/>
-    <w:lvl w:ilvl="0">
+    <w:lvl w:ilvl="0" w:tentative="0">
       <w:start w:val="1"/>
       <w:numFmt w:val="decimal"/>
-      <w:pStyle w:val="1"/>
+      <w:pStyle w:val="2"/>
       <w:lvlText w:val="%1."/>
       <w:lvlJc w:val="left"/>
       <w:pPr>
@@ -3690,10 +4240,10 @@
         <w:rFonts w:hint="default"/>
       </w:rPr>
     </w:lvl>
-    <w:lvl w:ilvl="1">
+    <w:lvl w:ilvl="1" w:tentative="0">
       <w:start w:val="1"/>
       <w:numFmt w:val="decimal"/>
-      <w:pStyle w:val="2"/>
+      <w:pStyle w:val="3"/>
       <w:lvlText w:val="%1.%2."/>
       <w:lvlJc w:val="left"/>
       <w:pPr>
@@ -3703,10 +4253,10 @@
         <w:rFonts w:hint="default"/>
       </w:rPr>
     </w:lvl>
-    <w:lvl w:ilvl="2">
+    <w:lvl w:ilvl="2" w:tentative="0">
       <w:start w:val="1"/>
       <w:numFmt w:val="decimal"/>
-      <w:pStyle w:val="3"/>
+      <w:pStyle w:val="4"/>
       <w:lvlText w:val="%1.%2.%3."/>
       <w:lvlJc w:val="left"/>
       <w:pPr>
@@ -3716,10 +4266,10 @@
         <w:rFonts w:hint="default"/>
       </w:rPr>
     </w:lvl>
-    <w:lvl w:ilvl="3">
+    <w:lvl w:ilvl="3" w:tentative="0">
       <w:start w:val="1"/>
       <w:numFmt w:val="decimal"/>
-      <w:pStyle w:val="4"/>
+      <w:pStyle w:val="5"/>
       <w:lvlText w:val="%1.%2.%3.%4."/>
       <w:lvlJc w:val="left"/>
       <w:pPr>
@@ -3729,10 +4279,10 @@
         <w:rFonts w:hint="default"/>
       </w:rPr>
     </w:lvl>
-    <w:lvl w:ilvl="4">
+    <w:lvl w:ilvl="4" w:tentative="0">
       <w:start w:val="1"/>
       <w:numFmt w:val="decimal"/>
-      <w:pStyle w:val="5"/>
+      <w:pStyle w:val="6"/>
       <w:lvlText w:val="%1.%2.%3.%4.%5."/>
       <w:lvlJc w:val="left"/>
       <w:pPr>
@@ -3742,10 +4292,10 @@
         <w:rFonts w:hint="default"/>
       </w:rPr>
     </w:lvl>
-    <w:lvl w:ilvl="5">
+    <w:lvl w:ilvl="5" w:tentative="0">
       <w:start w:val="1"/>
       <w:numFmt w:val="decimal"/>
-      <w:pStyle w:val="6"/>
+      <w:pStyle w:val="7"/>
       <w:lvlText w:val="%1.%2.%3.%4.%5.%6."/>
       <w:lvlJc w:val="left"/>
       <w:pPr>
@@ -3755,10 +4305,10 @@
         <w:rFonts w:hint="default"/>
       </w:rPr>
     </w:lvl>
-    <w:lvl w:ilvl="6">
+    <w:lvl w:ilvl="6" w:tentative="0">
       <w:start w:val="1"/>
       <w:numFmt w:val="decimal"/>
-      <w:pStyle w:val="7"/>
+      <w:pStyle w:val="8"/>
       <w:lvlText w:val="%1.%2.%3.%4.%5.%6.%7."/>
       <w:lvlJc w:val="left"/>
       <w:pPr>
@@ -3768,10 +4318,10 @@
         <w:rFonts w:hint="default"/>
       </w:rPr>
     </w:lvl>
-    <w:lvl w:ilvl="7">
+    <w:lvl w:ilvl="7" w:tentative="0">
       <w:start w:val="1"/>
       <w:numFmt w:val="decimal"/>
-      <w:pStyle w:val="8"/>
+      <w:pStyle w:val="9"/>
       <w:lvlText w:val="%1.%2.%3.%4.%5.%6.%7.%8."/>
       <w:lvlJc w:val="left"/>
       <w:pPr>
@@ -3781,10 +4331,10 @@
         <w:rFonts w:hint="default"/>
       </w:rPr>
     </w:lvl>
-    <w:lvl w:ilvl="8">
+    <w:lvl w:ilvl="8" w:tentative="0">
       <w:start w:val="1"/>
       <w:numFmt w:val="decimal"/>
-      <w:pStyle w:val="9"/>
+      <w:pStyle w:val="10"/>
       <w:lvlText w:val="%1.%2.%3.%4.%5.%6.%7.%8.%9."/>
       <w:lvlJc w:val="left"/>
       <w:pPr>
@@ -3795,11 +4345,11 @@
       </w:rPr>
     </w:lvl>
   </w:abstractNum>
-  <w:abstractNum w:abstractNumId="1" w15:restartNumberingAfterBreak="0">
+  <w:abstractNum w:abstractNumId="1">
     <w:nsid w:val="6F04BD05"/>
     <w:multiLevelType w:val="singleLevel"/>
     <w:tmpl w:val="6F04BD05"/>
-    <w:lvl w:ilvl="0">
+    <w:lvl w:ilvl="0" w:tentative="0">
       <w:start w:val="1"/>
       <w:numFmt w:val="decimal"/>
       <w:lvlText w:val="%1."/>
@@ -3812,328 +4362,280 @@
       </w:rPr>
     </w:lvl>
   </w:abstractNum>
-  <w:num w:numId="1" w16cid:durableId="633489995">
+  <w:num w:numId="1">
     <w:abstractNumId w:val="0"/>
   </w:num>
-  <w:num w:numId="2" w16cid:durableId="1015420746">
+  <w:num w:numId="2">
     <w:abstractNumId w:val="1"/>
   </w:num>
 </w:numbering>
 </file>
 
 <file path=word/styles.xml><?xml version="1.0" encoding="utf-8"?>
-<w:styles xmlns:mc="http://schemas.openxmlformats.org/markup-compatibility/2006" xmlns:r="http://schemas.openxmlformats.org/officeDocument/2006/relationships" xmlns:w="http://schemas.openxmlformats.org/wordprocessingml/2006/main" xmlns:w14="http://schemas.microsoft.com/office/word/2010/wordml" xmlns:w15="http://schemas.microsoft.com/office/word/2012/wordml" xmlns:w16cex="http://schemas.microsoft.com/office/word/2018/wordml/cex" xmlns:w16cid="http://schemas.microsoft.com/office/word/2016/wordml/cid" xmlns:w16="http://schemas.microsoft.com/office/word/2018/wordml" xmlns:w16du="http://schemas.microsoft.com/office/word/2023/wordml/word16du" xmlns:w16sdtdh="http://schemas.microsoft.com/office/word/2020/wordml/sdtdatahash" xmlns:w16sdtfl="http://schemas.microsoft.com/office/word/2024/wordml/sdtformatlock" xmlns:w16se="http://schemas.microsoft.com/office/word/2015/wordml/symex" mc:Ignorable="w14 w15 w16se w16cid w16 w16cex w16sdtdh w16sdtfl w16du">
+<w:styles xmlns:mc="http://schemas.openxmlformats.org/markup-compatibility/2006" xmlns:o="urn:schemas-microsoft-com:office:office" xmlns:r="http://schemas.openxmlformats.org/officeDocument/2006/relationships" xmlns:m="http://schemas.openxmlformats.org/officeDocument/2006/math" xmlns:v="urn:schemas-microsoft-com:vml" xmlns:w="http://schemas.openxmlformats.org/wordprocessingml/2006/main" xmlns:w14="http://schemas.microsoft.com/office/word/2010/wordml" xmlns:w10="urn:schemas-microsoft-com:office:word" xmlns:sl="http://schemas.openxmlformats.org/schemaLibrary/2006/main" xmlns:wpsCustomData="http://www.wps.cn/officeDocument/2013/wpsCustomData" mc:Ignorable="w14">
   <w:docDefaults>
     <w:rPrDefault>
       <w:rPr>
-        <w:rFonts w:ascii="Times New Roman" w:eastAsia="宋体" w:hAnsi="Times New Roman" w:cs="Times New Roman"/>
-        <w:lang w:val="en-US" w:eastAsia="zh-CN" w:bidi="ar-SA"/>
+        <w:rFonts w:ascii="Times New Roman" w:hAnsi="Times New Roman" w:eastAsia="宋体" w:cs="Times New Roman"/>
       </w:rPr>
     </w:rPrDefault>
     <w:pPrDefault/>
   </w:docDefaults>
-  <w:latentStyles w:defLockedState="0" w:defUIPriority="0" w:defSemiHidden="0" w:defUnhideWhenUsed="0" w:defQFormat="0" w:count="376">
-    <w:lsdException w:name="Normal" w:semiHidden="1" w:qFormat="1"/>
-    <w:lsdException w:name="heading 1" w:qFormat="1"/>
-    <w:lsdException w:name="heading 2" w:unhideWhenUsed="1" w:qFormat="1"/>
-    <w:lsdException w:name="heading 3" w:semiHidden="1" w:unhideWhenUsed="1" w:qFormat="1"/>
-    <w:lsdException w:name="heading 4" w:unhideWhenUsed="1" w:qFormat="1"/>
-    <w:lsdException w:name="heading 5" w:semiHidden="1" w:unhideWhenUsed="1" w:qFormat="1"/>
-    <w:lsdException w:name="heading 6" w:semiHidden="1" w:unhideWhenUsed="1" w:qFormat="1"/>
-    <w:lsdException w:name="heading 7" w:semiHidden="1" w:unhideWhenUsed="1" w:qFormat="1"/>
-    <w:lsdException w:name="heading 8" w:semiHidden="1" w:unhideWhenUsed="1" w:qFormat="1"/>
-    <w:lsdException w:name="heading 9" w:semiHidden="1" w:unhideWhenUsed="1" w:qFormat="1"/>
-    <w:lsdException w:name="toc 1" w:qFormat="1"/>
-    <w:lsdException w:name="toc 2" w:qFormat="1"/>
-    <w:lsdException w:name="toc 3" w:qFormat="1"/>
-    <w:lsdException w:name="annotation text" w:qFormat="1"/>
-    <w:lsdException w:name="header" w:qFormat="1"/>
-    <w:lsdException w:name="footer" w:qFormat="1"/>
-    <w:lsdException w:name="caption" w:semiHidden="1" w:unhideWhenUsed="1" w:qFormat="1"/>
-    <w:lsdException w:name="Title" w:qFormat="1"/>
-    <w:lsdException w:name="Default Paragraph Font" w:semiHidden="1" w:qFormat="1"/>
-    <w:lsdException w:name="Body Text" w:semiHidden="1" w:qFormat="1"/>
-    <w:lsdException w:name="Subtitle" w:qFormat="1"/>
-    <w:lsdException w:name="Note Heading" w:semiHidden="1" w:uiPriority="99" w:unhideWhenUsed="1"/>
-    <w:lsdException w:name="Strong" w:qFormat="1"/>
-    <w:lsdException w:name="Emphasis" w:qFormat="1"/>
-    <w:lsdException w:name="HTML Top of Form" w:semiHidden="1" w:uiPriority="99" w:unhideWhenUsed="1"/>
-    <w:lsdException w:name="HTML Bottom of Form" w:semiHidden="1" w:uiPriority="99" w:unhideWhenUsed="1"/>
-    <w:lsdException w:name="Normal (Web)" w:qFormat="1"/>
-    <w:lsdException w:name="Normal Table" w:semiHidden="1" w:unhideWhenUsed="1" w:qFormat="1"/>
-    <w:lsdException w:name="No List" w:semiHidden="1" w:uiPriority="99" w:unhideWhenUsed="1"/>
-    <w:lsdException w:name="Outline List 1" w:semiHidden="1" w:uiPriority="99" w:unhideWhenUsed="1"/>
-    <w:lsdException w:name="Outline List 2" w:semiHidden="1" w:uiPriority="99" w:unhideWhenUsed="1"/>
-    <w:lsdException w:name="Outline List 3" w:semiHidden="1" w:uiPriority="99" w:unhideWhenUsed="1"/>
-    <w:lsdException w:name="Table Simple 1" w:semiHidden="1" w:unhideWhenUsed="1"/>
-    <w:lsdException w:name="Table Simple 2" w:semiHidden="1" w:unhideWhenUsed="1"/>
-    <w:lsdException w:name="Table Simple 3" w:semiHidden="1" w:unhideWhenUsed="1"/>
-    <w:lsdException w:name="Table Classic 1" w:semiHidden="1" w:unhideWhenUsed="1"/>
-    <w:lsdException w:name="Table Classic 2" w:semiHidden="1" w:unhideWhenUsed="1"/>
-    <w:lsdException w:name="Table Classic 3" w:semiHidden="1" w:unhideWhenUsed="1"/>
-    <w:lsdException w:name="Table Classic 4" w:semiHidden="1" w:unhideWhenUsed="1"/>
-    <w:lsdException w:name="Table Colorful 1" w:semiHidden="1" w:unhideWhenUsed="1"/>
-    <w:lsdException w:name="Table Colorful 2" w:semiHidden="1" w:unhideWhenUsed="1"/>
-    <w:lsdException w:name="Table Colorful 3" w:semiHidden="1" w:unhideWhenUsed="1"/>
-    <w:lsdException w:name="Table Columns 1" w:semiHidden="1" w:unhideWhenUsed="1"/>
-    <w:lsdException w:name="Table Columns 2" w:semiHidden="1" w:unhideWhenUsed="1"/>
-    <w:lsdException w:name="Table Columns 3" w:semiHidden="1" w:unhideWhenUsed="1"/>
-    <w:lsdException w:name="Table Columns 4" w:semiHidden="1" w:unhideWhenUsed="1"/>
-    <w:lsdException w:name="Table Columns 5" w:semiHidden="1" w:unhideWhenUsed="1"/>
-    <w:lsdException w:name="Table Grid 1" w:semiHidden="1" w:unhideWhenUsed="1"/>
-    <w:lsdException w:name="Table Grid 2" w:semiHidden="1" w:unhideWhenUsed="1"/>
-    <w:lsdException w:name="Table Grid 3" w:semiHidden="1" w:unhideWhenUsed="1"/>
-    <w:lsdException w:name="Table Grid 4" w:semiHidden="1" w:unhideWhenUsed="1"/>
-    <w:lsdException w:name="Table Grid 5" w:semiHidden="1" w:unhideWhenUsed="1"/>
-    <w:lsdException w:name="Table Grid 6" w:semiHidden="1" w:unhideWhenUsed="1"/>
-    <w:lsdException w:name="Table Grid 7" w:semiHidden="1" w:unhideWhenUsed="1"/>
-    <w:lsdException w:name="Table Grid 8" w:semiHidden="1" w:unhideWhenUsed="1"/>
-    <w:lsdException w:name="Table List 1" w:semiHidden="1" w:unhideWhenUsed="1"/>
-    <w:lsdException w:name="Table List 2" w:semiHidden="1" w:unhideWhenUsed="1"/>
-    <w:lsdException w:name="Table List 3" w:semiHidden="1" w:unhideWhenUsed="1"/>
-    <w:lsdException w:name="Table List 4" w:semiHidden="1" w:unhideWhenUsed="1"/>
-    <w:lsdException w:name="Table List 5" w:semiHidden="1" w:unhideWhenUsed="1"/>
-    <w:lsdException w:name="Table List 6" w:semiHidden="1" w:unhideWhenUsed="1"/>
-    <w:lsdException w:name="Table List 7" w:semiHidden="1" w:unhideWhenUsed="1"/>
-    <w:lsdException w:name="Table List 8" w:semiHidden="1" w:unhideWhenUsed="1"/>
-    <w:lsdException w:name="Table 3D effects 1" w:semiHidden="1" w:unhideWhenUsed="1"/>
-    <w:lsdException w:name="Table 3D effects 2" w:semiHidden="1" w:unhideWhenUsed="1"/>
-    <w:lsdException w:name="Table 3D effects 3" w:semiHidden="1" w:unhideWhenUsed="1"/>
-    <w:lsdException w:name="Table Contemporary" w:semiHidden="1" w:unhideWhenUsed="1"/>
-    <w:lsdException w:name="Table Elegant" w:semiHidden="1" w:unhideWhenUsed="1"/>
-    <w:lsdException w:name="Table Professional" w:semiHidden="1" w:unhideWhenUsed="1"/>
-    <w:lsdException w:name="Table Subtle 1" w:semiHidden="1" w:unhideWhenUsed="1"/>
-    <w:lsdException w:name="Table Subtle 2" w:semiHidden="1" w:unhideWhenUsed="1"/>
-    <w:lsdException w:name="Table Web 1" w:semiHidden="1" w:unhideWhenUsed="1"/>
-    <w:lsdException w:name="Table Web 2" w:semiHidden="1" w:unhideWhenUsed="1"/>
-    <w:lsdException w:name="Table Web 3" w:semiHidden="1" w:unhideWhenUsed="1"/>
-    <w:lsdException w:name="Table Grid" w:qFormat="1"/>
-    <w:lsdException w:name="Table Theme" w:semiHidden="1" w:unhideWhenUsed="1"/>
-    <w:lsdException w:name="Placeholder Text" w:semiHidden="1" w:uiPriority="99" w:unhideWhenUsed="1"/>
-    <w:lsdException w:name="No Spacing" w:semiHidden="1" w:uiPriority="99" w:unhideWhenUsed="1"/>
-    <w:lsdException w:name="Light Shading" w:uiPriority="60"/>
-    <w:lsdException w:name="Light List" w:uiPriority="61"/>
-    <w:lsdException w:name="Light Grid" w:uiPriority="62"/>
-    <w:lsdException w:name="Medium Shading 1" w:uiPriority="63"/>
-    <w:lsdException w:name="Medium Shading 2" w:uiPriority="64"/>
-    <w:lsdException w:name="Medium List 1" w:uiPriority="65"/>
-    <w:lsdException w:name="Medium List 2" w:uiPriority="66"/>
-    <w:lsdException w:name="Medium Grid 1" w:uiPriority="67"/>
-    <w:lsdException w:name="Medium Grid 2" w:uiPriority="68"/>
-    <w:lsdException w:name="Medium Grid 3" w:uiPriority="69"/>
-    <w:lsdException w:name="Dark List" w:uiPriority="70"/>
-    <w:lsdException w:name="Colorful Shading" w:uiPriority="71"/>
-    <w:lsdException w:name="Colorful List" w:uiPriority="72"/>
-    <w:lsdException w:name="Colorful Grid" w:uiPriority="73"/>
-    <w:lsdException w:name="Light Shading Accent 1" w:uiPriority="60"/>
-    <w:lsdException w:name="Light List Accent 1" w:uiPriority="61"/>
-    <w:lsdException w:name="Light Grid Accent 1" w:uiPriority="62"/>
-    <w:lsdException w:name="Medium Shading 1 Accent 1" w:uiPriority="63"/>
-    <w:lsdException w:name="Medium Shading 2 Accent 1" w:uiPriority="64"/>
-    <w:lsdException w:name="Medium List 1 Accent 1" w:uiPriority="65"/>
-    <w:lsdException w:name="Revision" w:semiHidden="1" w:uiPriority="99" w:unhideWhenUsed="1"/>
-    <w:lsdException w:name="List Paragraph" w:semiHidden="1" w:uiPriority="99" w:unhideWhenUsed="1"/>
-    <w:lsdException w:name="Quote" w:semiHidden="1" w:uiPriority="99" w:unhideWhenUsed="1"/>
-    <w:lsdException w:name="Intense Quote" w:semiHidden="1" w:uiPriority="99" w:unhideWhenUsed="1"/>
-    <w:lsdException w:name="Medium List 2 Accent 1" w:uiPriority="66"/>
-    <w:lsdException w:name="Medium Grid 1 Accent 1" w:uiPriority="67"/>
-    <w:lsdException w:name="Medium Grid 2 Accent 1" w:uiPriority="68"/>
-    <w:lsdException w:name="Medium Grid 3 Accent 1" w:uiPriority="69"/>
-    <w:lsdException w:name="Dark List Accent 1" w:uiPriority="70"/>
-    <w:lsdException w:name="Colorful Shading Accent 1" w:uiPriority="71"/>
-    <w:lsdException w:name="Colorful List Accent 1" w:uiPriority="72"/>
-    <w:lsdException w:name="Colorful Grid Accent 1" w:uiPriority="73"/>
-    <w:lsdException w:name="Light Shading Accent 2" w:uiPriority="60"/>
-    <w:lsdException w:name="Light List Accent 2" w:uiPriority="61"/>
-    <w:lsdException w:name="Light Grid Accent 2" w:uiPriority="62"/>
-    <w:lsdException w:name="Medium Shading 1 Accent 2" w:uiPriority="63"/>
-    <w:lsdException w:name="Medium Shading 2 Accent 2" w:uiPriority="64"/>
-    <w:lsdException w:name="Medium List 1 Accent 2" w:uiPriority="65"/>
-    <w:lsdException w:name="Medium List 2 Accent 2" w:uiPriority="66"/>
-    <w:lsdException w:name="Medium Grid 1 Accent 2" w:uiPriority="67"/>
-    <w:lsdException w:name="Medium Grid 2 Accent 2" w:uiPriority="68"/>
-    <w:lsdException w:name="Medium Grid 3 Accent 2" w:uiPriority="69"/>
-    <w:lsdException w:name="Dark List Accent 2" w:uiPriority="70"/>
-    <w:lsdException w:name="Colorful Shading Accent 2" w:uiPriority="71"/>
-    <w:lsdException w:name="Colorful List Accent 2" w:uiPriority="72"/>
-    <w:lsdException w:name="Colorful Grid Accent 2" w:uiPriority="73"/>
-    <w:lsdException w:name="Light Shading Accent 3" w:uiPriority="60"/>
-    <w:lsdException w:name="Light List Accent 3" w:uiPriority="61"/>
-    <w:lsdException w:name="Light Grid Accent 3" w:uiPriority="62"/>
-    <w:lsdException w:name="Medium Shading 1 Accent 3" w:uiPriority="63"/>
-    <w:lsdException w:name="Medium Shading 2 Accent 3" w:uiPriority="64"/>
-    <w:lsdException w:name="Medium List 1 Accent 3" w:uiPriority="65"/>
-    <w:lsdException w:name="Medium List 2 Accent 3" w:uiPriority="66"/>
-    <w:lsdException w:name="Medium Grid 1 Accent 3" w:uiPriority="67"/>
-    <w:lsdException w:name="Medium Grid 2 Accent 3" w:uiPriority="68"/>
-    <w:lsdException w:name="Medium Grid 3 Accent 3" w:uiPriority="69"/>
-    <w:lsdException w:name="Dark List Accent 3" w:uiPriority="70"/>
-    <w:lsdException w:name="Colorful Shading Accent 3" w:uiPriority="71"/>
-    <w:lsdException w:name="Colorful List Accent 3" w:uiPriority="72"/>
-    <w:lsdException w:name="Colorful Grid Accent 3" w:uiPriority="73"/>
-    <w:lsdException w:name="Light Shading Accent 4" w:uiPriority="60"/>
-    <w:lsdException w:name="Light List Accent 4" w:uiPriority="61"/>
-    <w:lsdException w:name="Light Grid Accent 4" w:uiPriority="62"/>
-    <w:lsdException w:name="Medium Shading 1 Accent 4" w:uiPriority="63"/>
-    <w:lsdException w:name="Medium Shading 2 Accent 4" w:uiPriority="64"/>
-    <w:lsdException w:name="Medium List 1 Accent 4" w:uiPriority="65"/>
-    <w:lsdException w:name="Medium List 2 Accent 4" w:uiPriority="66"/>
-    <w:lsdException w:name="Medium Grid 1 Accent 4" w:uiPriority="67"/>
-    <w:lsdException w:name="Medium Grid 2 Accent 4" w:uiPriority="68"/>
-    <w:lsdException w:name="Medium Grid 3 Accent 4" w:uiPriority="69"/>
-    <w:lsdException w:name="Dark List Accent 4" w:uiPriority="70"/>
-    <w:lsdException w:name="Colorful Shading Accent 4" w:uiPriority="71"/>
-    <w:lsdException w:name="Colorful List Accent 4" w:uiPriority="72"/>
-    <w:lsdException w:name="Colorful Grid Accent 4" w:uiPriority="73"/>
-    <w:lsdException w:name="Light Shading Accent 5" w:uiPriority="60"/>
-    <w:lsdException w:name="Light List Accent 5" w:uiPriority="61"/>
-    <w:lsdException w:name="Light Grid Accent 5" w:uiPriority="62"/>
-    <w:lsdException w:name="Medium Shading 1 Accent 5" w:uiPriority="63"/>
-    <w:lsdException w:name="Medium Shading 2 Accent 5" w:uiPriority="64"/>
-    <w:lsdException w:name="Medium List 1 Accent 5" w:uiPriority="65"/>
-    <w:lsdException w:name="Medium List 2 Accent 5" w:uiPriority="66"/>
-    <w:lsdException w:name="Medium Grid 1 Accent 5" w:uiPriority="67"/>
-    <w:lsdException w:name="Medium Grid 2 Accent 5" w:uiPriority="68"/>
-    <w:lsdException w:name="Medium Grid 3 Accent 5" w:uiPriority="69"/>
-    <w:lsdException w:name="Dark List Accent 5" w:uiPriority="70"/>
-    <w:lsdException w:name="Colorful Shading Accent 5" w:uiPriority="71"/>
-    <w:lsdException w:name="Colorful List Accent 5" w:uiPriority="72"/>
-    <w:lsdException w:name="Colorful Grid Accent 5" w:uiPriority="73"/>
-    <w:lsdException w:name="Light Shading Accent 6" w:uiPriority="60"/>
-    <w:lsdException w:name="Light List Accent 6" w:uiPriority="61"/>
-    <w:lsdException w:name="Light Grid Accent 6" w:uiPriority="62"/>
-    <w:lsdException w:name="Medium Shading 1 Accent 6" w:uiPriority="63"/>
-    <w:lsdException w:name="Medium Shading 2 Accent 6" w:uiPriority="64"/>
-    <w:lsdException w:name="Medium List 1 Accent 6" w:uiPriority="65"/>
-    <w:lsdException w:name="Medium List 2 Accent 6" w:uiPriority="66"/>
-    <w:lsdException w:name="Medium Grid 1 Accent 6" w:uiPriority="67"/>
-    <w:lsdException w:name="Medium Grid 2 Accent 6" w:uiPriority="68"/>
-    <w:lsdException w:name="Medium Grid 3 Accent 6" w:uiPriority="69"/>
-    <w:lsdException w:name="Dark List Accent 6" w:uiPriority="70"/>
-    <w:lsdException w:name="Colorful Shading Accent 6" w:uiPriority="71"/>
-    <w:lsdException w:name="Colorful List Accent 6" w:uiPriority="72"/>
-    <w:lsdException w:name="Colorful Grid Accent 6" w:uiPriority="73"/>
-    <w:lsdException w:name="Subtle Emphasis" w:uiPriority="19" w:qFormat="1"/>
-    <w:lsdException w:name="Intense Emphasis" w:uiPriority="21" w:qFormat="1"/>
-    <w:lsdException w:name="Subtle Reference" w:uiPriority="31" w:qFormat="1"/>
-    <w:lsdException w:name="Intense Reference" w:uiPriority="32" w:qFormat="1"/>
-    <w:lsdException w:name="Book Title" w:uiPriority="33" w:qFormat="1"/>
-    <w:lsdException w:name="Bibliography" w:semiHidden="1" w:uiPriority="37" w:unhideWhenUsed="1"/>
-    <w:lsdException w:name="TOC Heading" w:semiHidden="1" w:uiPriority="39" w:unhideWhenUsed="1" w:qFormat="1"/>
-    <w:lsdException w:name="Plain Table 1" w:uiPriority="41"/>
-    <w:lsdException w:name="Plain Table 2" w:uiPriority="42"/>
-    <w:lsdException w:name="Plain Table 3" w:uiPriority="43"/>
-    <w:lsdException w:name="Plain Table 4" w:uiPriority="44"/>
-    <w:lsdException w:name="Plain Table 5" w:uiPriority="45"/>
-    <w:lsdException w:name="Grid Table Light" w:uiPriority="40"/>
-    <w:lsdException w:name="Grid Table 1 Light" w:uiPriority="46"/>
-    <w:lsdException w:name="Grid Table 2" w:uiPriority="47"/>
-    <w:lsdException w:name="Grid Table 3" w:uiPriority="48"/>
-    <w:lsdException w:name="Grid Table 4" w:uiPriority="49"/>
-    <w:lsdException w:name="Grid Table 5 Dark" w:uiPriority="50"/>
-    <w:lsdException w:name="Grid Table 6 Colorful" w:uiPriority="51"/>
-    <w:lsdException w:name="Grid Table 7 Colorful" w:uiPriority="52"/>
-    <w:lsdException w:name="Grid Table 1 Light Accent 1" w:uiPriority="46"/>
-    <w:lsdException w:name="Grid Table 2 Accent 1" w:uiPriority="47"/>
-    <w:lsdException w:name="Grid Table 3 Accent 1" w:uiPriority="48"/>
-    <w:lsdException w:name="Grid Table 4 Accent 1" w:uiPriority="49"/>
-    <w:lsdException w:name="Grid Table 5 Dark Accent 1" w:uiPriority="50"/>
-    <w:lsdException w:name="Grid Table 6 Colorful Accent 1" w:uiPriority="51"/>
-    <w:lsdException w:name="Grid Table 7 Colorful Accent 1" w:uiPriority="52"/>
-    <w:lsdException w:name="Grid Table 1 Light Accent 2" w:uiPriority="46"/>
-    <w:lsdException w:name="Grid Table 2 Accent 2" w:uiPriority="47"/>
-    <w:lsdException w:name="Grid Table 3 Accent 2" w:uiPriority="48"/>
-    <w:lsdException w:name="Grid Table 4 Accent 2" w:uiPriority="49"/>
-    <w:lsdException w:name="Grid Table 5 Dark Accent 2" w:uiPriority="50"/>
-    <w:lsdException w:name="Grid Table 6 Colorful Accent 2" w:uiPriority="51"/>
-    <w:lsdException w:name="Grid Table 7 Colorful Accent 2" w:uiPriority="52"/>
-    <w:lsdException w:name="Grid Table 1 Light Accent 3" w:uiPriority="46"/>
-    <w:lsdException w:name="Grid Table 2 Accent 3" w:uiPriority="47"/>
-    <w:lsdException w:name="Grid Table 3 Accent 3" w:uiPriority="48"/>
-    <w:lsdException w:name="Grid Table 4 Accent 3" w:uiPriority="49"/>
-    <w:lsdException w:name="Grid Table 5 Dark Accent 3" w:uiPriority="50"/>
-    <w:lsdException w:name="Grid Table 6 Colorful Accent 3" w:uiPriority="51"/>
-    <w:lsdException w:name="Grid Table 7 Colorful Accent 3" w:uiPriority="52"/>
-    <w:lsdException w:name="Grid Table 1 Light Accent 4" w:uiPriority="46"/>
-    <w:lsdException w:name="Grid Table 2 Accent 4" w:uiPriority="47"/>
-    <w:lsdException w:name="Grid Table 3 Accent 4" w:uiPriority="48"/>
-    <w:lsdException w:name="Grid Table 4 Accent 4" w:uiPriority="49"/>
-    <w:lsdException w:name="Grid Table 5 Dark Accent 4" w:uiPriority="50"/>
-    <w:lsdException w:name="Grid Table 6 Colorful Accent 4" w:uiPriority="51"/>
-    <w:lsdException w:name="Grid Table 7 Colorful Accent 4" w:uiPriority="52"/>
-    <w:lsdException w:name="Grid Table 1 Light Accent 5" w:uiPriority="46"/>
-    <w:lsdException w:name="Grid Table 2 Accent 5" w:uiPriority="47"/>
-    <w:lsdException w:name="Grid Table 3 Accent 5" w:uiPriority="48"/>
-    <w:lsdException w:name="Grid Table 4 Accent 5" w:uiPriority="49"/>
-    <w:lsdException w:name="Grid Table 5 Dark Accent 5" w:uiPriority="50"/>
-    <w:lsdException w:name="Grid Table 6 Colorful Accent 5" w:uiPriority="51"/>
-    <w:lsdException w:name="Grid Table 7 Colorful Accent 5" w:uiPriority="52"/>
-    <w:lsdException w:name="Grid Table 1 Light Accent 6" w:uiPriority="46"/>
-    <w:lsdException w:name="Grid Table 2 Accent 6" w:uiPriority="47"/>
-    <w:lsdException w:name="Grid Table 3 Accent 6" w:uiPriority="48"/>
-    <w:lsdException w:name="Grid Table 4 Accent 6" w:uiPriority="49"/>
-    <w:lsdException w:name="Grid Table 5 Dark Accent 6" w:uiPriority="50"/>
-    <w:lsdException w:name="Grid Table 6 Colorful Accent 6" w:uiPriority="51"/>
-    <w:lsdException w:name="Grid Table 7 Colorful Accent 6" w:uiPriority="52"/>
-    <w:lsdException w:name="List Table 1 Light" w:uiPriority="46"/>
-    <w:lsdException w:name="List Table 2" w:uiPriority="47"/>
-    <w:lsdException w:name="List Table 3" w:uiPriority="48"/>
-    <w:lsdException w:name="List Table 4" w:uiPriority="49"/>
-    <w:lsdException w:name="List Table 5 Dark" w:uiPriority="50"/>
-    <w:lsdException w:name="List Table 6 Colorful" w:uiPriority="51"/>
-    <w:lsdException w:name="List Table 7 Colorful" w:uiPriority="52"/>
-    <w:lsdException w:name="List Table 1 Light Accent 1" w:uiPriority="46"/>
-    <w:lsdException w:name="List Table 2 Accent 1" w:uiPriority="47"/>
-    <w:lsdException w:name="List Table 3 Accent 1" w:uiPriority="48"/>
-    <w:lsdException w:name="List Table 4 Accent 1" w:uiPriority="49"/>
-    <w:lsdException w:name="List Table 5 Dark Accent 1" w:uiPriority="50"/>
-    <w:lsdException w:name="List Table 6 Colorful Accent 1" w:uiPriority="51"/>
-    <w:lsdException w:name="List Table 7 Colorful Accent 1" w:uiPriority="52"/>
-    <w:lsdException w:name="List Table 1 Light Accent 2" w:uiPriority="46"/>
-    <w:lsdException w:name="List Table 2 Accent 2" w:uiPriority="47"/>
-    <w:lsdException w:name="List Table 3 Accent 2" w:uiPriority="48"/>
-    <w:lsdException w:name="List Table 4 Accent 2" w:uiPriority="49"/>
-    <w:lsdException w:name="List Table 5 Dark Accent 2" w:uiPriority="50"/>
-    <w:lsdException w:name="List Table 6 Colorful Accent 2" w:uiPriority="51"/>
-    <w:lsdException w:name="List Table 7 Colorful Accent 2" w:uiPriority="52"/>
-    <w:lsdException w:name="List Table 1 Light Accent 3" w:uiPriority="46"/>
-    <w:lsdException w:name="List Table 2 Accent 3" w:uiPriority="47"/>
-    <w:lsdException w:name="List Table 3 Accent 3" w:uiPriority="48"/>
-    <w:lsdException w:name="List Table 4 Accent 3" w:uiPriority="49"/>
-    <w:lsdException w:name="List Table 5 Dark Accent 3" w:uiPriority="50"/>
-    <w:lsdException w:name="List Table 6 Colorful Accent 3" w:uiPriority="51"/>
-    <w:lsdException w:name="List Table 7 Colorful Accent 3" w:uiPriority="52"/>
-    <w:lsdException w:name="List Table 1 Light Accent 4" w:uiPriority="46"/>
-    <w:lsdException w:name="List Table 2 Accent 4" w:uiPriority="47"/>
-    <w:lsdException w:name="List Table 3 Accent 4" w:uiPriority="48"/>
-    <w:lsdException w:name="List Table 4 Accent 4" w:uiPriority="49"/>
-    <w:lsdException w:name="List Table 5 Dark Accent 4" w:uiPriority="50"/>
-    <w:lsdException w:name="List Table 6 Colorful Accent 4" w:uiPriority="51"/>
-    <w:lsdException w:name="List Table 7 Colorful Accent 4" w:uiPriority="52"/>
-    <w:lsdException w:name="List Table 1 Light Accent 5" w:uiPriority="46"/>
-    <w:lsdException w:name="List Table 2 Accent 5" w:uiPriority="47"/>
-    <w:lsdException w:name="List Table 3 Accent 5" w:uiPriority="48"/>
-    <w:lsdException w:name="List Table 4 Accent 5" w:uiPriority="49"/>
-    <w:lsdException w:name="List Table 5 Dark Accent 5" w:uiPriority="50"/>
-    <w:lsdException w:name="List Table 6 Colorful Accent 5" w:uiPriority="51"/>
-    <w:lsdException w:name="List Table 7 Colorful Accent 5" w:uiPriority="52"/>
-    <w:lsdException w:name="List Table 1 Light Accent 6" w:uiPriority="46"/>
-    <w:lsdException w:name="List Table 2 Accent 6" w:uiPriority="47"/>
-    <w:lsdException w:name="List Table 3 Accent 6" w:uiPriority="48"/>
-    <w:lsdException w:name="List Table 4 Accent 6" w:uiPriority="49"/>
-    <w:lsdException w:name="List Table 5 Dark Accent 6" w:uiPriority="50"/>
-    <w:lsdException w:name="List Table 6 Colorful Accent 6" w:uiPriority="51"/>
-    <w:lsdException w:name="List Table 7 Colorful Accent 6" w:uiPriority="52"/>
-    <w:lsdException w:name="Mention" w:semiHidden="1" w:uiPriority="99" w:unhideWhenUsed="1"/>
-    <w:lsdException w:name="Smart Hyperlink" w:semiHidden="1" w:uiPriority="99" w:unhideWhenUsed="1"/>
-    <w:lsdException w:name="Hashtag" w:semiHidden="1" w:uiPriority="99" w:unhideWhenUsed="1"/>
-    <w:lsdException w:name="Unresolved Mention" w:semiHidden="1" w:uiPriority="99" w:unhideWhenUsed="1"/>
-    <w:lsdException w:name="Smart Link" w:semiHidden="1" w:uiPriority="99" w:unhideWhenUsed="1"/>
+  <w:latentStyles w:count="260" w:defQFormat="0" w:defUnhideWhenUsed="1" w:defSemiHidden="1" w:defUIPriority="99" w:defLockedState="0">
+    <w:lsdException w:qFormat="1" w:unhideWhenUsed="0" w:uiPriority="0" w:name="Normal"/>
+    <w:lsdException w:qFormat="1" w:unhideWhenUsed="0" w:uiPriority="0" w:semiHidden="0" w:name="heading 1"/>
+    <w:lsdException w:qFormat="1" w:uiPriority="0" w:semiHidden="0" w:name="heading 2"/>
+    <w:lsdException w:qFormat="1" w:uiPriority="0" w:name="heading 3"/>
+    <w:lsdException w:qFormat="1" w:uiPriority="0" w:semiHidden="0" w:name="heading 4"/>
+    <w:lsdException w:qFormat="1" w:uiPriority="0" w:name="heading 5"/>
+    <w:lsdException w:qFormat="1" w:uiPriority="0" w:name="heading 6"/>
+    <w:lsdException w:qFormat="1" w:uiPriority="0" w:name="heading 7"/>
+    <w:lsdException w:qFormat="1" w:uiPriority="0" w:name="heading 8"/>
+    <w:lsdException w:qFormat="1" w:uiPriority="0" w:name="heading 9"/>
+    <w:lsdException w:unhideWhenUsed="0" w:uiPriority="0" w:semiHidden="0" w:name="index 1"/>
+    <w:lsdException w:unhideWhenUsed="0" w:uiPriority="0" w:semiHidden="0" w:name="index 2"/>
+    <w:lsdException w:unhideWhenUsed="0" w:uiPriority="0" w:semiHidden="0" w:name="index 3"/>
+    <w:lsdException w:unhideWhenUsed="0" w:uiPriority="0" w:semiHidden="0" w:name="index 4"/>
+    <w:lsdException w:unhideWhenUsed="0" w:uiPriority="0" w:semiHidden="0" w:name="index 5"/>
+    <w:lsdException w:unhideWhenUsed="0" w:uiPriority="0" w:semiHidden="0" w:name="index 6"/>
+    <w:lsdException w:unhideWhenUsed="0" w:uiPriority="0" w:semiHidden="0" w:name="index 7"/>
+    <w:lsdException w:unhideWhenUsed="0" w:uiPriority="0" w:semiHidden="0" w:name="index 8"/>
+    <w:lsdException w:unhideWhenUsed="0" w:uiPriority="0" w:semiHidden="0" w:name="index 9"/>
+    <w:lsdException w:qFormat="1" w:unhideWhenUsed="0" w:uiPriority="0" w:semiHidden="0" w:name="toc 1"/>
+    <w:lsdException w:qFormat="1" w:unhideWhenUsed="0" w:uiPriority="0" w:semiHidden="0" w:name="toc 2"/>
+    <w:lsdException w:qFormat="1" w:unhideWhenUsed="0" w:uiPriority="0" w:semiHidden="0" w:name="toc 3"/>
+    <w:lsdException w:unhideWhenUsed="0" w:uiPriority="0" w:semiHidden="0" w:name="toc 4"/>
+    <w:lsdException w:unhideWhenUsed="0" w:uiPriority="0" w:semiHidden="0" w:name="toc 5"/>
+    <w:lsdException w:unhideWhenUsed="0" w:uiPriority="0" w:semiHidden="0" w:name="toc 6"/>
+    <w:lsdException w:unhideWhenUsed="0" w:uiPriority="0" w:semiHidden="0" w:name="toc 7"/>
+    <w:lsdException w:unhideWhenUsed="0" w:uiPriority="0" w:semiHidden="0" w:name="toc 8"/>
+    <w:lsdException w:unhideWhenUsed="0" w:uiPriority="0" w:semiHidden="0" w:name="toc 9"/>
+    <w:lsdException w:unhideWhenUsed="0" w:uiPriority="0" w:semiHidden="0" w:name="Normal Indent"/>
+    <w:lsdException w:unhideWhenUsed="0" w:uiPriority="0" w:semiHidden="0" w:name="footnote text"/>
+    <w:lsdException w:qFormat="1" w:unhideWhenUsed="0" w:uiPriority="0" w:semiHidden="0" w:name="annotation text"/>
+    <w:lsdException w:qFormat="1" w:unhideWhenUsed="0" w:uiPriority="0" w:semiHidden="0" w:name="header"/>
+    <w:lsdException w:qFormat="1" w:unhideWhenUsed="0" w:uiPriority="0" w:semiHidden="0" w:name="footer"/>
+    <w:lsdException w:unhideWhenUsed="0" w:uiPriority="0" w:semiHidden="0" w:name="index heading"/>
+    <w:lsdException w:qFormat="1" w:uiPriority="0" w:name="caption"/>
+    <w:lsdException w:unhideWhenUsed="0" w:uiPriority="0" w:semiHidden="0" w:name="table of figures"/>
+    <w:lsdException w:unhideWhenUsed="0" w:uiPriority="0" w:semiHidden="0" w:name="envelope address"/>
+    <w:lsdException w:unhideWhenUsed="0" w:uiPriority="0" w:semiHidden="0" w:name="envelope return"/>
+    <w:lsdException w:unhideWhenUsed="0" w:uiPriority="0" w:semiHidden="0" w:name="footnote reference"/>
+    <w:lsdException w:unhideWhenUsed="0" w:uiPriority="0" w:semiHidden="0" w:name="annotation reference"/>
+    <w:lsdException w:unhideWhenUsed="0" w:uiPriority="0" w:semiHidden="0" w:name="line number"/>
+    <w:lsdException w:unhideWhenUsed="0" w:uiPriority="0" w:semiHidden="0" w:name="page number"/>
+    <w:lsdException w:unhideWhenUsed="0" w:uiPriority="0" w:semiHidden="0" w:name="endnote reference"/>
+    <w:lsdException w:unhideWhenUsed="0" w:uiPriority="0" w:semiHidden="0" w:name="endnote text"/>
+    <w:lsdException w:unhideWhenUsed="0" w:uiPriority="0" w:semiHidden="0" w:name="table of authorities"/>
+    <w:lsdException w:unhideWhenUsed="0" w:uiPriority="0" w:semiHidden="0" w:name="macro"/>
+    <w:lsdException w:unhideWhenUsed="0" w:uiPriority="0" w:semiHidden="0" w:name="toa heading"/>
+    <w:lsdException w:unhideWhenUsed="0" w:uiPriority="0" w:semiHidden="0" w:name="List"/>
+    <w:lsdException w:unhideWhenUsed="0" w:uiPriority="0" w:semiHidden="0" w:name="List Bullet"/>
+    <w:lsdException w:unhideWhenUsed="0" w:uiPriority="0" w:semiHidden="0" w:name="List Number"/>
+    <w:lsdException w:unhideWhenUsed="0" w:uiPriority="0" w:semiHidden="0" w:name="List 2"/>
+    <w:lsdException w:unhideWhenUsed="0" w:uiPriority="0" w:semiHidden="0" w:name="List 3"/>
+    <w:lsdException w:unhideWhenUsed="0" w:uiPriority="0" w:semiHidden="0" w:name="List 4"/>
+    <w:lsdException w:unhideWhenUsed="0" w:uiPriority="0" w:semiHidden="0" w:name="List 5"/>
+    <w:lsdException w:unhideWhenUsed="0" w:uiPriority="0" w:semiHidden="0" w:name="List Bullet 2"/>
+    <w:lsdException w:unhideWhenUsed="0" w:uiPriority="0" w:semiHidden="0" w:name="List Bullet 3"/>
+    <w:lsdException w:unhideWhenUsed="0" w:uiPriority="0" w:semiHidden="0" w:name="List Bullet 4"/>
+    <w:lsdException w:unhideWhenUsed="0" w:uiPriority="0" w:semiHidden="0" w:name="List Bullet 5"/>
+    <w:lsdException w:unhideWhenUsed="0" w:uiPriority="0" w:semiHidden="0" w:name="List Number 2"/>
+    <w:lsdException w:unhideWhenUsed="0" w:uiPriority="0" w:semiHidden="0" w:name="List Number 3"/>
+    <w:lsdException w:unhideWhenUsed="0" w:uiPriority="0" w:semiHidden="0" w:name="List Number 4"/>
+    <w:lsdException w:unhideWhenUsed="0" w:uiPriority="0" w:semiHidden="0" w:name="List Number 5"/>
+    <w:lsdException w:qFormat="1" w:unhideWhenUsed="0" w:uiPriority="0" w:semiHidden="0" w:name="Title"/>
+    <w:lsdException w:unhideWhenUsed="0" w:uiPriority="0" w:semiHidden="0" w:name="Closing"/>
+    <w:lsdException w:unhideWhenUsed="0" w:uiPriority="0" w:semiHidden="0" w:name="Signature"/>
+    <w:lsdException w:uiPriority="1" w:name="Default Paragraph Font"/>
+    <w:lsdException w:qFormat="1" w:unhideWhenUsed="0" w:uiPriority="0" w:name="Body Text"/>
+    <w:lsdException w:unhideWhenUsed="0" w:uiPriority="0" w:semiHidden="0" w:name="Body Text Indent"/>
+    <w:lsdException w:unhideWhenUsed="0" w:uiPriority="0" w:semiHidden="0" w:name="List Continue"/>
+    <w:lsdException w:unhideWhenUsed="0" w:uiPriority="0" w:semiHidden="0" w:name="List Continue 2"/>
+    <w:lsdException w:unhideWhenUsed="0" w:uiPriority="0" w:semiHidden="0" w:name="List Continue 3"/>
+    <w:lsdException w:unhideWhenUsed="0" w:uiPriority="0" w:semiHidden="0" w:name="List Continue 4"/>
+    <w:lsdException w:unhideWhenUsed="0" w:uiPriority="0" w:semiHidden="0" w:name="List Continue 5"/>
+    <w:lsdException w:unhideWhenUsed="0" w:uiPriority="0" w:semiHidden="0" w:name="Message Header"/>
+    <w:lsdException w:qFormat="1" w:unhideWhenUsed="0" w:uiPriority="0" w:semiHidden="0" w:name="Subtitle"/>
+    <w:lsdException w:unhideWhenUsed="0" w:uiPriority="0" w:semiHidden="0" w:name="Salutation"/>
+    <w:lsdException w:unhideWhenUsed="0" w:uiPriority="0" w:semiHidden="0" w:name="Date"/>
+    <w:lsdException w:unhideWhenUsed="0" w:uiPriority="0" w:semiHidden="0" w:name="Body Text First Indent"/>
+    <w:lsdException w:unhideWhenUsed="0" w:uiPriority="0" w:semiHidden="0" w:name="Body Text First Indent 2"/>
+    <w:lsdException w:uiPriority="99" w:name="Note Heading"/>
+    <w:lsdException w:unhideWhenUsed="0" w:uiPriority="0" w:semiHidden="0" w:name="Body Text 2"/>
+    <w:lsdException w:unhideWhenUsed="0" w:uiPriority="0" w:semiHidden="0" w:name="Body Text 3"/>
+    <w:lsdException w:unhideWhenUsed="0" w:uiPriority="0" w:semiHidden="0" w:name="Body Text Indent 2"/>
+    <w:lsdException w:unhideWhenUsed="0" w:uiPriority="0" w:semiHidden="0" w:name="Body Text Indent 3"/>
+    <w:lsdException w:unhideWhenUsed="0" w:uiPriority="0" w:semiHidden="0" w:name="Block Text"/>
+    <w:lsdException w:unhideWhenUsed="0" w:uiPriority="0" w:semiHidden="0" w:name="Hyperlink"/>
+    <w:lsdException w:unhideWhenUsed="0" w:uiPriority="0" w:semiHidden="0" w:name="FollowedHyperlink"/>
+    <w:lsdException w:qFormat="1" w:unhideWhenUsed="0" w:uiPriority="0" w:semiHidden="0" w:name="Strong"/>
+    <w:lsdException w:qFormat="1" w:unhideWhenUsed="0" w:uiPriority="0" w:semiHidden="0" w:name="Emphasis"/>
+    <w:lsdException w:unhideWhenUsed="0" w:uiPriority="0" w:semiHidden="0" w:name="Document Map"/>
+    <w:lsdException w:unhideWhenUsed="0" w:uiPriority="0" w:semiHidden="0" w:name="Plain Text"/>
+    <w:lsdException w:unhideWhenUsed="0" w:uiPriority="0" w:semiHidden="0" w:name="E-mail Signature"/>
+    <w:lsdException w:qFormat="1" w:unhideWhenUsed="0" w:uiPriority="0" w:semiHidden="0" w:name="Normal (Web)"/>
+    <w:lsdException w:unhideWhenUsed="0" w:uiPriority="0" w:semiHidden="0" w:name="HTML Acronym"/>
+    <w:lsdException w:unhideWhenUsed="0" w:uiPriority="0" w:semiHidden="0" w:name="HTML Address"/>
+    <w:lsdException w:unhideWhenUsed="0" w:uiPriority="0" w:semiHidden="0" w:name="HTML Cite"/>
+    <w:lsdException w:unhideWhenUsed="0" w:uiPriority="0" w:semiHidden="0" w:name="HTML Code"/>
+    <w:lsdException w:unhideWhenUsed="0" w:uiPriority="0" w:semiHidden="0" w:name="HTML Definition"/>
+    <w:lsdException w:unhideWhenUsed="0" w:uiPriority="0" w:semiHidden="0" w:name="HTML Keyboard"/>
+    <w:lsdException w:unhideWhenUsed="0" w:uiPriority="0" w:semiHidden="0" w:name="HTML Preformatted"/>
+    <w:lsdException w:unhideWhenUsed="0" w:uiPriority="0" w:semiHidden="0" w:name="HTML Sample"/>
+    <w:lsdException w:unhideWhenUsed="0" w:uiPriority="0" w:semiHidden="0" w:name="HTML Typewriter"/>
+    <w:lsdException w:unhideWhenUsed="0" w:uiPriority="0" w:semiHidden="0" w:name="HTML Variable"/>
+    <w:lsdException w:uiPriority="99" w:name="Normal Table"/>
+    <w:lsdException w:unhideWhenUsed="0" w:uiPriority="0" w:semiHidden="0" w:name="annotation subject"/>
+    <w:lsdException w:uiPriority="0" w:name="Table Simple 1"/>
+    <w:lsdException w:uiPriority="0" w:name="Table Simple 2"/>
+    <w:lsdException w:uiPriority="0" w:name="Table Simple 3"/>
+    <w:lsdException w:uiPriority="0" w:name="Table Classic 1"/>
+    <w:lsdException w:uiPriority="0" w:name="Table Classic 2"/>
+    <w:lsdException w:uiPriority="0" w:name="Table Classic 3"/>
+    <w:lsdException w:uiPriority="0" w:name="Table Classic 4"/>
+    <w:lsdException w:uiPriority="0" w:name="Table Colorful 1"/>
+    <w:lsdException w:uiPriority="0" w:name="Table Colorful 2"/>
+    <w:lsdException w:uiPriority="0" w:name="Table Colorful 3"/>
+    <w:lsdException w:uiPriority="0" w:name="Table Columns 1"/>
+    <w:lsdException w:uiPriority="0" w:name="Table Columns 2"/>
+    <w:lsdException w:uiPriority="0" w:name="Table Columns 3"/>
+    <w:lsdException w:uiPriority="0" w:name="Table Columns 4"/>
+    <w:lsdException w:uiPriority="0" w:name="Table Columns 5"/>
+    <w:lsdException w:uiPriority="0" w:name="Table Grid 1"/>
+    <w:lsdException w:uiPriority="0" w:name="Table Grid 2"/>
+    <w:lsdException w:uiPriority="0" w:name="Table Grid 3"/>
+    <w:lsdException w:uiPriority="0" w:name="Table Grid 4"/>
+    <w:lsdException w:uiPriority="0" w:name="Table Grid 5"/>
+    <w:lsdException w:uiPriority="0" w:name="Table Grid 6"/>
+    <w:lsdException w:uiPriority="0" w:name="Table Grid 7"/>
+    <w:lsdException w:uiPriority="0" w:name="Table Grid 8"/>
+    <w:lsdException w:uiPriority="0" w:name="Table List 1"/>
+    <w:lsdException w:uiPriority="0" w:name="Table List 2"/>
+    <w:lsdException w:uiPriority="0" w:name="Table List 3"/>
+    <w:lsdException w:uiPriority="0" w:name="Table List 4"/>
+    <w:lsdException w:uiPriority="0" w:name="Table List 5"/>
+    <w:lsdException w:uiPriority="0" w:name="Table List 6"/>
+    <w:lsdException w:uiPriority="0" w:name="Table List 7"/>
+    <w:lsdException w:uiPriority="0" w:name="Table List 8"/>
+    <w:lsdException w:uiPriority="0" w:name="Table 3D effects 1"/>
+    <w:lsdException w:uiPriority="0" w:name="Table 3D effects 2"/>
+    <w:lsdException w:uiPriority="0" w:name="Table 3D effects 3"/>
+    <w:lsdException w:uiPriority="0" w:name="Table Contemporary"/>
+    <w:lsdException w:uiPriority="0" w:name="Table Elegant"/>
+    <w:lsdException w:uiPriority="0" w:name="Table Professional"/>
+    <w:lsdException w:uiPriority="0" w:name="Table Subtle 1"/>
+    <w:lsdException w:uiPriority="0" w:name="Table Subtle 2"/>
+    <w:lsdException w:uiPriority="0" w:name="Table Web 1"/>
+    <w:lsdException w:uiPriority="0" w:name="Table Web 2"/>
+    <w:lsdException w:uiPriority="0" w:name="Table Web 3"/>
+    <w:lsdException w:unhideWhenUsed="0" w:uiPriority="0" w:semiHidden="0" w:name="Balloon Text"/>
+    <w:lsdException w:qFormat="1" w:unhideWhenUsed="0" w:uiPriority="0" w:semiHidden="0" w:name="Table Grid"/>
+    <w:lsdException w:uiPriority="0" w:name="Table Theme"/>
+    <w:lsdException w:unhideWhenUsed="0" w:uiPriority="60" w:semiHidden="0" w:name="Light Shading"/>
+    <w:lsdException w:unhideWhenUsed="0" w:uiPriority="61" w:semiHidden="0" w:name="Light List"/>
+    <w:lsdException w:unhideWhenUsed="0" w:uiPriority="62" w:semiHidden="0" w:name="Light Grid"/>
+    <w:lsdException w:unhideWhenUsed="0" w:uiPriority="63" w:semiHidden="0" w:name="Medium Shading 1"/>
+    <w:lsdException w:unhideWhenUsed="0" w:uiPriority="64" w:semiHidden="0" w:name="Medium Shading 2"/>
+    <w:lsdException w:unhideWhenUsed="0" w:uiPriority="65" w:semiHidden="0" w:name="Medium List 1"/>
+    <w:lsdException w:unhideWhenUsed="0" w:uiPriority="66" w:semiHidden="0" w:name="Medium List 2"/>
+    <w:lsdException w:unhideWhenUsed="0" w:uiPriority="67" w:semiHidden="0" w:name="Medium Grid 1"/>
+    <w:lsdException w:unhideWhenUsed="0" w:uiPriority="68" w:semiHidden="0" w:name="Medium Grid 2"/>
+    <w:lsdException w:unhideWhenUsed="0" w:uiPriority="69" w:semiHidden="0" w:name="Medium Grid 3"/>
+    <w:lsdException w:unhideWhenUsed="0" w:uiPriority="70" w:semiHidden="0" w:name="Dark List"/>
+    <w:lsdException w:unhideWhenUsed="0" w:uiPriority="71" w:semiHidden="0" w:name="Colorful Shading"/>
+    <w:lsdException w:unhideWhenUsed="0" w:uiPriority="72" w:semiHidden="0" w:name="Colorful List"/>
+    <w:lsdException w:unhideWhenUsed="0" w:uiPriority="73" w:semiHidden="0" w:name="Colorful Grid"/>
+    <w:lsdException w:unhideWhenUsed="0" w:uiPriority="60" w:semiHidden="0" w:name="Light Shading Accent 1"/>
+    <w:lsdException w:unhideWhenUsed="0" w:uiPriority="61" w:semiHidden="0" w:name="Light List Accent 1"/>
+    <w:lsdException w:unhideWhenUsed="0" w:uiPriority="62" w:semiHidden="0" w:name="Light Grid Accent 1"/>
+    <w:lsdException w:unhideWhenUsed="0" w:uiPriority="63" w:semiHidden="0" w:name="Medium Shading 1 Accent 1"/>
+    <w:lsdException w:unhideWhenUsed="0" w:uiPriority="64" w:semiHidden="0" w:name="Medium Shading 2 Accent 1"/>
+    <w:lsdException w:unhideWhenUsed="0" w:uiPriority="65" w:semiHidden="0" w:name="Medium List 1 Accent 1"/>
+    <w:lsdException w:unhideWhenUsed="0" w:uiPriority="66" w:semiHidden="0" w:name="Medium List 2 Accent 1"/>
+    <w:lsdException w:unhideWhenUsed="0" w:uiPriority="67" w:semiHidden="0" w:name="Medium Grid 1 Accent 1"/>
+    <w:lsdException w:unhideWhenUsed="0" w:uiPriority="68" w:semiHidden="0" w:name="Medium Grid 2 Accent 1"/>
+    <w:lsdException w:unhideWhenUsed="0" w:uiPriority="69" w:semiHidden="0" w:name="Medium Grid 3 Accent 1"/>
+    <w:lsdException w:unhideWhenUsed="0" w:uiPriority="70" w:semiHidden="0" w:name="Dark List Accent 1"/>
+    <w:lsdException w:unhideWhenUsed="0" w:uiPriority="71" w:semiHidden="0" w:name="Colorful Shading Accent 1"/>
+    <w:lsdException w:unhideWhenUsed="0" w:uiPriority="72" w:semiHidden="0" w:name="Colorful List Accent 1"/>
+    <w:lsdException w:unhideWhenUsed="0" w:uiPriority="73" w:semiHidden="0" w:name="Colorful Grid Accent 1"/>
+    <w:lsdException w:unhideWhenUsed="0" w:uiPriority="60" w:semiHidden="0" w:name="Light Shading Accent 2"/>
+    <w:lsdException w:unhideWhenUsed="0" w:uiPriority="61" w:semiHidden="0" w:name="Light List Accent 2"/>
+    <w:lsdException w:unhideWhenUsed="0" w:uiPriority="62" w:semiHidden="0" w:name="Light Grid Accent 2"/>
+    <w:lsdException w:unhideWhenUsed="0" w:uiPriority="63" w:semiHidden="0" w:name="Medium Shading 1 Accent 2"/>
+    <w:lsdException w:unhideWhenUsed="0" w:uiPriority="64" w:semiHidden="0" w:name="Medium Shading 2 Accent 2"/>
+    <w:lsdException w:unhideWhenUsed="0" w:uiPriority="65" w:semiHidden="0" w:name="Medium List 1 Accent 2"/>
+    <w:lsdException w:unhideWhenUsed="0" w:uiPriority="66" w:semiHidden="0" w:name="Medium List 2 Accent 2"/>
+    <w:lsdException w:unhideWhenUsed="0" w:uiPriority="67" w:semiHidden="0" w:name="Medium Grid 1 Accent 2"/>
+    <w:lsdException w:unhideWhenUsed="0" w:uiPriority="68" w:semiHidden="0" w:name="Medium Grid 2 Accent 2"/>
+    <w:lsdException w:unhideWhenUsed="0" w:uiPriority="69" w:semiHidden="0" w:name="Medium Grid 3 Accent 2"/>
+    <w:lsdException w:unhideWhenUsed="0" w:uiPriority="70" w:semiHidden="0" w:name="Dark List Accent 2"/>
+    <w:lsdException w:unhideWhenUsed="0" w:uiPriority="71" w:semiHidden="0" w:name="Colorful Shading Accent 2"/>
+    <w:lsdException w:unhideWhenUsed="0" w:uiPriority="72" w:semiHidden="0" w:name="Colorful List Accent 2"/>
+    <w:lsdException w:unhideWhenUsed="0" w:uiPriority="73" w:semiHidden="0" w:name="Colorful Grid Accent 2"/>
+    <w:lsdException w:unhideWhenUsed="0" w:uiPriority="60" w:semiHidden="0" w:name="Light Shading Accent 3"/>
+    <w:lsdException w:unhideWhenUsed="0" w:uiPriority="61" w:semiHidden="0" w:name="Light List Accent 3"/>
+    <w:lsdException w:unhideWhenUsed="0" w:uiPriority="62" w:semiHidden="0" w:name="Light Grid Accent 3"/>
+    <w:lsdException w:unhideWhenUsed="0" w:uiPriority="63" w:semiHidden="0" w:name="Medium Shading 1 Accent 3"/>
+    <w:lsdException w:unhideWhenUsed="0" w:uiPriority="64" w:semiHidden="0" w:name="Medium Shading 2 Accent 3"/>
+    <w:lsdException w:unhideWhenUsed="0" w:uiPriority="65" w:semiHidden="0" w:name="Medium List 1 Accent 3"/>
+    <w:lsdException w:unhideWhenUsed="0" w:uiPriority="66" w:semiHidden="0" w:name="Medium List 2 Accent 3"/>
+    <w:lsdException w:unhideWhenUsed="0" w:uiPriority="67" w:semiHidden="0" w:name="Medium Grid 1 Accent 3"/>
+    <w:lsdException w:unhideWhenUsed="0" w:uiPriority="68" w:semiHidden="0" w:name="Medium Grid 2 Accent 3"/>
+    <w:lsdException w:unhideWhenUsed="0" w:uiPriority="69" w:semiHidden="0" w:name="Medium Grid 3 Accent 3"/>
+    <w:lsdException w:unhideWhenUsed="0" w:uiPriority="70" w:semiHidden="0" w:name="Dark List Accent 3"/>
+    <w:lsdException w:unhideWhenUsed="0" w:uiPriority="71" w:semiHidden="0" w:name="Colorful Shading Accent 3"/>
+    <w:lsdException w:unhideWhenUsed="0" w:uiPriority="72" w:semiHidden="0" w:name="Colorful List Accent 3"/>
+    <w:lsdException w:unhideWhenUsed="0" w:uiPriority="73" w:semiHidden="0" w:name="Colorful Grid Accent 3"/>
+    <w:lsdException w:unhideWhenUsed="0" w:uiPriority="60" w:semiHidden="0" w:name="Light Shading Accent 4"/>
+    <w:lsdException w:unhideWhenUsed="0" w:uiPriority="61" w:semiHidden="0" w:name="Light List Accent 4"/>
+    <w:lsdException w:unhideWhenUsed="0" w:uiPriority="62" w:semiHidden="0" w:name="Light Grid Accent 4"/>
+    <w:lsdException w:unhideWhenUsed="0" w:uiPriority="63" w:semiHidden="0" w:name="Medium Shading 1 Accent 4"/>
+    <w:lsdException w:unhideWhenUsed="0" w:uiPriority="64" w:semiHidden="0" w:name="Medium Shading 2 Accent 4"/>
+    <w:lsdException w:unhideWhenUsed="0" w:uiPriority="65" w:semiHidden="0" w:name="Medium List 1 Accent 4"/>
+    <w:lsdException w:unhideWhenUsed="0" w:uiPriority="66" w:semiHidden="0" w:name="Medium List 2 Accent 4"/>
+    <w:lsdException w:unhideWhenUsed="0" w:uiPriority="67" w:semiHidden="0" w:name="Medium Grid 1 Accent 4"/>
+    <w:lsdException w:unhideWhenUsed="0" w:uiPriority="68" w:semiHidden="0" w:name="Medium Grid 2 Accent 4"/>
+    <w:lsdException w:unhideWhenUsed="0" w:uiPriority="69" w:semiHidden="0" w:name="Medium Grid 3 Accent 4"/>
+    <w:lsdException w:unhideWhenUsed="0" w:uiPriority="70" w:semiHidden="0" w:name="Dark List Accent 4"/>
+    <w:lsdException w:unhideWhenUsed="0" w:uiPriority="71" w:semiHidden="0" w:name="Colorful Shading Accent 4"/>
+    <w:lsdException w:unhideWhenUsed="0" w:uiPriority="72" w:semiHidden="0" w:name="Colorful List Accent 4"/>
+    <w:lsdException w:unhideWhenUsed="0" w:uiPriority="73" w:semiHidden="0" w:name="Colorful Grid Accent 4"/>
+    <w:lsdException w:unhideWhenUsed="0" w:uiPriority="60" w:semiHidden="0" w:name="Light Shading Accent 5"/>
+    <w:lsdException w:unhideWhenUsed="0" w:uiPriority="61" w:semiHidden="0" w:name="Light List Accent 5"/>
+    <w:lsdException w:unhideWhenUsed="0" w:uiPriority="62" w:semiHidden="0" w:name="Light Grid Accent 5"/>
+    <w:lsdException w:unhideWhenUsed="0" w:uiPriority="63" w:semiHidden="0" w:name="Medium Shading 1 Accent 5"/>
+    <w:lsdException w:unhideWhenUsed="0" w:uiPriority="64" w:semiHidden="0" w:name="Medium Shading 2 Accent 5"/>
+    <w:lsdException w:unhideWhenUsed="0" w:uiPriority="65" w:semiHidden="0" w:name="Medium List 1 Accent 5"/>
+    <w:lsdException w:unhideWhenUsed="0" w:uiPriority="66" w:semiHidden="0" w:name="Medium List 2 Accent 5"/>
+    <w:lsdException w:unhideWhenUsed="0" w:uiPriority="67" w:semiHidden="0" w:name="Medium Grid 1 Accent 5"/>
+    <w:lsdException w:unhideWhenUsed="0" w:uiPriority="68" w:semiHidden="0" w:name="Medium Grid 2 Accent 5"/>
+    <w:lsdException w:unhideWhenUsed="0" w:uiPriority="69" w:semiHidden="0" w:name="Medium Grid 3 Accent 5"/>
+    <w:lsdException w:unhideWhenUsed="0" w:uiPriority="70" w:semiHidden="0" w:name="Dark List Accent 5"/>
+    <w:lsdException w:unhideWhenUsed="0" w:uiPriority="71" w:semiHidden="0" w:name="Colorful Shading Accent 5"/>
+    <w:lsdException w:unhideWhenUsed="0" w:uiPriority="72" w:semiHidden="0" w:name="Colorful List Accent 5"/>
+    <w:lsdException w:unhideWhenUsed="0" w:uiPriority="73" w:semiHidden="0" w:name="Colorful Grid Accent 5"/>
+    <w:lsdException w:unhideWhenUsed="0" w:uiPriority="60" w:semiHidden="0" w:name="Light Shading Accent 6"/>
+    <w:lsdException w:unhideWhenUsed="0" w:uiPriority="61" w:semiHidden="0" w:name="Light List Accent 6"/>
+    <w:lsdException w:unhideWhenUsed="0" w:uiPriority="62" w:semiHidden="0" w:name="Light Grid Accent 6"/>
+    <w:lsdException w:unhideWhenUsed="0" w:uiPriority="63" w:semiHidden="0" w:name="Medium Shading 1 Accent 6"/>
+    <w:lsdException w:unhideWhenUsed="0" w:uiPriority="64" w:semiHidden="0" w:name="Medium Shading 2 Accent 6"/>
+    <w:lsdException w:unhideWhenUsed="0" w:uiPriority="65" w:semiHidden="0" w:name="Medium List 1 Accent 6"/>
+    <w:lsdException w:unhideWhenUsed="0" w:uiPriority="66" w:semiHidden="0" w:name="Medium List 2 Accent 6"/>
+    <w:lsdException w:unhideWhenUsed="0" w:uiPriority="67" w:semiHidden="0" w:name="Medium Grid 1 Accent 6"/>
+    <w:lsdException w:unhideWhenUsed="0" w:uiPriority="68" w:semiHidden="0" w:name="Medium Grid 2 Accent 6"/>
+    <w:lsdException w:unhideWhenUsed="0" w:uiPriority="69" w:semiHidden="0" w:name="Medium Grid 3 Accent 6"/>
+    <w:lsdException w:unhideWhenUsed="0" w:uiPriority="70" w:semiHidden="0" w:name="Dark List Accent 6"/>
+    <w:lsdException w:unhideWhenUsed="0" w:uiPriority="71" w:semiHidden="0" w:name="Colorful Shading Accent 6"/>
+    <w:lsdException w:unhideWhenUsed="0" w:uiPriority="72" w:semiHidden="0" w:name="Colorful List Accent 6"/>
+    <w:lsdException w:unhideWhenUsed="0" w:uiPriority="73" w:semiHidden="0" w:name="Colorful Grid Accent 6"/>
   </w:latentStyles>
-  <w:style w:type="paragraph" w:default="1" w:styleId="a">
+  <w:style w:type="paragraph" w:default="1" w:styleId="1">
     <w:name w:val="Normal"/>
     <w:semiHidden/>
     <w:qFormat/>
+    <w:uiPriority w:val="0"/>
     <w:pPr>
       <w:kinsoku w:val="0"/>
       <w:autoSpaceDE w:val="0"/>
@@ -4143,23 +4645,25 @@
       <w:textAlignment w:val="baseline"/>
     </w:pPr>
     <w:rPr>
-      <w:rFonts w:ascii="Arial" w:eastAsia="Arial" w:hAnsi="Arial" w:cs="Arial"/>
+      <w:rFonts w:ascii="Arial" w:hAnsi="Arial" w:eastAsia="Arial" w:cs="Arial"/>
       <w:snapToGrid w:val="0"/>
       <w:color w:val="000000"/>
       <w:sz w:val="21"/>
       <w:szCs w:val="21"/>
-      <w:lang w:eastAsia="en-US"/>
+      <w:lang w:val="en-US" w:eastAsia="en-US" w:bidi="ar-SA"/>
     </w:rPr>
   </w:style>
-  <w:style w:type="paragraph" w:styleId="1">
+  <w:style w:type="paragraph" w:styleId="2">
     <w:name w:val="heading 1"/>
-    <w:basedOn w:val="a"/>
-    <w:next w:val="a"/>
+    <w:basedOn w:val="1"/>
+    <w:next w:val="1"/>
     <w:qFormat/>
+    <w:uiPriority w:val="0"/>
     <w:pPr>
       <w:keepNext/>
       <w:keepLines/>
       <w:numPr>
+        <w:ilvl w:val="0"/>
         <w:numId w:val="1"/>
       </w:numPr>
       <w:spacing w:before="340" w:after="330" w:line="576" w:lineRule="auto"/>
@@ -4171,12 +4675,13 @@
       <w:sz w:val="44"/>
     </w:rPr>
   </w:style>
-  <w:style w:type="paragraph" w:styleId="2">
+  <w:style w:type="paragraph" w:styleId="3">
     <w:name w:val="heading 2"/>
-    <w:basedOn w:val="a"/>
-    <w:next w:val="a"/>
+    <w:basedOn w:val="1"/>
+    <w:next w:val="1"/>
     <w:unhideWhenUsed/>
     <w:qFormat/>
+    <w:uiPriority w:val="0"/>
     <w:pPr>
       <w:keepNext/>
       <w:keepLines/>
@@ -4193,13 +4698,14 @@
       <w:sz w:val="32"/>
     </w:rPr>
   </w:style>
-  <w:style w:type="paragraph" w:styleId="3">
+  <w:style w:type="paragraph" w:styleId="4">
     <w:name w:val="heading 3"/>
-    <w:basedOn w:val="a"/>
-    <w:next w:val="a"/>
+    <w:basedOn w:val="1"/>
+    <w:next w:val="1"/>
     <w:semiHidden/>
     <w:unhideWhenUsed/>
     <w:qFormat/>
+    <w:uiPriority w:val="0"/>
     <w:pPr>
       <w:keepNext/>
       <w:keepLines/>
@@ -4215,12 +4721,13 @@
       <w:sz w:val="32"/>
     </w:rPr>
   </w:style>
-  <w:style w:type="paragraph" w:styleId="4">
+  <w:style w:type="paragraph" w:styleId="5">
     <w:name w:val="heading 4"/>
-    <w:basedOn w:val="a"/>
-    <w:next w:val="a"/>
+    <w:basedOn w:val="1"/>
+    <w:next w:val="1"/>
     <w:unhideWhenUsed/>
     <w:qFormat/>
+    <w:uiPriority w:val="0"/>
     <w:pPr>
       <w:keepNext/>
       <w:keepLines/>
@@ -4237,13 +4744,14 @@
       <w:sz w:val="28"/>
     </w:rPr>
   </w:style>
-  <w:style w:type="paragraph" w:styleId="5">
+  <w:style w:type="paragraph" w:styleId="6">
     <w:name w:val="heading 5"/>
-    <w:basedOn w:val="a"/>
-    <w:next w:val="a"/>
+    <w:basedOn w:val="1"/>
+    <w:next w:val="1"/>
     <w:semiHidden/>
     <w:unhideWhenUsed/>
     <w:qFormat/>
+    <w:uiPriority w:val="0"/>
     <w:pPr>
       <w:keepNext/>
       <w:keepLines/>
@@ -4259,13 +4767,14 @@
       <w:sz w:val="28"/>
     </w:rPr>
   </w:style>
-  <w:style w:type="paragraph" w:styleId="6">
+  <w:style w:type="paragraph" w:styleId="7">
     <w:name w:val="heading 6"/>
-    <w:basedOn w:val="a"/>
-    <w:next w:val="a"/>
+    <w:basedOn w:val="1"/>
+    <w:next w:val="1"/>
     <w:semiHidden/>
     <w:unhideWhenUsed/>
     <w:qFormat/>
+    <w:uiPriority w:val="0"/>
     <w:pPr>
       <w:keepNext/>
       <w:keepLines/>
@@ -4282,13 +4791,14 @@
       <w:sz w:val="24"/>
     </w:rPr>
   </w:style>
-  <w:style w:type="paragraph" w:styleId="7">
+  <w:style w:type="paragraph" w:styleId="8">
     <w:name w:val="heading 7"/>
-    <w:basedOn w:val="a"/>
-    <w:next w:val="a"/>
+    <w:basedOn w:val="1"/>
+    <w:next w:val="1"/>
     <w:semiHidden/>
     <w:unhideWhenUsed/>
     <w:qFormat/>
+    <w:uiPriority w:val="0"/>
     <w:pPr>
       <w:keepNext/>
       <w:keepLines/>
@@ -4304,13 +4814,14 @@
       <w:sz w:val="24"/>
     </w:rPr>
   </w:style>
-  <w:style w:type="paragraph" w:styleId="8">
+  <w:style w:type="paragraph" w:styleId="9">
     <w:name w:val="heading 8"/>
-    <w:basedOn w:val="a"/>
-    <w:next w:val="a"/>
+    <w:basedOn w:val="1"/>
+    <w:next w:val="1"/>
     <w:semiHidden/>
     <w:unhideWhenUsed/>
     <w:qFormat/>
+    <w:uiPriority w:val="0"/>
     <w:pPr>
       <w:keepNext/>
       <w:keepLines/>
@@ -4326,13 +4837,14 @@
       <w:sz w:val="24"/>
     </w:rPr>
   </w:style>
-  <w:style w:type="paragraph" w:styleId="9">
+  <w:style w:type="paragraph" w:styleId="10">
     <w:name w:val="heading 9"/>
-    <w:basedOn w:val="a"/>
-    <w:next w:val="a"/>
+    <w:basedOn w:val="1"/>
+    <w:next w:val="1"/>
     <w:semiHidden/>
     <w:unhideWhenUsed/>
     <w:qFormat/>
+    <w:uiPriority w:val="0"/>
     <w:pPr>
       <w:keepNext/>
       <w:keepLines/>
@@ -4347,19 +4859,18 @@
       <w:rFonts w:eastAsia="黑体"/>
     </w:rPr>
   </w:style>
-  <w:style w:type="character" w:default="1" w:styleId="a0">
+  <w:style w:type="character" w:default="1" w:styleId="22">
     <w:name w:val="Default Paragraph Font"/>
-    <w:uiPriority w:val="1"/>
     <w:semiHidden/>
     <w:unhideWhenUsed/>
+    <w:uiPriority w:val="1"/>
   </w:style>
-  <w:style w:type="table" w:default="1" w:styleId="a1">
+  <w:style w:type="table" w:default="1" w:styleId="20">
     <w:name w:val="Normal Table"/>
-    <w:uiPriority w:val="99"/>
     <w:semiHidden/>
     <w:unhideWhenUsed/>
+    <w:uiPriority w:val="99"/>
     <w:tblPr>
-      <w:tblInd w:w="0" w:type="dxa"/>
       <w:tblCellMar>
         <w:top w:w="0" w:type="dxa"/>
         <w:left w:w="108" w:type="dxa"/>
@@ -4368,36 +4879,34 @@
       </w:tblCellMar>
     </w:tblPr>
   </w:style>
-  <w:style w:type="numbering" w:default="1" w:styleId="a2">
-    <w:name w:val="No List"/>
-    <w:uiPriority w:val="99"/>
-    <w:semiHidden/>
-    <w:unhideWhenUsed/>
+  <w:style w:type="paragraph" w:styleId="11">
+    <w:name w:val="annotation text"/>
+    <w:basedOn w:val="1"/>
+    <w:qFormat/>
+    <w:uiPriority w:val="0"/>
   </w:style>
-  <w:style w:type="paragraph" w:styleId="a3">
-    <w:name w:val="annotation text"/>
-    <w:basedOn w:val="a"/>
-    <w:qFormat/>
-  </w:style>
-  <w:style w:type="paragraph" w:styleId="a4">
+  <w:style w:type="paragraph" w:styleId="12">
     <w:name w:val="Body Text"/>
-    <w:basedOn w:val="a"/>
+    <w:basedOn w:val="1"/>
     <w:semiHidden/>
     <w:qFormat/>
+    <w:uiPriority w:val="0"/>
   </w:style>
-  <w:style w:type="paragraph" w:styleId="TOC3">
+  <w:style w:type="paragraph" w:styleId="13">
     <w:name w:val="toc 3"/>
-    <w:basedOn w:val="a"/>
-    <w:next w:val="a"/>
+    <w:basedOn w:val="1"/>
+    <w:next w:val="1"/>
     <w:qFormat/>
+    <w:uiPriority w:val="0"/>
     <w:pPr>
-      <w:ind w:leftChars="400" w:left="840"/>
+      <w:ind w:left="840" w:leftChars="400"/>
     </w:pPr>
   </w:style>
-  <w:style w:type="paragraph" w:styleId="a5">
+  <w:style w:type="paragraph" w:styleId="14">
     <w:name w:val="footer"/>
-    <w:basedOn w:val="a"/>
+    <w:basedOn w:val="1"/>
     <w:qFormat/>
+    <w:uiPriority w:val="0"/>
     <w:pPr>
       <w:tabs>
         <w:tab w:val="center" w:pos="4153"/>
@@ -4408,16 +4917,17 @@
       <w:sz w:val="18"/>
     </w:rPr>
   </w:style>
-  <w:style w:type="paragraph" w:styleId="a6">
+  <w:style w:type="paragraph" w:styleId="15">
     <w:name w:val="header"/>
-    <w:basedOn w:val="a"/>
+    <w:basedOn w:val="1"/>
     <w:qFormat/>
+    <w:uiPriority w:val="0"/>
     <w:pPr>
       <w:pBdr>
-        <w:top w:val="nil"/>
-        <w:left w:val="nil"/>
-        <w:bottom w:val="nil"/>
-        <w:right w:val="nil"/>
+        <w:top w:val="none" w:color="auto" w:sz="0" w:space="0"/>
+        <w:left w:val="none" w:color="auto" w:sz="0" w:space="0"/>
+        <w:bottom w:val="none" w:color="auto" w:sz="0" w:space="0"/>
+        <w:right w:val="none" w:color="auto" w:sz="0" w:space="0"/>
       </w:pBdr>
       <w:tabs>
         <w:tab w:val="center" w:pos="4153"/>
@@ -4429,37 +4939,41 @@
       <w:sz w:val="18"/>
     </w:rPr>
   </w:style>
-  <w:style w:type="paragraph" w:styleId="TOC1">
+  <w:style w:type="paragraph" w:styleId="16">
     <w:name w:val="toc 1"/>
-    <w:basedOn w:val="a"/>
-    <w:next w:val="a"/>
+    <w:basedOn w:val="1"/>
+    <w:next w:val="1"/>
     <w:qFormat/>
+    <w:uiPriority w:val="0"/>
     <w:rPr>
       <w:rFonts w:eastAsia="Microsoft JhengHei"/>
       <w:sz w:val="24"/>
     </w:rPr>
   </w:style>
-  <w:style w:type="paragraph" w:styleId="TOC2">
+  <w:style w:type="paragraph" w:styleId="17">
     <w:name w:val="toc 2"/>
-    <w:basedOn w:val="a"/>
-    <w:next w:val="a"/>
+    <w:basedOn w:val="1"/>
+    <w:next w:val="1"/>
     <w:qFormat/>
+    <w:uiPriority w:val="0"/>
     <w:pPr>
-      <w:ind w:leftChars="200" w:left="420"/>
+      <w:ind w:left="420" w:leftChars="200"/>
     </w:pPr>
   </w:style>
-  <w:style w:type="paragraph" w:styleId="a7">
+  <w:style w:type="paragraph" w:styleId="18">
     <w:name w:val="Normal (Web)"/>
-    <w:basedOn w:val="a"/>
+    <w:basedOn w:val="1"/>
     <w:qFormat/>
+    <w:uiPriority w:val="0"/>
     <w:rPr>
       <w:sz w:val="24"/>
     </w:rPr>
   </w:style>
-  <w:style w:type="paragraph" w:styleId="a8">
+  <w:style w:type="paragraph" w:styleId="19">
     <w:name w:val="Title"/>
-    <w:basedOn w:val="a"/>
+    <w:basedOn w:val="1"/>
     <w:qFormat/>
+    <w:uiPriority w:val="0"/>
     <w:pPr>
       <w:spacing w:before="240" w:after="60"/>
       <w:jc w:val="center"/>
@@ -4470,68 +4984,73 @@
       <w:sz w:val="32"/>
     </w:rPr>
   </w:style>
-  <w:style w:type="table" w:styleId="a9">
+  <w:style w:type="table" w:styleId="21">
     <w:name w:val="Table Grid"/>
-    <w:basedOn w:val="a1"/>
+    <w:basedOn w:val="20"/>
     <w:qFormat/>
+    <w:uiPriority w:val="0"/>
     <w:pPr>
       <w:widowControl w:val="0"/>
       <w:jc w:val="both"/>
     </w:pPr>
     <w:tblPr>
       <w:tblBorders>
-        <w:top w:val="single" w:sz="4" w:space="0" w:color="auto"/>
-        <w:left w:val="single" w:sz="4" w:space="0" w:color="auto"/>
-        <w:bottom w:val="single" w:sz="4" w:space="0" w:color="auto"/>
-        <w:right w:val="single" w:sz="4" w:space="0" w:color="auto"/>
-        <w:insideH w:val="single" w:sz="4" w:space="0" w:color="auto"/>
-        <w:insideV w:val="single" w:sz="4" w:space="0" w:color="auto"/>
+        <w:top w:val="single" w:color="auto" w:sz="4" w:space="0"/>
+        <w:left w:val="single" w:color="auto" w:sz="4" w:space="0"/>
+        <w:bottom w:val="single" w:color="auto" w:sz="4" w:space="0"/>
+        <w:right w:val="single" w:color="auto" w:sz="4" w:space="0"/>
+        <w:insideH w:val="single" w:color="auto" w:sz="4" w:space="0"/>
+        <w:insideV w:val="single" w:color="auto" w:sz="4" w:space="0"/>
       </w:tblBorders>
     </w:tblPr>
   </w:style>
-  <w:style w:type="character" w:styleId="aa">
+  <w:style w:type="character" w:styleId="23">
     <w:name w:val="Strong"/>
-    <w:basedOn w:val="a0"/>
+    <w:basedOn w:val="22"/>
     <w:qFormat/>
+    <w:uiPriority w:val="0"/>
     <w:rPr>
       <w:b/>
     </w:rPr>
   </w:style>
-  <w:style w:type="paragraph" w:customStyle="1" w:styleId="ab">
+  <w:style w:type="paragraph" w:customStyle="1" w:styleId="24">
     <w:name w:val="柴_公司名"/>
-    <w:basedOn w:val="a8"/>
+    <w:basedOn w:val="19"/>
     <w:qFormat/>
+    <w:uiPriority w:val="0"/>
     <w:pPr>
-      <w:spacing w:afterLines="600" w:after="600"/>
+      <w:spacing w:after="600" w:afterLines="600"/>
     </w:pPr>
     <w:rPr>
-      <w:rFonts w:ascii="宋体" w:eastAsia="宋体" w:hAnsi="宋体" w:cs="宋体" w:hint="eastAsia"/>
+      <w:rFonts w:hint="eastAsia" w:ascii="宋体" w:hAnsi="宋体" w:eastAsia="宋体" w:cs="宋体"/>
       <w:bCs/>
       <w:spacing w:val="-6"/>
       <w:sz w:val="52"/>
       <w:szCs w:val="52"/>
     </w:rPr>
   </w:style>
-  <w:style w:type="paragraph" w:customStyle="1" w:styleId="ac">
+  <w:style w:type="paragraph" w:customStyle="1" w:styleId="25">
     <w:name w:val="柴_文档名"/>
-    <w:basedOn w:val="a8"/>
+    <w:basedOn w:val="19"/>
     <w:qFormat/>
+    <w:uiPriority w:val="0"/>
     <w:pPr>
-      <w:spacing w:afterLines="900" w:after="900"/>
+      <w:spacing w:after="900" w:afterLines="900"/>
     </w:pPr>
     <w:rPr>
-      <w:rFonts w:ascii="黑体" w:eastAsia="黑体" w:hAnsi="黑体" w:cs="黑体"/>
+      <w:rFonts w:ascii="黑体" w:hAnsi="黑体" w:eastAsia="黑体" w:cs="黑体"/>
       <w:bCs/>
       <w:spacing w:val="-7"/>
       <w:sz w:val="52"/>
       <w:szCs w:val="52"/>
     </w:rPr>
   </w:style>
-  <w:style w:type="table" w:customStyle="1" w:styleId="TableNormal0">
+  <w:style w:type="table" w:customStyle="1" w:styleId="26">
     <w:name w:val="Table Normal_0"/>
     <w:semiHidden/>
     <w:unhideWhenUsed/>
     <w:qFormat/>
+    <w:uiPriority w:val="0"/>
     <w:tblPr>
       <w:tblCellMar>
         <w:top w:w="0" w:type="dxa"/>
@@ -4541,21 +5060,23 @@
       </w:tblCellMar>
     </w:tblPr>
   </w:style>
-  <w:style w:type="paragraph" w:customStyle="1" w:styleId="TableText">
+  <w:style w:type="paragraph" w:customStyle="1" w:styleId="27">
     <w:name w:val="Table Text"/>
-    <w:basedOn w:val="a"/>
+    <w:basedOn w:val="1"/>
     <w:semiHidden/>
     <w:qFormat/>
+    <w:uiPriority w:val="0"/>
     <w:rPr>
-      <w:rFonts w:ascii="宋体" w:eastAsia="宋体" w:hAnsi="宋体" w:cs="宋体"/>
+      <w:rFonts w:ascii="宋体" w:hAnsi="宋体" w:eastAsia="宋体" w:cs="宋体"/>
     </w:rPr>
   </w:style>
-  <w:style w:type="paragraph" w:customStyle="1" w:styleId="10">
+  <w:style w:type="paragraph" w:customStyle="1" w:styleId="28">
     <w:name w:val="柴_标题1"/>
-    <w:basedOn w:val="1"/>
-    <w:next w:val="ad"/>
-    <w:link w:val="1Char"/>
+    <w:basedOn w:val="2"/>
+    <w:next w:val="29"/>
+    <w:link w:val="38"/>
     <w:qFormat/>
+    <w:uiPriority w:val="0"/>
     <w:pPr>
       <w:spacing w:before="100" w:after="90" w:line="360" w:lineRule="auto"/>
     </w:pPr>
@@ -4564,13 +5085,14 @@
       <w:sz w:val="32"/>
     </w:rPr>
   </w:style>
-  <w:style w:type="paragraph" w:customStyle="1" w:styleId="ad">
+  <w:style w:type="paragraph" w:customStyle="1" w:styleId="29">
     <w:name w:val="柴_正文"/>
-    <w:basedOn w:val="a4"/>
+    <w:basedOn w:val="12"/>
     <w:qFormat/>
+    <w:uiPriority w:val="0"/>
     <w:pPr>
       <w:spacing w:line="360" w:lineRule="auto"/>
-      <w:ind w:firstLineChars="200" w:firstLine="470"/>
+      <w:ind w:firstLine="470" w:firstLineChars="200"/>
     </w:pPr>
     <w:rPr>
       <w:rFonts w:eastAsia="宋体"/>
@@ -4578,11 +5100,12 @@
       <w:lang w:eastAsia="zh-CN"/>
     </w:rPr>
   </w:style>
-  <w:style w:type="paragraph" w:customStyle="1" w:styleId="20">
+  <w:style w:type="paragraph" w:customStyle="1" w:styleId="30">
     <w:name w:val="柴_标题2"/>
-    <w:basedOn w:val="2"/>
-    <w:next w:val="ad"/>
+    <w:basedOn w:val="3"/>
+    <w:next w:val="29"/>
     <w:qFormat/>
+    <w:uiPriority w:val="0"/>
     <w:pPr>
       <w:spacing w:line="360" w:lineRule="auto"/>
     </w:pPr>
@@ -4591,27 +5114,29 @@
       <w:sz w:val="28"/>
     </w:rPr>
   </w:style>
-  <w:style w:type="paragraph" w:customStyle="1" w:styleId="30">
+  <w:style w:type="paragraph" w:customStyle="1" w:styleId="31">
     <w:name w:val="柴_标题3"/>
-    <w:basedOn w:val="3"/>
-    <w:next w:val="a"/>
+    <w:basedOn w:val="4"/>
+    <w:next w:val="1"/>
     <w:qFormat/>
+    <w:uiPriority w:val="0"/>
     <w:pPr>
       <w:spacing w:line="360" w:lineRule="auto"/>
-      <w:ind w:left="0" w:firstLineChars="200" w:firstLine="472"/>
+      <w:ind w:left="0" w:firstLine="472" w:firstLineChars="200"/>
     </w:pPr>
     <w:rPr>
-      <w:rFonts w:ascii="宋体" w:eastAsia="宋体" w:hAnsi="宋体" w:cs="宋体"/>
+      <w:rFonts w:ascii="宋体" w:hAnsi="宋体" w:eastAsia="宋体" w:cs="宋体"/>
       <w:spacing w:val="-2"/>
       <w:sz w:val="24"/>
       <w:szCs w:val="24"/>
     </w:rPr>
   </w:style>
-  <w:style w:type="paragraph" w:customStyle="1" w:styleId="ae">
+  <w:style w:type="paragraph" w:customStyle="1" w:styleId="32">
     <w:name w:val="柴_目录"/>
-    <w:basedOn w:val="a"/>
-    <w:next w:val="a4"/>
+    <w:basedOn w:val="1"/>
+    <w:next w:val="12"/>
     <w:qFormat/>
+    <w:uiPriority w:val="0"/>
     <w:pPr>
       <w:tabs>
         <w:tab w:val="right" w:leader="dot" w:pos="8442"/>
@@ -4622,37 +5147,54 @@
       <w:sz w:val="24"/>
     </w:rPr>
   </w:style>
-  <w:style w:type="paragraph" w:customStyle="1" w:styleId="WPSOffice1">
+  <w:style w:type="paragraph" w:customStyle="1" w:styleId="33">
     <w:name w:val="WPSOffice手动目录 1"/>
     <w:qFormat/>
+    <w:uiPriority w:val="0"/>
+    <w:rPr>
+      <w:rFonts w:ascii="Times New Roman" w:hAnsi="Times New Roman" w:eastAsia="宋体" w:cs="Times New Roman"/>
+      <w:lang w:val="en-US" w:eastAsia="zh-CN" w:bidi="ar-SA"/>
+    </w:rPr>
   </w:style>
-  <w:style w:type="paragraph" w:customStyle="1" w:styleId="WPSOffice2">
+  <w:style w:type="paragraph" w:customStyle="1" w:styleId="34">
     <w:name w:val="WPSOffice手动目录 2"/>
     <w:qFormat/>
+    <w:uiPriority w:val="0"/>
     <w:pPr>
-      <w:ind w:leftChars="200" w:left="200"/>
+      <w:ind w:left="200" w:leftChars="200"/>
     </w:pPr>
+    <w:rPr>
+      <w:rFonts w:ascii="Times New Roman" w:hAnsi="Times New Roman" w:eastAsia="宋体" w:cs="Times New Roman"/>
+      <w:lang w:val="en-US" w:eastAsia="zh-CN" w:bidi="ar-SA"/>
+    </w:rPr>
   </w:style>
-  <w:style w:type="paragraph" w:customStyle="1" w:styleId="WPSOffice3">
+  <w:style w:type="paragraph" w:customStyle="1" w:styleId="35">
     <w:name w:val="WPSOffice手动目录 3"/>
     <w:qFormat/>
+    <w:uiPriority w:val="0"/>
     <w:pPr>
-      <w:ind w:leftChars="400" w:left="400"/>
+      <w:ind w:left="400" w:leftChars="400"/>
     </w:pPr>
+    <w:rPr>
+      <w:rFonts w:ascii="Times New Roman" w:hAnsi="Times New Roman" w:eastAsia="宋体" w:cs="Times New Roman"/>
+      <w:lang w:val="en-US" w:eastAsia="zh-CN" w:bidi="ar-SA"/>
+    </w:rPr>
   </w:style>
-  <w:style w:type="paragraph" w:customStyle="1" w:styleId="Compact">
+  <w:style w:type="paragraph" w:customStyle="1" w:styleId="36">
     <w:name w:val="Compact"/>
-    <w:basedOn w:val="a4"/>
+    <w:basedOn w:val="12"/>
     <w:qFormat/>
+    <w:uiPriority w:val="0"/>
     <w:pPr>
       <w:spacing w:before="36" w:after="36"/>
     </w:pPr>
   </w:style>
-  <w:style w:type="table" w:customStyle="1" w:styleId="Table">
+  <w:style w:type="table" w:customStyle="1" w:styleId="37">
     <w:name w:val="Table"/>
     <w:semiHidden/>
     <w:unhideWhenUsed/>
     <w:qFormat/>
+    <w:uiPriority w:val="0"/>
     <w:tblPr>
       <w:tblCellMar>
         <w:top w:w="0" w:type="dxa"/>
@@ -4662,28 +5204,29 @@
       </w:tblCellMar>
     </w:tblPr>
     <w:tblStylePr w:type="firstRow">
-      <w:tblPr/>
       <w:tcPr>
         <w:tcBorders>
-          <w:bottom w:val="single" w:sz="0" w:space="0" w:color="auto"/>
+          <w:bottom w:val="single" w:color="auto" w:sz="0" w:space="0"/>
         </w:tcBorders>
         <w:vAlign w:val="bottom"/>
       </w:tcPr>
     </w:tblStylePr>
   </w:style>
-  <w:style w:type="character" w:customStyle="1" w:styleId="1Char">
+  <w:style w:type="character" w:customStyle="1" w:styleId="38">
     <w:name w:val="柴_标题1 Char"/>
-    <w:link w:val="10"/>
+    <w:link w:val="28"/>
     <w:qFormat/>
+    <w:uiPriority w:val="0"/>
     <w:rPr>
-      <w:rFonts w:ascii="Arial" w:eastAsia="宋体" w:hAnsi="Arial"/>
+      <w:rFonts w:ascii="Arial" w:hAnsi="Arial" w:eastAsia="宋体"/>
       <w:sz w:val="32"/>
     </w:rPr>
   </w:style>
-  <w:style w:type="paragraph" w:customStyle="1" w:styleId="af">
+  <w:style w:type="paragraph" w:customStyle="1" w:styleId="39">
     <w:name w:val="柴_正文_无缩进"/>
-    <w:basedOn w:val="a"/>
+    <w:basedOn w:val="1"/>
     <w:qFormat/>
+    <w:uiPriority w:val="0"/>
     <w:rPr>
       <w:sz w:val="24"/>
       <w:lang w:eastAsia="zh-CN"/>
@@ -4936,6 +5479,5 @@
     </a:fmtScheme>
   </a:themeElements>
   <a:objectDefaults/>
-  <a:extraClrSchemeLst/>
 </a:theme>
 </file>